--- a/internal_doc/05.测试设计/story/数据持久化/Story_数据持久化_测试分析设计.docx
+++ b/internal_doc/05.测试设计/story/数据持久化/Story_数据持久化_测试分析设计.docx
@@ -6384,9 +6384,6 @@
       <w:pPr>
         <w:pStyle w:val="ListParagraph"/>
         <w:ind w:leftChars="271" w:left="569" w:firstLineChars="0" w:firstLine="0"/>
-        <w:rPr>
-          <w:rFonts w:hint="eastAsia"/>
-        </w:rPr>
       </w:pPr>
       <w:r>
         <w:rPr>
@@ -6441,9 +6438,6 @@
       <w:pPr>
         <w:pStyle w:val="ListParagraph"/>
         <w:ind w:leftChars="271" w:left="569" w:firstLineChars="0" w:firstLine="0"/>
-        <w:rPr>
-          <w:rFonts w:hint="eastAsia"/>
-        </w:rPr>
       </w:pPr>
       <w:r>
         <w:rPr>
@@ -6907,7 +6901,7 @@
         </w:tabs>
         <w:ind w:firstLineChars="200" w:firstLine="420"/>
         <w:rPr>
-          <w:rFonts w:asciiTheme="minorHAnsi" w:eastAsiaTheme="minorEastAsia" w:hAnsiTheme="minorHAnsi" w:cstheme="minorBidi" w:hint="eastAsia"/>
+          <w:rFonts w:asciiTheme="minorHAnsi" w:eastAsiaTheme="minorEastAsia" w:hAnsiTheme="minorHAnsi" w:cstheme="minorBidi"/>
           <w:kern w:val="2"/>
           <w:sz w:val="21"/>
           <w:szCs w:val="22"/>
@@ -10383,9 +10377,6 @@
           <w:p>
             <w:pPr>
               <w:spacing w:line="276" w:lineRule="auto"/>
-              <w:rPr>
-                <w:rFonts w:hint="eastAsia"/>
-              </w:rPr>
             </w:pPr>
           </w:p>
         </w:tc>
@@ -10407,9 +10398,6 @@
           <w:p>
             <w:pPr>
               <w:spacing w:line="276" w:lineRule="auto"/>
-              <w:rPr>
-                <w:rFonts w:hint="eastAsia"/>
-              </w:rPr>
             </w:pPr>
           </w:p>
         </w:tc>
@@ -10420,9 +10408,6 @@
           <w:p>
             <w:pPr>
               <w:spacing w:line="276" w:lineRule="auto"/>
-              <w:rPr>
-                <w:rFonts w:hint="eastAsia"/>
-              </w:rPr>
             </w:pPr>
             <w:r>
               <w:rPr>
@@ -10454,9 +10439,6 @@
           <w:p>
             <w:pPr>
               <w:spacing w:line="276" w:lineRule="auto"/>
-              <w:rPr>
-                <w:rFonts w:hint="eastAsia"/>
-              </w:rPr>
             </w:pPr>
           </w:p>
         </w:tc>
@@ -10467,9 +10449,6 @@
           <w:p>
             <w:pPr>
               <w:spacing w:line="276" w:lineRule="auto"/>
-              <w:rPr>
-                <w:rFonts w:hint="eastAsia"/>
-              </w:rPr>
             </w:pPr>
             <w:r>
               <w:rPr>
@@ -10510,9 +10489,6 @@
           <w:p>
             <w:pPr>
               <w:spacing w:line="276" w:lineRule="auto"/>
-              <w:rPr>
-                <w:rFonts w:hint="eastAsia"/>
-              </w:rPr>
             </w:pPr>
           </w:p>
         </w:tc>
@@ -10526,9 +10502,6 @@
           <w:p>
             <w:pPr>
               <w:spacing w:line="276" w:lineRule="auto"/>
-              <w:rPr>
-                <w:rFonts w:hint="eastAsia"/>
-              </w:rPr>
             </w:pPr>
           </w:p>
         </w:tc>
@@ -10539,9 +10512,6 @@
           <w:p>
             <w:pPr>
               <w:spacing w:line="276" w:lineRule="auto"/>
-              <w:rPr>
-                <w:rFonts w:hint="eastAsia"/>
-              </w:rPr>
             </w:pPr>
             <w:r>
               <w:rPr>
@@ -10582,9 +10552,6 @@
           <w:p>
             <w:pPr>
               <w:spacing w:line="276" w:lineRule="auto"/>
-              <w:rPr>
-                <w:rFonts w:hint="eastAsia"/>
-              </w:rPr>
             </w:pPr>
           </w:p>
         </w:tc>
@@ -10673,9 +10640,6 @@
           <w:p>
             <w:pPr>
               <w:spacing w:line="276" w:lineRule="auto"/>
-              <w:rPr>
-                <w:rFonts w:hint="eastAsia"/>
-              </w:rPr>
             </w:pPr>
           </w:p>
         </w:tc>
@@ -10686,9 +10650,6 @@
           <w:p>
             <w:pPr>
               <w:spacing w:line="276" w:lineRule="auto"/>
-              <w:rPr>
-                <w:rFonts w:hint="eastAsia"/>
-              </w:rPr>
             </w:pPr>
             <w:r>
               <w:rPr>
@@ -10835,9 +10796,6 @@
           <w:p>
             <w:pPr>
               <w:spacing w:line="276" w:lineRule="auto"/>
-              <w:rPr>
-                <w:rFonts w:hint="eastAsia"/>
-              </w:rPr>
             </w:pPr>
           </w:p>
         </w:tc>
@@ -10848,9 +10806,6 @@
           <w:p>
             <w:pPr>
               <w:spacing w:line="276" w:lineRule="auto"/>
-              <w:rPr>
-                <w:rFonts w:hint="eastAsia"/>
-              </w:rPr>
             </w:pPr>
             <w:r>
               <w:rPr>
@@ -11135,7 +11090,7 @@
           <w:tab w:val="left" w:pos="705"/>
         </w:tabs>
         <w:rPr>
-          <w:rFonts w:asciiTheme="minorHAnsi" w:eastAsiaTheme="minorEastAsia" w:hAnsiTheme="minorHAnsi" w:cstheme="minorBidi" w:hint="eastAsia"/>
+          <w:rFonts w:asciiTheme="minorHAnsi" w:eastAsiaTheme="minorEastAsia" w:hAnsiTheme="minorHAnsi" w:cstheme="minorBidi"/>
           <w:kern w:val="2"/>
           <w:sz w:val="21"/>
           <w:szCs w:val="22"/>
@@ -11150,7 +11105,7 @@
           <w:tab w:val="left" w:pos="705"/>
         </w:tabs>
         <w:rPr>
-          <w:rFonts w:asciiTheme="minorHAnsi" w:eastAsiaTheme="minorEastAsia" w:hAnsiTheme="minorHAnsi" w:cstheme="minorBidi" w:hint="eastAsia"/>
+          <w:rFonts w:asciiTheme="minorHAnsi" w:eastAsiaTheme="minorEastAsia" w:hAnsiTheme="minorHAnsi" w:cstheme="minorBidi"/>
           <w:kern w:val="2"/>
           <w:sz w:val="21"/>
           <w:szCs w:val="22"/>
@@ -11196,7 +11151,7 @@
               <w:ind w:firstLine="0"/>
               <w:jc w:val="center"/>
               <w:rPr>
-                <w:rFonts w:cs="Times New Roman" w:hint="eastAsia"/>
+                <w:rFonts w:cs="Times New Roman"/>
                 <w:i w:val="0"/>
                 <w:noProof/>
                 <w:color w:val="auto"/>
@@ -11224,7 +11179,7 @@
               <w:ind w:firstLine="0"/>
               <w:jc w:val="center"/>
               <w:rPr>
-                <w:rFonts w:cs="Times New Roman" w:hint="eastAsia"/>
+                <w:rFonts w:cs="Times New Roman"/>
                 <w:i w:val="0"/>
                 <w:noProof/>
                 <w:color w:val="auto"/>
@@ -11276,7 +11231,7 @@
               <w:adjustRightInd w:val="0"/>
               <w:spacing w:line="276" w:lineRule="auto"/>
               <w:rPr>
-                <w:rFonts w:cs="Times New Roman" w:hint="eastAsia"/>
+                <w:rFonts w:cs="Times New Roman"/>
               </w:rPr>
             </w:pPr>
           </w:p>
@@ -11316,7 +11271,7 @@
               <w:adjustRightInd w:val="0"/>
               <w:spacing w:line="276" w:lineRule="auto"/>
               <w:rPr>
-                <w:rFonts w:cs="Times New Roman" w:hint="eastAsia"/>
+                <w:rFonts w:cs="Times New Roman"/>
               </w:rPr>
             </w:pPr>
           </w:p>
@@ -11368,7 +11323,7 @@
               <w:adjustRightInd w:val="0"/>
               <w:spacing w:line="276" w:lineRule="auto"/>
               <w:rPr>
-                <w:rFonts w:cs="Times New Roman" w:hint="eastAsia"/>
+                <w:rFonts w:cs="Times New Roman"/>
               </w:rPr>
             </w:pPr>
           </w:p>
@@ -11408,7 +11363,7 @@
               <w:adjustRightInd w:val="0"/>
               <w:spacing w:line="276" w:lineRule="auto"/>
               <w:rPr>
-                <w:rFonts w:cs="Times New Roman" w:hint="eastAsia"/>
+                <w:rFonts w:cs="Times New Roman"/>
               </w:rPr>
             </w:pPr>
           </w:p>
@@ -11448,7 +11403,7 @@
               <w:adjustRightInd w:val="0"/>
               <w:spacing w:line="276" w:lineRule="auto"/>
               <w:rPr>
-                <w:rFonts w:cs="Times New Roman" w:hint="eastAsia"/>
+                <w:rFonts w:cs="Times New Roman"/>
               </w:rPr>
             </w:pPr>
           </w:p>
@@ -11466,7 +11421,7 @@
               <w:adjustRightInd w:val="0"/>
               <w:spacing w:line="276" w:lineRule="auto"/>
               <w:rPr>
-                <w:rFonts w:cs="Times New Roman" w:hint="eastAsia"/>
+                <w:rFonts w:cs="Times New Roman"/>
               </w:rPr>
             </w:pPr>
             <w:r>
@@ -11497,9 +11452,6 @@
           <w:p>
             <w:pPr>
               <w:spacing w:line="276" w:lineRule="auto"/>
-              <w:rPr>
-                <w:rFonts w:hint="eastAsia"/>
-              </w:rPr>
             </w:pPr>
             <w:r>
               <w:rPr>
@@ -11529,9 +11481,6 @@
           <w:p>
             <w:pPr>
               <w:spacing w:line="276" w:lineRule="auto"/>
-              <w:rPr>
-                <w:rFonts w:hint="eastAsia"/>
-              </w:rPr>
             </w:pPr>
           </w:p>
           <w:p>
@@ -11541,7 +11490,7 @@
               <w:adjustRightInd w:val="0"/>
               <w:spacing w:line="276" w:lineRule="auto"/>
               <w:rPr>
-                <w:rFonts w:cs="Times New Roman" w:hint="eastAsia"/>
+                <w:rFonts w:cs="Times New Roman"/>
               </w:rPr>
             </w:pPr>
             <w:r>
@@ -11584,7 +11533,7 @@
               <w:adjustRightInd w:val="0"/>
               <w:spacing w:line="276" w:lineRule="auto"/>
               <w:rPr>
-                <w:rFonts w:cs="Times New Roman" w:hint="eastAsia"/>
+                <w:rFonts w:cs="Times New Roman"/>
               </w:rPr>
             </w:pPr>
             <w:r>
@@ -11626,7 +11575,7 @@
               <w:adjustRightInd w:val="0"/>
               <w:spacing w:line="276" w:lineRule="auto"/>
               <w:rPr>
-                <w:rFonts w:cs="Times New Roman" w:hint="eastAsia"/>
+                <w:rFonts w:cs="Times New Roman"/>
               </w:rPr>
             </w:pPr>
           </w:p>
@@ -11639,9 +11588,6 @@
         <w:autoSpaceDN w:val="0"/>
         <w:adjustRightInd w:val="0"/>
         <w:spacing w:line="276" w:lineRule="auto"/>
-        <w:rPr>
-          <w:rFonts w:hint="eastAsia"/>
-        </w:rPr>
       </w:pPr>
       <w:r>
         <w:rPr>
@@ -11681,9 +11627,6 @@
         <w:autoSpaceDN w:val="0"/>
         <w:adjustRightInd w:val="0"/>
         <w:spacing w:line="276" w:lineRule="auto"/>
-        <w:rPr>
-          <w:rFonts w:hint="eastAsia"/>
-        </w:rPr>
       </w:pPr>
     </w:p>
     <w:p>
@@ -11692,9 +11635,6 @@
         <w:autoSpaceDN w:val="0"/>
         <w:adjustRightInd w:val="0"/>
         <w:spacing w:line="276" w:lineRule="auto"/>
-        <w:rPr>
-          <w:rFonts w:hint="eastAsia"/>
-        </w:rPr>
       </w:pPr>
       <w:r>
         <w:rPr>
@@ -11746,7 +11686,7 @@
               <w:ind w:firstLine="0"/>
               <w:jc w:val="center"/>
               <w:rPr>
-                <w:rFonts w:cs="Times New Roman" w:hint="eastAsia"/>
+                <w:rFonts w:cs="Times New Roman"/>
                 <w:i w:val="0"/>
                 <w:noProof/>
                 <w:color w:val="auto"/>
@@ -11774,7 +11714,7 @@
               <w:ind w:firstLine="0"/>
               <w:jc w:val="center"/>
               <w:rPr>
-                <w:rFonts w:cs="Times New Roman" w:hint="eastAsia"/>
+                <w:rFonts w:cs="Times New Roman"/>
                 <w:i w:val="0"/>
                 <w:noProof/>
                 <w:color w:val="auto"/>
@@ -11802,7 +11742,7 @@
               <w:ind w:firstLine="0"/>
               <w:jc w:val="center"/>
               <w:rPr>
-                <w:rFonts w:cs="Times New Roman" w:hint="eastAsia"/>
+                <w:rFonts w:cs="Times New Roman"/>
                 <w:i w:val="0"/>
                 <w:noProof/>
                 <w:color w:val="auto"/>
@@ -11853,9 +11793,6 @@
               <w:autoSpaceDN w:val="0"/>
               <w:adjustRightInd w:val="0"/>
               <w:spacing w:line="276" w:lineRule="auto"/>
-              <w:rPr>
-                <w:rFonts w:hint="eastAsia"/>
-              </w:rPr>
             </w:pPr>
             <w:r>
               <w:rPr>
@@ -11894,7 +11831,7 @@
               <w:adjustRightInd w:val="0"/>
               <w:spacing w:line="276" w:lineRule="auto"/>
               <w:rPr>
-                <w:rFonts w:cs="Times New Roman" w:hint="eastAsia"/>
+                <w:rFonts w:cs="Times New Roman"/>
               </w:rPr>
             </w:pPr>
             <w:r>
@@ -11935,7 +11872,7 @@
               <w:adjustRightInd w:val="0"/>
               <w:spacing w:line="276" w:lineRule="auto"/>
               <w:rPr>
-                <w:rFonts w:cs="Times New Roman" w:hint="eastAsia"/>
+                <w:rFonts w:cs="Times New Roman"/>
               </w:rPr>
             </w:pPr>
             <w:r>
@@ -11990,7 +11927,7 @@
               <w:adjustRightInd w:val="0"/>
               <w:spacing w:line="276" w:lineRule="auto"/>
               <w:rPr>
-                <w:rFonts w:cs="Times New Roman" w:hint="eastAsia"/>
+                <w:rFonts w:cs="Times New Roman"/>
               </w:rPr>
             </w:pPr>
             <w:r>
@@ -12030,7 +11967,7 @@
               <w:adjustRightInd w:val="0"/>
               <w:spacing w:line="276" w:lineRule="auto"/>
               <w:rPr>
-                <w:rFonts w:cs="Times New Roman" w:hint="eastAsia"/>
+                <w:rFonts w:cs="Times New Roman"/>
               </w:rPr>
             </w:pPr>
             <w:r>
@@ -12059,7 +11996,7 @@
               <w:adjustRightInd w:val="0"/>
               <w:spacing w:line="276" w:lineRule="auto"/>
               <w:rPr>
-                <w:rFonts w:cs="Times New Roman" w:hint="eastAsia"/>
+                <w:rFonts w:cs="Times New Roman"/>
               </w:rPr>
             </w:pPr>
             <w:r>
@@ -12120,7 +12057,7 @@
               <w:adjustRightInd w:val="0"/>
               <w:spacing w:line="276" w:lineRule="auto"/>
               <w:rPr>
-                <w:rFonts w:cs="Times New Roman" w:hint="eastAsia"/>
+                <w:rFonts w:cs="Times New Roman"/>
               </w:rPr>
             </w:pPr>
             <w:r>
@@ -12160,7 +12097,7 @@
               <w:adjustRightInd w:val="0"/>
               <w:spacing w:line="276" w:lineRule="auto"/>
               <w:rPr>
-                <w:rFonts w:cs="Times New Roman" w:hint="eastAsia"/>
+                <w:rFonts w:cs="Times New Roman"/>
               </w:rPr>
             </w:pPr>
             <w:r>
@@ -12189,7 +12126,7 @@
               <w:adjustRightInd w:val="0"/>
               <w:spacing w:line="276" w:lineRule="auto"/>
               <w:rPr>
-                <w:rFonts w:cs="Times New Roman" w:hint="eastAsia"/>
+                <w:rFonts w:cs="Times New Roman"/>
               </w:rPr>
             </w:pPr>
             <w:r>
@@ -12250,7 +12187,7 @@
               <w:adjustRightInd w:val="0"/>
               <w:spacing w:line="276" w:lineRule="auto"/>
               <w:rPr>
-                <w:rFonts w:cs="Times New Roman" w:hint="eastAsia"/>
+                <w:rFonts w:cs="Times New Roman"/>
               </w:rPr>
             </w:pPr>
             <w:r>
@@ -12284,7 +12221,7 @@
               <w:adjustRightInd w:val="0"/>
               <w:spacing w:line="276" w:lineRule="auto"/>
               <w:rPr>
-                <w:rFonts w:cs="Times New Roman" w:hint="eastAsia"/>
+                <w:rFonts w:cs="Times New Roman"/>
               </w:rPr>
             </w:pPr>
             <w:r>
@@ -12319,7 +12256,7 @@
               <w:adjustRightInd w:val="0"/>
               <w:spacing w:line="276" w:lineRule="auto"/>
               <w:rPr>
-                <w:rFonts w:cs="Times New Roman" w:hint="eastAsia"/>
+                <w:rFonts w:cs="Times New Roman"/>
               </w:rPr>
             </w:pPr>
             <w:r>
@@ -12399,7 +12336,7 @@
               <w:adjustRightInd w:val="0"/>
               <w:spacing w:line="276" w:lineRule="auto"/>
               <w:rPr>
-                <w:rFonts w:cs="Times New Roman" w:hint="eastAsia"/>
+                <w:rFonts w:cs="Times New Roman"/>
               </w:rPr>
             </w:pPr>
             <w:r>
@@ -12467,7 +12404,7 @@
               <w:adjustRightInd w:val="0"/>
               <w:spacing w:line="276" w:lineRule="auto"/>
               <w:rPr>
-                <w:rFonts w:cs="Times New Roman" w:hint="eastAsia"/>
+                <w:rFonts w:cs="Times New Roman"/>
               </w:rPr>
             </w:pPr>
             <w:r>
@@ -12487,9 +12424,6 @@
         <w:adjustRightInd w:val="0"/>
         <w:spacing w:line="276" w:lineRule="auto"/>
         <w:ind w:firstLineChars="50" w:firstLine="105"/>
-        <w:rPr>
-          <w:rFonts w:hint="eastAsia"/>
-        </w:rPr>
       </w:pPr>
       <w:r>
         <w:rPr>
@@ -12550,9 +12484,6 @@
         <w:adjustRightInd w:val="0"/>
         <w:spacing w:line="276" w:lineRule="auto"/>
         <w:ind w:firstLineChars="50" w:firstLine="105"/>
-        <w:rPr>
-          <w:rFonts w:hint="eastAsia"/>
-        </w:rPr>
       </w:pPr>
       <w:r>
         <w:rPr>
@@ -12569,7 +12500,7 @@
         <w:spacing w:line="276" w:lineRule="auto"/>
         <w:ind w:firstLineChars="50" w:firstLine="105"/>
         <w:rPr>
-          <w:rFonts w:ascii="Times New Roman" w:eastAsia="宋体" w:hAnsi="Times New Roman" w:cs="Times New Roman" w:hint="eastAsia"/>
+          <w:rFonts w:ascii="Times New Roman" w:eastAsia="宋体" w:hAnsi="Times New Roman" w:cs="Times New Roman"/>
           <w:kern w:val="0"/>
           <w:sz w:val="20"/>
           <w:szCs w:val="20"/>
@@ -12585,9 +12516,6 @@
     <w:p>
       <w:pPr>
         <w:pStyle w:val="Heading3"/>
-        <w:rPr>
-          <w:rFonts w:hint="eastAsia"/>
-        </w:rPr>
       </w:pPr>
       <w:r>
         <w:rPr>
@@ -12597,11 +12525,6 @@
       </w:r>
     </w:p>
     <w:p>
-      <w:pPr>
-        <w:rPr>
-          <w:rFonts w:hint="eastAsia"/>
-        </w:rPr>
-      </w:pPr>
       <w:r>
         <w:rPr>
           <w:rFonts w:hint="eastAsia"/>
@@ -12658,11 +12581,6 @@
       </w:r>
     </w:p>
     <w:p>
-      <w:pPr>
-        <w:rPr>
-          <w:rFonts w:hint="eastAsia"/>
-        </w:rPr>
-      </w:pPr>
       <w:r>
         <w:rPr>
           <w:rFonts w:hint="eastAsia"/>
@@ -12724,8 +12642,8 @@
         <w:lastRenderedPageBreak/>
         <w:drawing>
           <wp:inline distT="0" distB="0" distL="0" distR="0">
-            <wp:extent cx="4253027" cy="3576240"/>
-            <wp:effectExtent l="19050" t="0" r="0" b="0"/>
+            <wp:extent cx="4184492" cy="3518611"/>
+            <wp:effectExtent l="19050" t="0" r="6508" b="0"/>
             <wp:docPr id="4" name="Picture 4"/>
             <wp:cNvGraphicFramePr>
               <a:graphicFrameLocks xmlns:a="http://schemas.openxmlformats.org/drawingml/2006/main" noChangeAspect="1"/>
@@ -12749,7 +12667,7 @@
                   <pic:spPr bwMode="auto">
                     <a:xfrm>
                       <a:off x="0" y="0"/>
-                      <a:ext cx="4253108" cy="3576308"/>
+                      <a:ext cx="4184572" cy="3518678"/>
                     </a:xfrm>
                     <a:prstGeom prst="rect">
                       <a:avLst/>
@@ -13001,11 +12919,6 @@
       </w:tr>
     </w:tbl>
     <w:p>
-      <w:pPr>
-        <w:rPr>
-          <w:rFonts w:hint="eastAsia"/>
-        </w:rPr>
-      </w:pPr>
       <w:r>
         <w:rPr>
           <w:rFonts w:hint="eastAsia"/>
@@ -13014,55 +12927,44 @@
       </w:r>
     </w:p>
     <w:p>
-      <w:pPr>
+      <w:r>
         <w:rPr>
           <w:rFonts w:hint="eastAsia"/>
         </w:rPr>
-      </w:pPr>
+        <w:t>验证基本功能时作为检测点验证</w:t>
+      </w:r>
       <w:r>
         <w:rPr>
           <w:rFonts w:hint="eastAsia"/>
         </w:rPr>
-        <w:t>验证基本功能时作为检测点验证</w:t>
+        <w:t>CollectionSpace Header</w:t>
       </w:r>
       <w:r>
         <w:rPr>
           <w:rFonts w:hint="eastAsia"/>
         </w:rPr>
-        <w:t>CollectionSpace Header</w:t>
+        <w:t>、</w:t>
       </w:r>
       <w:r>
         <w:rPr>
           <w:rFonts w:hint="eastAsia"/>
         </w:rPr>
-        <w:t>、</w:t>
+        <w:t>Meta Block</w:t>
       </w:r>
       <w:r>
         <w:rPr>
           <w:rFonts w:hint="eastAsia"/>
         </w:rPr>
-        <w:t>Meta Block</w:t>
+        <w:t>新增标识正确性</w:t>
       </w:r>
       <w:r>
         <w:rPr>
           <w:rFonts w:hint="eastAsia"/>
         </w:rPr>
-        <w:t>新增标识正确性</w:t>
-      </w:r>
-      <w:r>
-        <w:rPr>
-          <w:rFonts w:hint="eastAsia"/>
-        </w:rPr>
         <w:t>。</w:t>
       </w:r>
     </w:p>
-    <w:p>
-      <w:pPr>
-        <w:rPr>
-          <w:rFonts w:hint="eastAsia"/>
-        </w:rPr>
-      </w:pPr>
-    </w:p>
+    <w:p/>
     <w:p>
       <w:r>
         <w:rPr>
@@ -13108,9 +13010,6 @@
     <w:p>
       <w:pPr>
         <w:pStyle w:val="Heading3"/>
-        <w:rPr>
-          <w:rFonts w:hint="eastAsia"/>
-        </w:rPr>
       </w:pPr>
       <w:r>
         <w:rPr>
@@ -13120,11 +13019,6 @@
       </w:r>
     </w:p>
     <w:p>
-      <w:pPr>
-        <w:rPr>
-          <w:rFonts w:hint="eastAsia"/>
-        </w:rPr>
-      </w:pPr>
       <w:r>
         <w:rPr>
           <w:rFonts w:hint="eastAsia"/>
@@ -13168,7 +13062,7 @@
               <w:ind w:firstLine="0"/>
               <w:jc w:val="center"/>
               <w:rPr>
-                <w:rFonts w:cs="Times New Roman" w:hint="eastAsia"/>
+                <w:rFonts w:cs="Times New Roman"/>
                 <w:i w:val="0"/>
                 <w:noProof/>
                 <w:color w:val="auto"/>
@@ -13196,7 +13090,7 @@
               <w:ind w:firstLine="0"/>
               <w:jc w:val="center"/>
               <w:rPr>
-                <w:rFonts w:cs="Times New Roman" w:hint="eastAsia"/>
+                <w:rFonts w:cs="Times New Roman"/>
                 <w:i w:val="0"/>
                 <w:noProof/>
                 <w:color w:val="auto"/>
@@ -13248,7 +13142,7 @@
               <w:adjustRightInd w:val="0"/>
               <w:spacing w:line="276" w:lineRule="auto"/>
               <w:rPr>
-                <w:rFonts w:cs="Times New Roman" w:hint="eastAsia"/>
+                <w:rFonts w:cs="Times New Roman"/>
               </w:rPr>
             </w:pPr>
             <w:r>
@@ -13343,7 +13237,7 @@
               <w:adjustRightInd w:val="0"/>
               <w:spacing w:line="276" w:lineRule="auto"/>
               <w:rPr>
-                <w:rFonts w:cs="Times New Roman" w:hint="eastAsia"/>
+                <w:rFonts w:cs="Times New Roman"/>
               </w:rPr>
             </w:pPr>
             <w:r>
@@ -13396,7 +13290,7 @@
               <w:adjustRightInd w:val="0"/>
               <w:spacing w:line="276" w:lineRule="auto"/>
               <w:rPr>
-                <w:rFonts w:cs="Times New Roman" w:hint="eastAsia"/>
+                <w:rFonts w:cs="Times New Roman"/>
               </w:rPr>
             </w:pPr>
             <w:r>
@@ -13449,7 +13343,7 @@
               <w:adjustRightInd w:val="0"/>
               <w:spacing w:line="276" w:lineRule="auto"/>
               <w:rPr>
-                <w:rFonts w:cs="Times New Roman" w:hint="eastAsia"/>
+                <w:rFonts w:cs="Times New Roman"/>
               </w:rPr>
             </w:pPr>
             <w:r>
@@ -13502,7 +13396,7 @@
               <w:adjustRightInd w:val="0"/>
               <w:spacing w:line="276" w:lineRule="auto"/>
               <w:rPr>
-                <w:rFonts w:cs="Times New Roman" w:hint="eastAsia"/>
+                <w:rFonts w:cs="Times New Roman"/>
               </w:rPr>
             </w:pPr>
             <w:r>
@@ -13566,7 +13460,7 @@
               <w:adjustRightInd w:val="0"/>
               <w:spacing w:line="276" w:lineRule="auto"/>
               <w:rPr>
-                <w:rFonts w:cs="Times New Roman" w:hint="eastAsia"/>
+                <w:rFonts w:cs="Times New Roman"/>
               </w:rPr>
             </w:pPr>
             <w:r>
@@ -14332,101 +14226,57 @@
       </w:r>
       <w:bookmarkEnd w:id="19"/>
     </w:p>
-    <w:p>
-      <w:pPr>
-        <w:ind w:firstLineChars="200" w:firstLine="420"/>
-        <w:rPr>
-          <w:rFonts w:ascii="Arial" w:eastAsia="黑体" w:hAnsi="Arial" w:cs="Arial"/>
-          <w:i/>
-          <w:color w:val="0000FF"/>
-          <w:szCs w:val="21"/>
-        </w:rPr>
-      </w:pPr>
-      <w:r>
-        <w:rPr>
-          <w:rFonts w:ascii="Arial" w:eastAsia="黑体" w:hAnsi="Arial" w:cs="Arial"/>
-          <w:i/>
-          <w:color w:val="0000FF"/>
-          <w:szCs w:val="21"/>
-        </w:rPr>
-        <w:t>挑选详细设计中的一级用例执行通过后可以满足</w:t>
-      </w:r>
-      <w:r>
-        <w:rPr>
-          <w:rFonts w:ascii="Arial" w:eastAsia="黑体" w:hAnsi="Arial" w:cs="Arial"/>
-          <w:i/>
-          <w:color w:val="0000FF"/>
-          <w:szCs w:val="21"/>
-        </w:rPr>
-        <w:t>story</w:t>
-      </w:r>
-      <w:r>
-        <w:rPr>
-          <w:rFonts w:ascii="Arial" w:eastAsia="黑体" w:hAnsi="Arial" w:cs="Arial"/>
-          <w:i/>
-          <w:color w:val="0000FF"/>
-          <w:szCs w:val="21"/>
-        </w:rPr>
-        <w:t>转测试</w:t>
-      </w:r>
-    </w:p>
-    <w:p>
-      <w:pPr>
-        <w:rPr>
-          <w:rFonts w:ascii="Arial" w:hAnsi="Arial" w:cs="Arial"/>
-        </w:rPr>
-      </w:pPr>
-    </w:p>
     <w:tbl>
       <w:tblPr>
-        <w:tblStyle w:val="-110"/>
+        <w:tblStyle w:val="TableGrid"/>
         <w:tblW w:w="0" w:type="auto"/>
+        <w:tblInd w:w="357" w:type="dxa"/>
         <w:tblLook w:val="04A0"/>
       </w:tblPr>
       <w:tblGrid>
-        <w:gridCol w:w="1791"/>
-        <w:gridCol w:w="1643"/>
-        <w:gridCol w:w="1696"/>
-        <w:gridCol w:w="1696"/>
-        <w:gridCol w:w="1696"/>
+        <w:gridCol w:w="2527"/>
+        <w:gridCol w:w="1511"/>
+        <w:gridCol w:w="2376"/>
+        <w:gridCol w:w="1751"/>
       </w:tblGrid>
       <w:tr>
-        <w:trPr>
-          <w:cnfStyle w:val="100000000000"/>
-        </w:trPr>
-        <w:tc>
-          <w:tcPr>
-            <w:cnfStyle w:val="001000000000"/>
-            <w:tcW w:w="1791" w:type="dxa"/>
-          </w:tcPr>
-          <w:p>
-            <w:pPr>
-              <w:rPr>
-                <w:rFonts w:ascii="Arial" w:hAnsi="Arial" w:cs="Arial"/>
-              </w:rPr>
-            </w:pPr>
-            <w:r>
-              <w:rPr>
-                <w:rFonts w:ascii="Arial" w:hAnsi="Arial" w:cs="Arial"/>
-              </w:rPr>
-              <w:t>编号</w:t>
-            </w:r>
-          </w:p>
-        </w:tc>
-        <w:tc>
-          <w:tcPr>
-            <w:tcW w:w="1643" w:type="dxa"/>
-          </w:tcPr>
-          <w:p>
-            <w:pPr>
-              <w:cnfStyle w:val="100000000000"/>
-              <w:rPr>
-                <w:rFonts w:ascii="Arial" w:hAnsi="Arial" w:cs="Arial"/>
-              </w:rPr>
-            </w:pPr>
-            <w:r>
-              <w:rPr>
-                <w:rFonts w:ascii="Arial" w:hAnsi="Arial" w:cs="Arial" w:hint="eastAsia"/>
+        <w:tc>
+          <w:tcPr>
+            <w:tcW w:w="2527" w:type="dxa"/>
+            <w:shd w:val="clear" w:color="auto" w:fill="BFBFBF" w:themeFill="background1" w:themeFillShade="BF"/>
+          </w:tcPr>
+          <w:p>
+            <w:pPr>
+              <w:spacing w:line="240" w:lineRule="auto"/>
+              <w:rPr>
+                <w:b/>
+              </w:rPr>
+            </w:pPr>
+            <w:r>
+              <w:rPr>
+                <w:rFonts w:hint="eastAsia"/>
+                <w:b/>
+              </w:rPr>
+              <w:t>用例编号</w:t>
+            </w:r>
+          </w:p>
+        </w:tc>
+        <w:tc>
+          <w:tcPr>
+            <w:tcW w:w="1511" w:type="dxa"/>
+            <w:shd w:val="clear" w:color="auto" w:fill="BFBFBF" w:themeFill="background1" w:themeFillShade="BF"/>
+          </w:tcPr>
+          <w:p>
+            <w:pPr>
+              <w:spacing w:line="240" w:lineRule="auto"/>
+              <w:rPr>
+                <w:b/>
+              </w:rPr>
+            </w:pPr>
+            <w:r>
+              <w:rPr>
+                <w:rFonts w:hint="eastAsia"/>
+                <w:b/>
               </w:rPr>
               <w:t>用例名称</w:t>
             </w:r>
@@ -14434,244 +14284,1527 @@
         </w:tc>
         <w:tc>
           <w:tcPr>
-            <w:tcW w:w="1696" w:type="dxa"/>
-          </w:tcPr>
-          <w:p>
-            <w:pPr>
-              <w:cnfStyle w:val="100000000000"/>
-              <w:rPr>
-                <w:rFonts w:ascii="Arial" w:hAnsi="Arial" w:cs="Arial"/>
-              </w:rPr>
-            </w:pPr>
-            <w:r>
-              <w:rPr>
-                <w:rFonts w:ascii="Arial" w:hAnsi="Arial" w:cs="Arial" w:hint="eastAsia"/>
-              </w:rPr>
-              <w:t>操作步骤</w:t>
-            </w:r>
-          </w:p>
-        </w:tc>
-        <w:tc>
-          <w:tcPr>
-            <w:tcW w:w="1696" w:type="dxa"/>
-          </w:tcPr>
-          <w:p>
-            <w:pPr>
-              <w:cnfStyle w:val="100000000000"/>
-              <w:rPr>
-                <w:rFonts w:ascii="Arial" w:hAnsi="Arial" w:cs="Arial"/>
-              </w:rPr>
-            </w:pPr>
-            <w:r>
-              <w:rPr>
-                <w:rFonts w:ascii="Arial" w:hAnsi="Arial" w:cs="Arial"/>
-              </w:rPr>
-              <w:t>预期结果</w:t>
-            </w:r>
-          </w:p>
-        </w:tc>
-        <w:tc>
-          <w:tcPr>
-            <w:tcW w:w="1696" w:type="dxa"/>
-          </w:tcPr>
-          <w:p>
-            <w:pPr>
-              <w:cnfStyle w:val="100000000000"/>
-              <w:rPr>
-                <w:rFonts w:ascii="Arial" w:hAnsi="Arial" w:cs="Arial"/>
-              </w:rPr>
-            </w:pPr>
-            <w:r>
-              <w:rPr>
-                <w:rFonts w:ascii="Arial" w:hAnsi="Arial" w:cs="Arial"/>
-              </w:rPr>
-              <w:t>实际结果</w:t>
+            <w:tcW w:w="2376" w:type="dxa"/>
+            <w:shd w:val="clear" w:color="auto" w:fill="BFBFBF" w:themeFill="background1" w:themeFillShade="BF"/>
+          </w:tcPr>
+          <w:p>
+            <w:pPr>
+              <w:spacing w:line="240" w:lineRule="auto"/>
+              <w:rPr>
+                <w:b/>
+              </w:rPr>
+            </w:pPr>
+            <w:r>
+              <w:rPr>
+                <w:rFonts w:hint="eastAsia"/>
+                <w:b/>
+              </w:rPr>
+              <w:t>用例操作步骤</w:t>
+            </w:r>
+          </w:p>
+        </w:tc>
+        <w:tc>
+          <w:tcPr>
+            <w:tcW w:w="1751" w:type="dxa"/>
+            <w:shd w:val="clear" w:color="auto" w:fill="BFBFBF" w:themeFill="background1" w:themeFillShade="BF"/>
+          </w:tcPr>
+          <w:p>
+            <w:pPr>
+              <w:spacing w:line="240" w:lineRule="auto"/>
+              <w:rPr>
+                <w:b/>
+              </w:rPr>
+            </w:pPr>
+            <w:r>
+              <w:rPr>
+                <w:rFonts w:hint="eastAsia"/>
+                <w:b/>
+              </w:rPr>
+              <w:t>期望结果</w:t>
             </w:r>
           </w:p>
         </w:tc>
       </w:tr>
       <w:tr>
-        <w:trPr>
-          <w:cnfStyle w:val="000000100000"/>
-        </w:trPr>
-        <w:tc>
-          <w:tcPr>
-            <w:cnfStyle w:val="001000000000"/>
-            <w:tcW w:w="1791" w:type="dxa"/>
-          </w:tcPr>
-          <w:p>
-            <w:pPr>
-              <w:rPr>
-                <w:rFonts w:ascii="Arial" w:hAnsi="Arial" w:cs="Arial"/>
-                <w:b w:val="0"/>
-                <w:sz w:val="20"/>
-                <w:szCs w:val="20"/>
-              </w:rPr>
-            </w:pPr>
-            <w:r>
-              <w:rPr>
-                <w:rFonts w:ascii="Arial" w:hAnsi="Arial" w:cs="Arial"/>
-                <w:b w:val="0"/>
-                <w:sz w:val="20"/>
-                <w:szCs w:val="20"/>
+        <w:tc>
+          <w:tcPr>
+            <w:tcW w:w="2527" w:type="dxa"/>
+          </w:tcPr>
+          <w:p>
+            <w:pPr>
+              <w:spacing w:line="240" w:lineRule="auto"/>
+            </w:pPr>
+            <w:r>
+              <w:rPr>
+                <w:rFonts w:hint="eastAsia"/>
+              </w:rPr>
+              <w:t>Story.ACID.010.us.001</w:t>
+            </w:r>
+          </w:p>
+        </w:tc>
+        <w:tc>
+          <w:tcPr>
+            <w:tcW w:w="1511" w:type="dxa"/>
+          </w:tcPr>
+          <w:p>
+            <w:pPr>
+              <w:spacing w:line="240" w:lineRule="auto"/>
+            </w:pPr>
+            <w:r>
+              <w:rPr>
+                <w:rFonts w:hint="eastAsia"/>
+              </w:rPr>
+              <w:t>手工触发数据同步</w:t>
+            </w:r>
+          </w:p>
+        </w:tc>
+        <w:tc>
+          <w:tcPr>
+            <w:tcW w:w="2376" w:type="dxa"/>
+          </w:tcPr>
+          <w:p>
+            <w:pPr>
+              <w:pStyle w:val="ListParagraph"/>
+              <w:numPr>
+                <w:ilvl w:val="0"/>
+                <w:numId w:val="28"/>
+              </w:numPr>
+              <w:autoSpaceDE/>
+              <w:autoSpaceDN/>
+              <w:adjustRightInd/>
+              <w:spacing w:after="240" w:line="240" w:lineRule="auto"/>
+              <w:ind w:firstLineChars="0"/>
+              <w:jc w:val="both"/>
+            </w:pPr>
+            <w:r>
+              <w:rPr>
+                <w:rFonts w:hint="eastAsia"/>
+              </w:rPr>
+              <w:t>启动集群</w:t>
+            </w:r>
+          </w:p>
+          <w:p>
+            <w:pPr>
+              <w:pStyle w:val="ListParagraph"/>
+              <w:numPr>
+                <w:ilvl w:val="0"/>
+                <w:numId w:val="28"/>
+              </w:numPr>
+              <w:autoSpaceDE/>
+              <w:autoSpaceDN/>
+              <w:adjustRightInd/>
+              <w:spacing w:after="240" w:line="240" w:lineRule="auto"/>
+              <w:ind w:firstLineChars="0"/>
+              <w:jc w:val="both"/>
+            </w:pPr>
+            <w:r>
+              <w:rPr>
+                <w:rFonts w:hint="eastAsia"/>
               </w:rPr>
               <w:lastRenderedPageBreak/>
-              <w:t>TS001</w:t>
-            </w:r>
-          </w:p>
-        </w:tc>
-        <w:tc>
-          <w:tcPr>
-            <w:tcW w:w="1643" w:type="dxa"/>
-          </w:tcPr>
-          <w:p>
-            <w:pPr>
-              <w:cnfStyle w:val="000000100000"/>
-              <w:rPr>
-                <w:rFonts w:ascii="Arial" w:hAnsi="Arial" w:cs="Arial"/>
-                <w:sz w:val="20"/>
-                <w:szCs w:val="20"/>
-              </w:rPr>
-            </w:pPr>
-          </w:p>
-        </w:tc>
-        <w:tc>
-          <w:tcPr>
-            <w:tcW w:w="1696" w:type="dxa"/>
-          </w:tcPr>
-          <w:p>
-            <w:pPr>
-              <w:cnfStyle w:val="000000100000"/>
-              <w:rPr>
-                <w:rFonts w:ascii="Arial" w:hAnsi="Arial" w:cs="Arial"/>
-                <w:sz w:val="20"/>
-                <w:szCs w:val="20"/>
-              </w:rPr>
-            </w:pPr>
-          </w:p>
-        </w:tc>
-        <w:tc>
-          <w:tcPr>
-            <w:tcW w:w="1696" w:type="dxa"/>
-          </w:tcPr>
-          <w:p>
-            <w:pPr>
-              <w:cnfStyle w:val="000000100000"/>
-              <w:rPr>
-                <w:rFonts w:ascii="Arial" w:hAnsi="Arial" w:cs="Arial"/>
-                <w:sz w:val="20"/>
-                <w:szCs w:val="20"/>
-              </w:rPr>
-            </w:pPr>
-          </w:p>
-        </w:tc>
-        <w:tc>
-          <w:tcPr>
-            <w:tcW w:w="1696" w:type="dxa"/>
-          </w:tcPr>
-          <w:p>
-            <w:pPr>
-              <w:cnfStyle w:val="000000100000"/>
-              <w:rPr>
-                <w:rFonts w:ascii="Arial" w:hAnsi="Arial" w:cs="Arial"/>
-                <w:sz w:val="20"/>
-                <w:szCs w:val="20"/>
-              </w:rPr>
-            </w:pPr>
+              <w:t>创建集合空间</w:t>
+            </w:r>
+            <w:r>
+              <w:rPr>
+                <w:rFonts w:hint="eastAsia"/>
+              </w:rPr>
+              <w:t>/</w:t>
+            </w:r>
+            <w:r>
+              <w:rPr>
+                <w:rFonts w:hint="eastAsia"/>
+              </w:rPr>
+              <w:t>集合</w:t>
+            </w:r>
+          </w:p>
+          <w:p>
+            <w:pPr>
+              <w:pStyle w:val="ListParagraph"/>
+              <w:numPr>
+                <w:ilvl w:val="0"/>
+                <w:numId w:val="28"/>
+              </w:numPr>
+              <w:autoSpaceDE/>
+              <w:autoSpaceDN/>
+              <w:adjustRightInd/>
+              <w:spacing w:after="240" w:line="240" w:lineRule="auto"/>
+              <w:ind w:firstLineChars="0"/>
+              <w:jc w:val="both"/>
+            </w:pPr>
+            <w:r>
+              <w:rPr>
+                <w:rFonts w:hint="eastAsia"/>
+              </w:rPr>
+              <w:t>插入数据</w:t>
+            </w:r>
+          </w:p>
+          <w:p>
+            <w:pPr>
+              <w:pStyle w:val="ListParagraph"/>
+              <w:numPr>
+                <w:ilvl w:val="0"/>
+                <w:numId w:val="28"/>
+              </w:numPr>
+              <w:autoSpaceDE/>
+              <w:autoSpaceDN/>
+              <w:adjustRightInd/>
+              <w:spacing w:after="240" w:line="240" w:lineRule="auto"/>
+              <w:ind w:firstLineChars="0"/>
+              <w:jc w:val="both"/>
+            </w:pPr>
+            <w:r>
+              <w:rPr>
+                <w:rFonts w:hint="eastAsia"/>
+              </w:rPr>
+              <w:t>执行数据同步</w:t>
+            </w:r>
+          </w:p>
+          <w:p>
+            <w:pPr>
+              <w:pStyle w:val="ListParagraph"/>
+              <w:numPr>
+                <w:ilvl w:val="0"/>
+                <w:numId w:val="28"/>
+              </w:numPr>
+              <w:autoSpaceDE/>
+              <w:autoSpaceDN/>
+              <w:adjustRightInd/>
+              <w:spacing w:after="240" w:line="240" w:lineRule="auto"/>
+              <w:ind w:firstLineChars="0"/>
+              <w:jc w:val="both"/>
+            </w:pPr>
+            <w:r>
+              <w:rPr>
+                <w:rFonts w:hint="eastAsia"/>
+              </w:rPr>
+              <w:t>强杀所有节点</w:t>
+            </w:r>
+          </w:p>
+          <w:p>
+            <w:pPr>
+              <w:pStyle w:val="ListParagraph"/>
+              <w:numPr>
+                <w:ilvl w:val="0"/>
+                <w:numId w:val="28"/>
+              </w:numPr>
+              <w:autoSpaceDE/>
+              <w:autoSpaceDN/>
+              <w:adjustRightInd/>
+              <w:spacing w:after="240" w:line="240" w:lineRule="auto"/>
+              <w:ind w:firstLineChars="0"/>
+              <w:jc w:val="both"/>
+            </w:pPr>
+            <w:r>
+              <w:rPr>
+                <w:rFonts w:hint="eastAsia"/>
+              </w:rPr>
+              <w:t>重启集群</w:t>
+            </w:r>
+          </w:p>
+        </w:tc>
+        <w:tc>
+          <w:tcPr>
+            <w:tcW w:w="1751" w:type="dxa"/>
+          </w:tcPr>
+          <w:p>
+            <w:pPr>
+              <w:spacing w:line="240" w:lineRule="auto"/>
+            </w:pPr>
+            <w:r>
+              <w:rPr>
+                <w:rFonts w:hint="eastAsia"/>
+              </w:rPr>
+              <w:lastRenderedPageBreak/>
+              <w:t>数据正确</w:t>
+            </w:r>
           </w:p>
         </w:tc>
       </w:tr>
       <w:tr>
-        <w:trPr>
-          <w:cnfStyle w:val="000000010000"/>
-        </w:trPr>
-        <w:tc>
-          <w:tcPr>
-            <w:cnfStyle w:val="001000000000"/>
-            <w:tcW w:w="1791" w:type="dxa"/>
-          </w:tcPr>
-          <w:p>
-            <w:pPr>
-              <w:rPr>
-                <w:rFonts w:ascii="Arial" w:hAnsi="Arial" w:cs="Arial"/>
-                <w:b w:val="0"/>
-                <w:sz w:val="20"/>
-                <w:szCs w:val="20"/>
-              </w:rPr>
-            </w:pPr>
-            <w:r>
-              <w:rPr>
-                <w:rFonts w:ascii="Arial" w:hAnsi="Arial" w:cs="Arial"/>
-                <w:b w:val="0"/>
-                <w:sz w:val="20"/>
-                <w:szCs w:val="20"/>
-              </w:rPr>
-              <w:t>TS003</w:t>
-            </w:r>
-          </w:p>
-        </w:tc>
-        <w:tc>
-          <w:tcPr>
-            <w:tcW w:w="1643" w:type="dxa"/>
-          </w:tcPr>
-          <w:p>
-            <w:pPr>
-              <w:cnfStyle w:val="000000010000"/>
-              <w:rPr>
-                <w:rFonts w:ascii="Arial" w:hAnsi="Arial" w:cs="Arial"/>
-                <w:sz w:val="20"/>
-                <w:szCs w:val="20"/>
-              </w:rPr>
-            </w:pPr>
-          </w:p>
-        </w:tc>
-        <w:tc>
-          <w:tcPr>
-            <w:tcW w:w="1696" w:type="dxa"/>
-          </w:tcPr>
-          <w:p>
-            <w:pPr>
-              <w:cnfStyle w:val="000000010000"/>
-              <w:rPr>
-                <w:rFonts w:ascii="Arial" w:hAnsi="Arial" w:cs="Arial"/>
-                <w:sz w:val="20"/>
-                <w:szCs w:val="20"/>
-              </w:rPr>
-            </w:pPr>
-          </w:p>
-        </w:tc>
-        <w:tc>
-          <w:tcPr>
-            <w:tcW w:w="1696" w:type="dxa"/>
-          </w:tcPr>
-          <w:p>
-            <w:pPr>
-              <w:cnfStyle w:val="000000010000"/>
-              <w:rPr>
-                <w:rFonts w:ascii="Arial" w:hAnsi="Arial" w:cs="Arial"/>
-                <w:sz w:val="20"/>
-                <w:szCs w:val="20"/>
-              </w:rPr>
-            </w:pPr>
-          </w:p>
-        </w:tc>
-        <w:tc>
-          <w:tcPr>
-            <w:tcW w:w="1696" w:type="dxa"/>
-          </w:tcPr>
-          <w:p>
-            <w:pPr>
-              <w:cnfStyle w:val="000000010000"/>
-              <w:rPr>
-                <w:rFonts w:ascii="Arial" w:hAnsi="Arial" w:cs="Arial"/>
-                <w:sz w:val="20"/>
-                <w:szCs w:val="20"/>
-              </w:rPr>
-            </w:pPr>
+        <w:tc>
+          <w:tcPr>
+            <w:tcW w:w="2527" w:type="dxa"/>
+          </w:tcPr>
+          <w:p>
+            <w:pPr>
+              <w:spacing w:line="240" w:lineRule="auto"/>
+            </w:pPr>
+            <w:r>
+              <w:rPr>
+                <w:rFonts w:hint="eastAsia"/>
+              </w:rPr>
+              <w:lastRenderedPageBreak/>
+              <w:t>Story.ACID.010.us.002</w:t>
+            </w:r>
+          </w:p>
+        </w:tc>
+        <w:tc>
+          <w:tcPr>
+            <w:tcW w:w="1511" w:type="dxa"/>
+          </w:tcPr>
+          <w:p>
+            <w:pPr>
+              <w:spacing w:line="240" w:lineRule="auto"/>
+            </w:pPr>
+            <w:r>
+              <w:rPr>
+                <w:rFonts w:hint="eastAsia"/>
+              </w:rPr>
+              <w:t>按时间进行数据同步</w:t>
+            </w:r>
+          </w:p>
+        </w:tc>
+        <w:tc>
+          <w:tcPr>
+            <w:tcW w:w="2376" w:type="dxa"/>
+          </w:tcPr>
+          <w:p>
+            <w:pPr>
+              <w:pStyle w:val="ListParagraph"/>
+              <w:numPr>
+                <w:ilvl w:val="0"/>
+                <w:numId w:val="29"/>
+              </w:numPr>
+              <w:autoSpaceDE/>
+              <w:autoSpaceDN/>
+              <w:adjustRightInd/>
+              <w:spacing w:after="240" w:line="240" w:lineRule="auto"/>
+              <w:ind w:firstLineChars="0"/>
+              <w:jc w:val="both"/>
+            </w:pPr>
+            <w:r>
+              <w:rPr>
+                <w:rFonts w:hint="eastAsia"/>
+              </w:rPr>
+              <w:t>配置</w:t>
+            </w:r>
+            <w:r>
+              <w:rPr>
+                <w:rFonts w:hint="eastAsia"/>
+              </w:rPr>
+              <w:t>10</w:t>
+            </w:r>
+            <w:r>
+              <w:rPr>
+                <w:rFonts w:hint="eastAsia"/>
+              </w:rPr>
+              <w:t>秒进行数据同步</w:t>
+            </w:r>
+          </w:p>
+          <w:p>
+            <w:pPr>
+              <w:pStyle w:val="ListParagraph"/>
+              <w:numPr>
+                <w:ilvl w:val="0"/>
+                <w:numId w:val="29"/>
+              </w:numPr>
+              <w:autoSpaceDE/>
+              <w:autoSpaceDN/>
+              <w:adjustRightInd/>
+              <w:spacing w:after="240" w:line="240" w:lineRule="auto"/>
+              <w:ind w:firstLineChars="0"/>
+              <w:jc w:val="both"/>
+            </w:pPr>
+            <w:r>
+              <w:rPr>
+                <w:rFonts w:hint="eastAsia"/>
+              </w:rPr>
+              <w:t>启动集群</w:t>
+            </w:r>
+          </w:p>
+          <w:p>
+            <w:pPr>
+              <w:pStyle w:val="ListParagraph"/>
+              <w:numPr>
+                <w:ilvl w:val="0"/>
+                <w:numId w:val="29"/>
+              </w:numPr>
+              <w:autoSpaceDE/>
+              <w:autoSpaceDN/>
+              <w:adjustRightInd/>
+              <w:spacing w:after="240" w:line="240" w:lineRule="auto"/>
+              <w:ind w:firstLineChars="0"/>
+              <w:jc w:val="both"/>
+            </w:pPr>
+            <w:r>
+              <w:rPr>
+                <w:rFonts w:hint="eastAsia"/>
+              </w:rPr>
+              <w:t>插入数据</w:t>
+            </w:r>
+          </w:p>
+          <w:p>
+            <w:pPr>
+              <w:pStyle w:val="ListParagraph"/>
+              <w:numPr>
+                <w:ilvl w:val="0"/>
+                <w:numId w:val="29"/>
+              </w:numPr>
+              <w:autoSpaceDE/>
+              <w:autoSpaceDN/>
+              <w:adjustRightInd/>
+              <w:spacing w:after="240" w:line="240" w:lineRule="auto"/>
+              <w:ind w:firstLineChars="0"/>
+              <w:jc w:val="both"/>
+            </w:pPr>
+            <w:r>
+              <w:rPr>
+                <w:rFonts w:hint="eastAsia"/>
+              </w:rPr>
+              <w:t>等待</w:t>
+            </w:r>
+            <w:r>
+              <w:rPr>
+                <w:rFonts w:hint="eastAsia"/>
+              </w:rPr>
+              <w:t>10</w:t>
+            </w:r>
+            <w:r>
+              <w:rPr>
+                <w:rFonts w:hint="eastAsia"/>
+              </w:rPr>
+              <w:t>秒强杀所有节点</w:t>
+            </w:r>
+          </w:p>
+          <w:p>
+            <w:pPr>
+              <w:pStyle w:val="ListParagraph"/>
+              <w:numPr>
+                <w:ilvl w:val="0"/>
+                <w:numId w:val="29"/>
+              </w:numPr>
+              <w:autoSpaceDE/>
+              <w:autoSpaceDN/>
+              <w:adjustRightInd/>
+              <w:spacing w:after="240" w:line="240" w:lineRule="auto"/>
+              <w:ind w:firstLineChars="0"/>
+              <w:jc w:val="both"/>
+            </w:pPr>
+            <w:r>
+              <w:rPr>
+                <w:rFonts w:hint="eastAsia"/>
+              </w:rPr>
+              <w:t>重启集群</w:t>
+            </w:r>
+          </w:p>
+        </w:tc>
+        <w:tc>
+          <w:tcPr>
+            <w:tcW w:w="1751" w:type="dxa"/>
+          </w:tcPr>
+          <w:p>
+            <w:pPr>
+              <w:spacing w:line="240" w:lineRule="auto"/>
+            </w:pPr>
+            <w:r>
+              <w:rPr>
+                <w:rFonts w:hint="eastAsia"/>
+              </w:rPr>
+              <w:t>数据正确</w:t>
+            </w:r>
+          </w:p>
+        </w:tc>
+      </w:tr>
+      <w:tr>
+        <w:tc>
+          <w:tcPr>
+            <w:tcW w:w="2527" w:type="dxa"/>
+          </w:tcPr>
+          <w:p>
+            <w:pPr>
+              <w:spacing w:line="240" w:lineRule="auto"/>
+            </w:pPr>
+            <w:r>
+              <w:rPr>
+                <w:rFonts w:hint="eastAsia"/>
+              </w:rPr>
+              <w:t>Story.ACID.010.us.003</w:t>
+            </w:r>
+          </w:p>
+        </w:tc>
+        <w:tc>
+          <w:tcPr>
+            <w:tcW w:w="1511" w:type="dxa"/>
+          </w:tcPr>
+          <w:p>
+            <w:pPr>
+              <w:spacing w:line="240" w:lineRule="auto"/>
+            </w:pPr>
+            <w:r>
+              <w:rPr>
+                <w:rFonts w:hint="eastAsia"/>
+              </w:rPr>
+              <w:t>按记录数进行数据同步</w:t>
+            </w:r>
+          </w:p>
+        </w:tc>
+        <w:tc>
+          <w:tcPr>
+            <w:tcW w:w="2376" w:type="dxa"/>
+          </w:tcPr>
+          <w:p>
+            <w:pPr>
+              <w:pStyle w:val="ListParagraph"/>
+              <w:numPr>
+                <w:ilvl w:val="0"/>
+                <w:numId w:val="30"/>
+              </w:numPr>
+              <w:autoSpaceDE/>
+              <w:autoSpaceDN/>
+              <w:adjustRightInd/>
+              <w:spacing w:after="240" w:line="240" w:lineRule="auto"/>
+              <w:ind w:firstLineChars="0"/>
+              <w:jc w:val="both"/>
+            </w:pPr>
+            <w:r>
+              <w:rPr>
+                <w:rFonts w:hint="eastAsia"/>
+              </w:rPr>
+              <w:t>配置</w:t>
+            </w:r>
+            <w:r>
+              <w:rPr>
+                <w:rFonts w:hint="eastAsia"/>
+              </w:rPr>
+              <w:t>10</w:t>
+            </w:r>
+            <w:r>
+              <w:rPr>
+                <w:rFonts w:hint="eastAsia"/>
+              </w:rPr>
+              <w:t>条记录进行数据同步</w:t>
+            </w:r>
+          </w:p>
+          <w:p>
+            <w:pPr>
+              <w:pStyle w:val="ListParagraph"/>
+              <w:numPr>
+                <w:ilvl w:val="0"/>
+                <w:numId w:val="30"/>
+              </w:numPr>
+              <w:autoSpaceDE/>
+              <w:autoSpaceDN/>
+              <w:adjustRightInd/>
+              <w:spacing w:after="240" w:line="240" w:lineRule="auto"/>
+              <w:ind w:firstLineChars="0"/>
+              <w:jc w:val="both"/>
+            </w:pPr>
+            <w:r>
+              <w:rPr>
+                <w:rFonts w:hint="eastAsia"/>
+              </w:rPr>
+              <w:t>启动集群</w:t>
+            </w:r>
+          </w:p>
+          <w:p>
+            <w:pPr>
+              <w:pStyle w:val="ListParagraph"/>
+              <w:numPr>
+                <w:ilvl w:val="0"/>
+                <w:numId w:val="30"/>
+              </w:numPr>
+              <w:autoSpaceDE/>
+              <w:autoSpaceDN/>
+              <w:adjustRightInd/>
+              <w:spacing w:after="240" w:line="240" w:lineRule="auto"/>
+              <w:ind w:firstLineChars="0"/>
+              <w:jc w:val="both"/>
+            </w:pPr>
+            <w:r>
+              <w:rPr>
+                <w:rFonts w:hint="eastAsia"/>
+              </w:rPr>
+              <w:t>插入</w:t>
+            </w:r>
+            <w:r>
+              <w:rPr>
+                <w:rFonts w:hint="eastAsia"/>
+              </w:rPr>
+              <w:t>10</w:t>
+            </w:r>
+            <w:r>
+              <w:rPr>
+                <w:rFonts w:hint="eastAsia"/>
+              </w:rPr>
+              <w:t>条数据</w:t>
+            </w:r>
+          </w:p>
+          <w:p>
+            <w:pPr>
+              <w:pStyle w:val="ListParagraph"/>
+              <w:numPr>
+                <w:ilvl w:val="0"/>
+                <w:numId w:val="30"/>
+              </w:numPr>
+              <w:autoSpaceDE/>
+              <w:autoSpaceDN/>
+              <w:adjustRightInd/>
+              <w:spacing w:after="240" w:line="240" w:lineRule="auto"/>
+              <w:ind w:firstLineChars="0"/>
+              <w:jc w:val="both"/>
+            </w:pPr>
+            <w:r>
+              <w:rPr>
+                <w:rFonts w:hint="eastAsia"/>
+              </w:rPr>
+              <w:t>等待</w:t>
+            </w:r>
+            <w:r>
+              <w:rPr>
+                <w:rFonts w:hint="eastAsia"/>
+              </w:rPr>
+              <w:t>2</w:t>
+            </w:r>
+            <w:r>
+              <w:rPr>
+                <w:rFonts w:hint="eastAsia"/>
+              </w:rPr>
+              <w:t>秒强杀所有节点</w:t>
+            </w:r>
+          </w:p>
+          <w:p>
+            <w:pPr>
+              <w:pStyle w:val="ListParagraph"/>
+              <w:numPr>
+                <w:ilvl w:val="0"/>
+                <w:numId w:val="30"/>
+              </w:numPr>
+              <w:autoSpaceDE/>
+              <w:autoSpaceDN/>
+              <w:adjustRightInd/>
+              <w:spacing w:after="240" w:line="240" w:lineRule="auto"/>
+              <w:ind w:firstLineChars="0"/>
+              <w:jc w:val="both"/>
+            </w:pPr>
+            <w:r>
+              <w:rPr>
+                <w:rFonts w:hint="eastAsia"/>
+              </w:rPr>
+              <w:t>重启集群</w:t>
+            </w:r>
+          </w:p>
+        </w:tc>
+        <w:tc>
+          <w:tcPr>
+            <w:tcW w:w="1751" w:type="dxa"/>
+          </w:tcPr>
+          <w:p>
+            <w:pPr>
+              <w:spacing w:line="240" w:lineRule="auto"/>
+            </w:pPr>
+            <w:r>
+              <w:rPr>
+                <w:rFonts w:hint="eastAsia"/>
+              </w:rPr>
+              <w:t>数据正确</w:t>
+            </w:r>
+          </w:p>
+        </w:tc>
+      </w:tr>
+      <w:tr>
+        <w:tc>
+          <w:tcPr>
+            <w:tcW w:w="2527" w:type="dxa"/>
+          </w:tcPr>
+          <w:p>
+            <w:pPr>
+              <w:spacing w:line="240" w:lineRule="auto"/>
+            </w:pPr>
+            <w:r>
+              <w:rPr>
+                <w:rFonts w:hint="eastAsia"/>
+              </w:rPr>
+              <w:t>Story.ACID.010.us.004</w:t>
+            </w:r>
+          </w:p>
+        </w:tc>
+        <w:tc>
+          <w:tcPr>
+            <w:tcW w:w="1511" w:type="dxa"/>
+          </w:tcPr>
+          <w:p>
+            <w:pPr>
+              <w:spacing w:line="240" w:lineRule="auto"/>
+            </w:pPr>
+            <w:r>
+              <w:rPr>
+                <w:rFonts w:hint="eastAsia"/>
+              </w:rPr>
+              <w:t>按变更大小比值进行数据同步</w:t>
+            </w:r>
+          </w:p>
+        </w:tc>
+        <w:tc>
+          <w:tcPr>
+            <w:tcW w:w="2376" w:type="dxa"/>
+          </w:tcPr>
+          <w:p>
+            <w:pPr>
+              <w:spacing w:line="240" w:lineRule="auto"/>
+            </w:pPr>
+            <w:r>
+              <w:rPr>
+                <w:rFonts w:hint="eastAsia"/>
+              </w:rPr>
+              <w:t>暂未实现</w:t>
+            </w:r>
+          </w:p>
+        </w:tc>
+        <w:tc>
+          <w:tcPr>
+            <w:tcW w:w="1751" w:type="dxa"/>
+          </w:tcPr>
+          <w:p>
+            <w:pPr>
+              <w:spacing w:line="240" w:lineRule="auto"/>
+            </w:pPr>
+          </w:p>
+        </w:tc>
+      </w:tr>
+      <w:tr>
+        <w:tc>
+          <w:tcPr>
+            <w:tcW w:w="2527" w:type="dxa"/>
+          </w:tcPr>
+          <w:p>
+            <w:pPr>
+              <w:spacing w:line="240" w:lineRule="auto"/>
+            </w:pPr>
+            <w:r>
+              <w:rPr>
+                <w:rFonts w:hint="eastAsia"/>
+              </w:rPr>
+              <w:t>Story.ACID.010.us.005</w:t>
+            </w:r>
+          </w:p>
+        </w:tc>
+        <w:tc>
+          <w:tcPr>
+            <w:tcW w:w="1511" w:type="dxa"/>
+          </w:tcPr>
+          <w:p>
+            <w:pPr>
+              <w:spacing w:line="240" w:lineRule="auto"/>
+            </w:pPr>
+            <w:r>
+              <w:rPr>
+                <w:rFonts w:hint="eastAsia"/>
+              </w:rPr>
+              <w:t>踢除有效集合进行全量同步</w:t>
+            </w:r>
+          </w:p>
+        </w:tc>
+        <w:tc>
+          <w:tcPr>
+            <w:tcW w:w="2376" w:type="dxa"/>
+          </w:tcPr>
+          <w:p>
+            <w:pPr>
+              <w:pStyle w:val="ListParagraph"/>
+              <w:numPr>
+                <w:ilvl w:val="0"/>
+                <w:numId w:val="31"/>
+              </w:numPr>
+              <w:autoSpaceDE/>
+              <w:autoSpaceDN/>
+              <w:adjustRightInd/>
+              <w:spacing w:after="240" w:line="240" w:lineRule="auto"/>
+              <w:ind w:firstLineChars="0"/>
+              <w:jc w:val="both"/>
+            </w:pPr>
+            <w:r>
+              <w:rPr>
+                <w:rFonts w:hint="eastAsia"/>
+              </w:rPr>
+              <w:t>配置</w:t>
+            </w:r>
+            <w:r>
+              <w:rPr>
+                <w:rFonts w:hint="eastAsia"/>
+              </w:rPr>
+              <w:t>10</w:t>
+            </w:r>
+            <w:r>
+              <w:rPr>
+                <w:rFonts w:hint="eastAsia"/>
+              </w:rPr>
+              <w:t>秒进行数据同步</w:t>
+            </w:r>
+          </w:p>
+          <w:p>
+            <w:pPr>
+              <w:pStyle w:val="ListParagraph"/>
+              <w:numPr>
+                <w:ilvl w:val="0"/>
+                <w:numId w:val="31"/>
+              </w:numPr>
+              <w:autoSpaceDE/>
+              <w:autoSpaceDN/>
+              <w:adjustRightInd/>
+              <w:spacing w:after="240" w:line="240" w:lineRule="auto"/>
+              <w:ind w:firstLineChars="0"/>
+              <w:jc w:val="both"/>
+            </w:pPr>
+            <w:r>
+              <w:rPr>
+                <w:rFonts w:hint="eastAsia"/>
+              </w:rPr>
+              <w:t>启动集群</w:t>
+            </w:r>
+          </w:p>
+          <w:p>
+            <w:pPr>
+              <w:pStyle w:val="ListParagraph"/>
+              <w:numPr>
+                <w:ilvl w:val="0"/>
+                <w:numId w:val="31"/>
+              </w:numPr>
+              <w:autoSpaceDE/>
+              <w:autoSpaceDN/>
+              <w:adjustRightInd/>
+              <w:spacing w:after="240" w:line="240" w:lineRule="auto"/>
+              <w:ind w:firstLineChars="0"/>
+              <w:jc w:val="both"/>
+            </w:pPr>
+            <w:r>
+              <w:rPr>
+                <w:rFonts w:hint="eastAsia"/>
+              </w:rPr>
+              <w:t>在集合</w:t>
+            </w:r>
+            <w:r>
+              <w:rPr>
+                <w:rFonts w:hint="eastAsia"/>
+              </w:rPr>
+              <w:t>1</w:t>
+            </w:r>
+            <w:r>
+              <w:rPr>
+                <w:rFonts w:hint="eastAsia"/>
+              </w:rPr>
+              <w:t>中插入</w:t>
+            </w:r>
+            <w:r>
+              <w:rPr>
+                <w:rFonts w:hint="eastAsia"/>
+              </w:rPr>
+              <w:t>100000</w:t>
+            </w:r>
+            <w:r>
+              <w:rPr>
+                <w:rFonts w:hint="eastAsia"/>
+              </w:rPr>
+              <w:t>条记录</w:t>
+            </w:r>
+          </w:p>
+          <w:p>
+            <w:pPr>
+              <w:pStyle w:val="ListParagraph"/>
+              <w:numPr>
+                <w:ilvl w:val="0"/>
+                <w:numId w:val="31"/>
+              </w:numPr>
+              <w:autoSpaceDE/>
+              <w:autoSpaceDN/>
+              <w:adjustRightInd/>
+              <w:spacing w:after="240" w:line="240" w:lineRule="auto"/>
+              <w:ind w:firstLineChars="0"/>
+              <w:jc w:val="both"/>
+            </w:pPr>
+            <w:r>
+              <w:rPr>
+                <w:rFonts w:hint="eastAsia"/>
+              </w:rPr>
+              <w:t>等待</w:t>
+            </w:r>
+            <w:r>
+              <w:rPr>
+                <w:rFonts w:hint="eastAsia"/>
+              </w:rPr>
+              <w:t>10</w:t>
+            </w:r>
+          </w:p>
+          <w:p>
+            <w:pPr>
+              <w:pStyle w:val="ListParagraph"/>
+              <w:numPr>
+                <w:ilvl w:val="0"/>
+                <w:numId w:val="31"/>
+              </w:numPr>
+              <w:autoSpaceDE/>
+              <w:autoSpaceDN/>
+              <w:adjustRightInd/>
+              <w:spacing w:after="240" w:line="240" w:lineRule="auto"/>
+              <w:ind w:firstLineChars="0"/>
+              <w:jc w:val="both"/>
+            </w:pPr>
+            <w:r>
+              <w:rPr>
+                <w:rFonts w:hint="eastAsia"/>
+              </w:rPr>
+              <w:lastRenderedPageBreak/>
+              <w:t>在集合</w:t>
+            </w:r>
+            <w:r>
+              <w:rPr>
+                <w:rFonts w:hint="eastAsia"/>
+              </w:rPr>
+              <w:t>2</w:t>
+            </w:r>
+            <w:r>
+              <w:rPr>
+                <w:rFonts w:hint="eastAsia"/>
+              </w:rPr>
+              <w:t>中插入</w:t>
+            </w:r>
+            <w:r>
+              <w:rPr>
+                <w:rFonts w:hint="eastAsia"/>
+              </w:rPr>
+              <w:t>100000</w:t>
+            </w:r>
+            <w:r>
+              <w:rPr>
+                <w:rFonts w:hint="eastAsia"/>
+              </w:rPr>
+              <w:t>条记录</w:t>
+            </w:r>
+          </w:p>
+          <w:p>
+            <w:pPr>
+              <w:pStyle w:val="ListParagraph"/>
+              <w:numPr>
+                <w:ilvl w:val="0"/>
+                <w:numId w:val="31"/>
+              </w:numPr>
+              <w:autoSpaceDE/>
+              <w:autoSpaceDN/>
+              <w:adjustRightInd/>
+              <w:spacing w:after="240" w:line="240" w:lineRule="auto"/>
+              <w:ind w:firstLineChars="0"/>
+              <w:jc w:val="both"/>
+            </w:pPr>
+            <w:r>
+              <w:rPr>
+                <w:rFonts w:hint="eastAsia"/>
+              </w:rPr>
+              <w:t>在执行</w:t>
+            </w:r>
+            <w:r>
+              <w:rPr>
+                <w:rFonts w:hint="eastAsia"/>
+              </w:rPr>
+              <w:t>5</w:t>
+            </w:r>
+            <w:r>
+              <w:rPr>
+                <w:rFonts w:hint="eastAsia"/>
+              </w:rPr>
+              <w:t>的过程中强杀该主节点</w:t>
+            </w:r>
+          </w:p>
+          <w:p>
+            <w:pPr>
+              <w:pStyle w:val="ListParagraph"/>
+              <w:numPr>
+                <w:ilvl w:val="0"/>
+                <w:numId w:val="31"/>
+              </w:numPr>
+              <w:autoSpaceDE/>
+              <w:autoSpaceDN/>
+              <w:adjustRightInd/>
+              <w:spacing w:after="240" w:line="240" w:lineRule="auto"/>
+              <w:ind w:firstLineChars="0"/>
+              <w:jc w:val="both"/>
+            </w:pPr>
+            <w:r>
+              <w:rPr>
+                <w:rFonts w:hint="eastAsia"/>
+              </w:rPr>
+              <w:t>观测全量同步是否踢除集合</w:t>
+            </w:r>
+            <w:r>
+              <w:rPr>
+                <w:rFonts w:hint="eastAsia"/>
+              </w:rPr>
+              <w:t>1</w:t>
+            </w:r>
+            <w:r>
+              <w:rPr>
+                <w:rFonts w:hint="eastAsia"/>
+              </w:rPr>
+              <w:t>，数据并且有效</w:t>
+            </w:r>
+          </w:p>
+        </w:tc>
+        <w:tc>
+          <w:tcPr>
+            <w:tcW w:w="1751" w:type="dxa"/>
+          </w:tcPr>
+          <w:p>
+            <w:pPr>
+              <w:spacing w:line="240" w:lineRule="auto"/>
+            </w:pPr>
+            <w:r>
+              <w:rPr>
+                <w:rFonts w:hint="eastAsia"/>
+              </w:rPr>
+              <w:lastRenderedPageBreak/>
+              <w:t>踢除集合</w:t>
+            </w:r>
+            <w:r>
+              <w:rPr>
+                <w:rFonts w:hint="eastAsia"/>
+              </w:rPr>
+              <w:t>1</w:t>
+            </w:r>
+            <w:r>
+              <w:rPr>
+                <w:rFonts w:hint="eastAsia"/>
+              </w:rPr>
+              <w:t>，恢复后数据正确</w:t>
+            </w:r>
+          </w:p>
+        </w:tc>
+      </w:tr>
+      <w:tr>
+        <w:tc>
+          <w:tcPr>
+            <w:tcW w:w="2527" w:type="dxa"/>
+          </w:tcPr>
+          <w:p>
+            <w:pPr>
+              <w:spacing w:line="240" w:lineRule="auto"/>
+            </w:pPr>
+            <w:r>
+              <w:rPr>
+                <w:rFonts w:hint="eastAsia"/>
+              </w:rPr>
+              <w:lastRenderedPageBreak/>
+              <w:t>Story.ACID.010.us.006</w:t>
+            </w:r>
+          </w:p>
+        </w:tc>
+        <w:tc>
+          <w:tcPr>
+            <w:tcW w:w="1511" w:type="dxa"/>
+          </w:tcPr>
+          <w:p>
+            <w:pPr>
+              <w:spacing w:line="240" w:lineRule="auto"/>
+            </w:pPr>
+            <w:r>
+              <w:rPr>
+                <w:rFonts w:hint="eastAsia"/>
+              </w:rPr>
+              <w:t>踢除有效集合空间进行全量同步</w:t>
+            </w:r>
+          </w:p>
+        </w:tc>
+        <w:tc>
+          <w:tcPr>
+            <w:tcW w:w="2376" w:type="dxa"/>
+          </w:tcPr>
+          <w:p>
+            <w:pPr>
+              <w:pStyle w:val="ListParagraph"/>
+              <w:numPr>
+                <w:ilvl w:val="0"/>
+                <w:numId w:val="32"/>
+              </w:numPr>
+              <w:autoSpaceDE/>
+              <w:autoSpaceDN/>
+              <w:adjustRightInd/>
+              <w:spacing w:after="240" w:line="240" w:lineRule="auto"/>
+              <w:ind w:firstLineChars="0"/>
+              <w:jc w:val="both"/>
+            </w:pPr>
+            <w:r>
+              <w:rPr>
+                <w:rFonts w:hint="eastAsia"/>
+              </w:rPr>
+              <w:t>配置</w:t>
+            </w:r>
+            <w:r>
+              <w:rPr>
+                <w:rFonts w:hint="eastAsia"/>
+              </w:rPr>
+              <w:t>10</w:t>
+            </w:r>
+            <w:r>
+              <w:rPr>
+                <w:rFonts w:hint="eastAsia"/>
+              </w:rPr>
+              <w:t>秒进行数据同步</w:t>
+            </w:r>
+          </w:p>
+          <w:p>
+            <w:pPr>
+              <w:pStyle w:val="ListParagraph"/>
+              <w:numPr>
+                <w:ilvl w:val="0"/>
+                <w:numId w:val="32"/>
+              </w:numPr>
+              <w:autoSpaceDE/>
+              <w:autoSpaceDN/>
+              <w:adjustRightInd/>
+              <w:spacing w:after="240" w:line="240" w:lineRule="auto"/>
+              <w:ind w:firstLineChars="0"/>
+              <w:jc w:val="both"/>
+            </w:pPr>
+            <w:r>
+              <w:rPr>
+                <w:rFonts w:hint="eastAsia"/>
+              </w:rPr>
+              <w:t>启动集群</w:t>
+            </w:r>
+          </w:p>
+          <w:p>
+            <w:pPr>
+              <w:pStyle w:val="ListParagraph"/>
+              <w:numPr>
+                <w:ilvl w:val="0"/>
+                <w:numId w:val="32"/>
+              </w:numPr>
+              <w:autoSpaceDE/>
+              <w:autoSpaceDN/>
+              <w:adjustRightInd/>
+              <w:spacing w:after="240" w:line="240" w:lineRule="auto"/>
+              <w:ind w:firstLineChars="0"/>
+              <w:jc w:val="both"/>
+            </w:pPr>
+            <w:r>
+              <w:rPr>
+                <w:rFonts w:hint="eastAsia"/>
+              </w:rPr>
+              <w:t>在集合空间</w:t>
+            </w:r>
+            <w:r>
+              <w:rPr>
+                <w:rFonts w:hint="eastAsia"/>
+              </w:rPr>
+              <w:t>1</w:t>
+            </w:r>
+            <w:r>
+              <w:rPr>
+                <w:rFonts w:hint="eastAsia"/>
+              </w:rPr>
+              <w:t>中插入</w:t>
+            </w:r>
+            <w:r>
+              <w:rPr>
+                <w:rFonts w:hint="eastAsia"/>
+              </w:rPr>
+              <w:t>100000</w:t>
+            </w:r>
+            <w:r>
+              <w:rPr>
+                <w:rFonts w:hint="eastAsia"/>
+              </w:rPr>
+              <w:t>条记录</w:t>
+            </w:r>
+          </w:p>
+          <w:p>
+            <w:pPr>
+              <w:pStyle w:val="ListParagraph"/>
+              <w:numPr>
+                <w:ilvl w:val="0"/>
+                <w:numId w:val="32"/>
+              </w:numPr>
+              <w:autoSpaceDE/>
+              <w:autoSpaceDN/>
+              <w:adjustRightInd/>
+              <w:spacing w:after="240" w:line="240" w:lineRule="auto"/>
+              <w:ind w:firstLineChars="0"/>
+              <w:jc w:val="both"/>
+            </w:pPr>
+            <w:r>
+              <w:rPr>
+                <w:rFonts w:hint="eastAsia"/>
+              </w:rPr>
+              <w:t>等待</w:t>
+            </w:r>
+            <w:r>
+              <w:rPr>
+                <w:rFonts w:hint="eastAsia"/>
+              </w:rPr>
+              <w:t>10</w:t>
+            </w:r>
+          </w:p>
+          <w:p>
+            <w:pPr>
+              <w:pStyle w:val="ListParagraph"/>
+              <w:numPr>
+                <w:ilvl w:val="0"/>
+                <w:numId w:val="32"/>
+              </w:numPr>
+              <w:autoSpaceDE/>
+              <w:autoSpaceDN/>
+              <w:adjustRightInd/>
+              <w:spacing w:after="240" w:line="240" w:lineRule="auto"/>
+              <w:ind w:firstLineChars="0"/>
+              <w:jc w:val="both"/>
+            </w:pPr>
+            <w:r>
+              <w:rPr>
+                <w:rFonts w:hint="eastAsia"/>
+              </w:rPr>
+              <w:t>在集合空间</w:t>
+            </w:r>
+            <w:r>
+              <w:rPr>
+                <w:rFonts w:hint="eastAsia"/>
+              </w:rPr>
+              <w:t>2</w:t>
+            </w:r>
+            <w:r>
+              <w:rPr>
+                <w:rFonts w:hint="eastAsia"/>
+              </w:rPr>
+              <w:t>中插入</w:t>
+            </w:r>
+            <w:r>
+              <w:rPr>
+                <w:rFonts w:hint="eastAsia"/>
+              </w:rPr>
+              <w:t>100000</w:t>
+            </w:r>
+            <w:r>
+              <w:rPr>
+                <w:rFonts w:hint="eastAsia"/>
+              </w:rPr>
+              <w:t>条记录</w:t>
+            </w:r>
+          </w:p>
+          <w:p>
+            <w:pPr>
+              <w:pStyle w:val="ListParagraph"/>
+              <w:numPr>
+                <w:ilvl w:val="0"/>
+                <w:numId w:val="32"/>
+              </w:numPr>
+              <w:autoSpaceDE/>
+              <w:autoSpaceDN/>
+              <w:adjustRightInd/>
+              <w:spacing w:after="240" w:line="240" w:lineRule="auto"/>
+              <w:ind w:firstLineChars="0"/>
+              <w:jc w:val="both"/>
+            </w:pPr>
+            <w:r>
+              <w:rPr>
+                <w:rFonts w:hint="eastAsia"/>
+              </w:rPr>
+              <w:t>在执行</w:t>
+            </w:r>
+            <w:r>
+              <w:rPr>
+                <w:rFonts w:hint="eastAsia"/>
+              </w:rPr>
+              <w:t>5</w:t>
+            </w:r>
+            <w:r>
+              <w:rPr>
+                <w:rFonts w:hint="eastAsia"/>
+              </w:rPr>
+              <w:t>的过程中强杀该主节点</w:t>
+            </w:r>
+          </w:p>
+          <w:p>
+            <w:pPr>
+              <w:spacing w:line="240" w:lineRule="auto"/>
+            </w:pPr>
+            <w:r>
+              <w:rPr>
+                <w:rFonts w:hint="eastAsia"/>
+              </w:rPr>
+              <w:t>观测全量同步是否踢除集合空间</w:t>
+            </w:r>
+            <w:r>
+              <w:rPr>
+                <w:rFonts w:hint="eastAsia"/>
+              </w:rPr>
+              <w:t>1</w:t>
+            </w:r>
+            <w:r>
+              <w:rPr>
+                <w:rFonts w:hint="eastAsia"/>
+              </w:rPr>
+              <w:t>的所有集合，数据并且有效</w:t>
+            </w:r>
+          </w:p>
+        </w:tc>
+        <w:tc>
+          <w:tcPr>
+            <w:tcW w:w="1751" w:type="dxa"/>
+          </w:tcPr>
+          <w:p>
+            <w:pPr>
+              <w:spacing w:line="240" w:lineRule="auto"/>
+            </w:pPr>
+            <w:r>
+              <w:rPr>
+                <w:rFonts w:hint="eastAsia"/>
+              </w:rPr>
+              <w:t>踢除集合空间</w:t>
+            </w:r>
+            <w:r>
+              <w:rPr>
+                <w:rFonts w:hint="eastAsia"/>
+              </w:rPr>
+              <w:t>1</w:t>
+            </w:r>
+            <w:r>
+              <w:rPr>
+                <w:rFonts w:hint="eastAsia"/>
+              </w:rPr>
+              <w:t>所有集合，恢复后数据正确</w:t>
+            </w:r>
+          </w:p>
+        </w:tc>
+      </w:tr>
+      <w:tr>
+        <w:tc>
+          <w:tcPr>
+            <w:tcW w:w="2527" w:type="dxa"/>
+          </w:tcPr>
+          <w:p>
+            <w:pPr>
+              <w:spacing w:line="240" w:lineRule="auto"/>
+            </w:pPr>
+            <w:r>
+              <w:rPr>
+                <w:rFonts w:hint="eastAsia"/>
+              </w:rPr>
+              <w:t>Story.ACID.010.us.007</w:t>
+            </w:r>
+          </w:p>
+        </w:tc>
+        <w:tc>
+          <w:tcPr>
+            <w:tcW w:w="1511" w:type="dxa"/>
+          </w:tcPr>
+          <w:p>
+            <w:pPr>
+              <w:spacing w:line="240" w:lineRule="auto"/>
+            </w:pPr>
+            <w:r>
+              <w:rPr>
+                <w:rFonts w:hint="eastAsia"/>
+              </w:rPr>
+              <w:t>创建删除集合空间下的数据同步</w:t>
+            </w:r>
+          </w:p>
+        </w:tc>
+        <w:tc>
+          <w:tcPr>
+            <w:tcW w:w="2376" w:type="dxa"/>
+          </w:tcPr>
+          <w:p>
+            <w:pPr>
+              <w:pStyle w:val="ListParagraph"/>
+              <w:numPr>
+                <w:ilvl w:val="0"/>
+                <w:numId w:val="33"/>
+              </w:numPr>
+              <w:autoSpaceDE/>
+              <w:autoSpaceDN/>
+              <w:adjustRightInd/>
+              <w:spacing w:after="240" w:line="240" w:lineRule="auto"/>
+              <w:ind w:firstLineChars="0"/>
+              <w:jc w:val="both"/>
+            </w:pPr>
+            <w:r>
+              <w:rPr>
+                <w:rFonts w:hint="eastAsia"/>
+              </w:rPr>
+              <w:t>配置</w:t>
+            </w:r>
+            <w:r>
+              <w:rPr>
+                <w:rFonts w:hint="eastAsia"/>
+              </w:rPr>
+              <w:t>10</w:t>
+            </w:r>
+            <w:r>
+              <w:rPr>
+                <w:rFonts w:hint="eastAsia"/>
+              </w:rPr>
+              <w:t>秒进行数据同步</w:t>
+            </w:r>
+          </w:p>
+          <w:p>
+            <w:pPr>
+              <w:pStyle w:val="ListParagraph"/>
+              <w:numPr>
+                <w:ilvl w:val="0"/>
+                <w:numId w:val="33"/>
+              </w:numPr>
+              <w:autoSpaceDE/>
+              <w:autoSpaceDN/>
+              <w:adjustRightInd/>
+              <w:spacing w:after="240" w:line="240" w:lineRule="auto"/>
+              <w:ind w:firstLineChars="0"/>
+              <w:jc w:val="both"/>
+            </w:pPr>
+            <w:r>
+              <w:rPr>
+                <w:rFonts w:hint="eastAsia"/>
+              </w:rPr>
+              <w:t>启动集群</w:t>
+            </w:r>
+          </w:p>
+          <w:p>
+            <w:pPr>
+              <w:pStyle w:val="ListParagraph"/>
+              <w:numPr>
+                <w:ilvl w:val="0"/>
+                <w:numId w:val="33"/>
+              </w:numPr>
+              <w:autoSpaceDE/>
+              <w:autoSpaceDN/>
+              <w:adjustRightInd/>
+              <w:spacing w:after="240" w:line="240" w:lineRule="auto"/>
+              <w:ind w:firstLineChars="0"/>
+              <w:jc w:val="both"/>
+            </w:pPr>
+            <w:r>
+              <w:rPr>
+                <w:rFonts w:hint="eastAsia"/>
+              </w:rPr>
+              <w:t>在集合空间</w:t>
+            </w:r>
+            <w:r>
+              <w:rPr>
+                <w:rFonts w:hint="eastAsia"/>
+              </w:rPr>
+              <w:t>1</w:t>
+            </w:r>
+            <w:r>
+              <w:rPr>
+                <w:rFonts w:hint="eastAsia"/>
+              </w:rPr>
+              <w:t>中插入</w:t>
+            </w:r>
+            <w:r>
+              <w:rPr>
+                <w:rFonts w:hint="eastAsia"/>
+              </w:rPr>
+              <w:t>10000</w:t>
+            </w:r>
+            <w:r>
+              <w:rPr>
+                <w:rFonts w:hint="eastAsia"/>
+              </w:rPr>
+              <w:t>条数据</w:t>
+            </w:r>
+          </w:p>
+          <w:p>
+            <w:pPr>
+              <w:pStyle w:val="ListParagraph"/>
+              <w:numPr>
+                <w:ilvl w:val="0"/>
+                <w:numId w:val="33"/>
+              </w:numPr>
+              <w:autoSpaceDE/>
+              <w:autoSpaceDN/>
+              <w:adjustRightInd/>
+              <w:spacing w:after="240" w:line="240" w:lineRule="auto"/>
+              <w:ind w:firstLineChars="0"/>
+              <w:jc w:val="both"/>
+            </w:pPr>
+            <w:r>
+              <w:rPr>
+                <w:rFonts w:hint="eastAsia"/>
+              </w:rPr>
+              <w:t>删除集合空间</w:t>
+            </w:r>
+            <w:r>
+              <w:rPr>
+                <w:rFonts w:hint="eastAsia"/>
+              </w:rPr>
+              <w:t>1</w:t>
+            </w:r>
+          </w:p>
+          <w:p>
+            <w:pPr>
+              <w:pStyle w:val="ListParagraph"/>
+              <w:numPr>
+                <w:ilvl w:val="0"/>
+                <w:numId w:val="33"/>
+              </w:numPr>
+              <w:autoSpaceDE/>
+              <w:autoSpaceDN/>
+              <w:adjustRightInd/>
+              <w:spacing w:after="240" w:line="240" w:lineRule="auto"/>
+              <w:ind w:firstLineChars="0"/>
+              <w:jc w:val="both"/>
+            </w:pPr>
+            <w:r>
+              <w:rPr>
+                <w:rFonts w:hint="eastAsia"/>
+              </w:rPr>
+              <w:t>立即强杀该主节点点</w:t>
+            </w:r>
+          </w:p>
+          <w:p>
+            <w:pPr>
+              <w:pStyle w:val="ListParagraph"/>
+              <w:numPr>
+                <w:ilvl w:val="0"/>
+                <w:numId w:val="33"/>
+              </w:numPr>
+              <w:autoSpaceDE/>
+              <w:autoSpaceDN/>
+              <w:adjustRightInd/>
+              <w:spacing w:after="240" w:line="240" w:lineRule="auto"/>
+              <w:ind w:firstLineChars="0"/>
+              <w:jc w:val="both"/>
+            </w:pPr>
+            <w:r>
+              <w:rPr>
+                <w:rFonts w:hint="eastAsia"/>
+              </w:rPr>
+              <w:t>等恢复后创建集合</w:t>
+            </w:r>
+            <w:r>
+              <w:rPr>
+                <w:rFonts w:hint="eastAsia"/>
+              </w:rPr>
+              <w:t>2</w:t>
+            </w:r>
+            <w:r>
+              <w:rPr>
+                <w:rFonts w:hint="eastAsia"/>
+              </w:rPr>
+              <w:t>，并插入数据</w:t>
+            </w:r>
+          </w:p>
+        </w:tc>
+        <w:tc>
+          <w:tcPr>
+            <w:tcW w:w="1751" w:type="dxa"/>
+          </w:tcPr>
+          <w:p>
+            <w:pPr>
+              <w:spacing w:line="240" w:lineRule="auto"/>
+            </w:pPr>
+            <w:r>
+              <w:rPr>
+                <w:rFonts w:hint="eastAsia"/>
+              </w:rPr>
+              <w:t>系统恢复正常，插入正常，该故障节点起动后数据同步正常</w:t>
+            </w:r>
           </w:p>
         </w:tc>
       </w:tr>
     </w:tbl>
+    <w:p>
+      <w:pPr>
+        <w:rPr>
+          <w:rFonts w:ascii="Arial" w:hAnsi="Arial" w:cs="Arial"/>
+        </w:rPr>
+      </w:pPr>
+    </w:p>
     <w:p>
       <w:pPr>
         <w:rPr>
@@ -14755,7 +15888,7 @@
               <w:rPr>
                 <w:noProof/>
               </w:rPr>
-              <w:t>2016-8-11</w:t>
+              <w:t>2016-8-12</w:t>
             </w:r>
           </w:fldSimple>
         </w:p>
@@ -14971,6 +16104,273 @@
 <file path=word/numbering.xml><?xml version="1.0" encoding="utf-8"?>
 <w:numbering xmlns:ve="http://schemas.openxmlformats.org/markup-compatibility/2006" xmlns:o="urn:schemas-microsoft-com:office:office" xmlns:r="http://schemas.openxmlformats.org/officeDocument/2006/relationships" xmlns:m="http://schemas.openxmlformats.org/officeDocument/2006/math" xmlns:v="urn:schemas-microsoft-com:vml" xmlns:wp="http://schemas.openxmlformats.org/drawingml/2006/wordprocessingDrawing" xmlns:w10="urn:schemas-microsoft-com:office:word" xmlns:w="http://schemas.openxmlformats.org/wordprocessingml/2006/main" xmlns:wne="http://schemas.microsoft.com/office/word/2006/wordml">
   <w:abstractNum w:abstractNumId="0">
+    <w:nsid w:val="09343CF2"/>
+    <w:multiLevelType w:val="hybridMultilevel"/>
+    <w:tmpl w:val="D05C1A72"/>
+    <w:lvl w:ilvl="0" w:tplc="220ECEBE">
+      <w:start w:val="1"/>
+      <w:numFmt w:val="decimal"/>
+      <w:lvlText w:val="%1."/>
+      <w:lvlJc w:val="left"/>
+      <w:pPr>
+        <w:ind w:left="360" w:hanging="360"/>
+      </w:pPr>
+      <w:rPr>
+        <w:rFonts w:hint="default"/>
+      </w:rPr>
+    </w:lvl>
+    <w:lvl w:ilvl="1" w:tplc="04090019" w:tentative="1">
+      <w:start w:val="1"/>
+      <w:numFmt w:val="lowerLetter"/>
+      <w:lvlText w:val="%2)"/>
+      <w:lvlJc w:val="left"/>
+      <w:pPr>
+        <w:ind w:left="840" w:hanging="420"/>
+      </w:pPr>
+    </w:lvl>
+    <w:lvl w:ilvl="2" w:tplc="0409001B" w:tentative="1">
+      <w:start w:val="1"/>
+      <w:numFmt w:val="lowerRoman"/>
+      <w:lvlText w:val="%3."/>
+      <w:lvlJc w:val="right"/>
+      <w:pPr>
+        <w:ind w:left="1260" w:hanging="420"/>
+      </w:pPr>
+    </w:lvl>
+    <w:lvl w:ilvl="3" w:tplc="0409000F" w:tentative="1">
+      <w:start w:val="1"/>
+      <w:numFmt w:val="decimal"/>
+      <w:lvlText w:val="%4."/>
+      <w:lvlJc w:val="left"/>
+      <w:pPr>
+        <w:ind w:left="1680" w:hanging="420"/>
+      </w:pPr>
+    </w:lvl>
+    <w:lvl w:ilvl="4" w:tplc="04090019" w:tentative="1">
+      <w:start w:val="1"/>
+      <w:numFmt w:val="lowerLetter"/>
+      <w:lvlText w:val="%5)"/>
+      <w:lvlJc w:val="left"/>
+      <w:pPr>
+        <w:ind w:left="2100" w:hanging="420"/>
+      </w:pPr>
+    </w:lvl>
+    <w:lvl w:ilvl="5" w:tplc="0409001B" w:tentative="1">
+      <w:start w:val="1"/>
+      <w:numFmt w:val="lowerRoman"/>
+      <w:lvlText w:val="%6."/>
+      <w:lvlJc w:val="right"/>
+      <w:pPr>
+        <w:ind w:left="2520" w:hanging="420"/>
+      </w:pPr>
+    </w:lvl>
+    <w:lvl w:ilvl="6" w:tplc="0409000F" w:tentative="1">
+      <w:start w:val="1"/>
+      <w:numFmt w:val="decimal"/>
+      <w:lvlText w:val="%7."/>
+      <w:lvlJc w:val="left"/>
+      <w:pPr>
+        <w:ind w:left="2940" w:hanging="420"/>
+      </w:pPr>
+    </w:lvl>
+    <w:lvl w:ilvl="7" w:tplc="04090019" w:tentative="1">
+      <w:start w:val="1"/>
+      <w:numFmt w:val="lowerLetter"/>
+      <w:lvlText w:val="%8)"/>
+      <w:lvlJc w:val="left"/>
+      <w:pPr>
+        <w:ind w:left="3360" w:hanging="420"/>
+      </w:pPr>
+    </w:lvl>
+    <w:lvl w:ilvl="8" w:tplc="0409001B" w:tentative="1">
+      <w:start w:val="1"/>
+      <w:numFmt w:val="lowerRoman"/>
+      <w:lvlText w:val="%9."/>
+      <w:lvlJc w:val="right"/>
+      <w:pPr>
+        <w:ind w:left="3780" w:hanging="420"/>
+      </w:pPr>
+    </w:lvl>
+  </w:abstractNum>
+  <w:abstractNum w:abstractNumId="1">
+    <w:nsid w:val="12660D6D"/>
+    <w:multiLevelType w:val="hybridMultilevel"/>
+    <w:tmpl w:val="DA767B1A"/>
+    <w:lvl w:ilvl="0" w:tplc="EA6009A8">
+      <w:start w:val="1"/>
+      <w:numFmt w:val="decimal"/>
+      <w:lvlText w:val="%1."/>
+      <w:lvlJc w:val="left"/>
+      <w:pPr>
+        <w:ind w:left="360" w:hanging="360"/>
+      </w:pPr>
+      <w:rPr>
+        <w:rFonts w:hint="default"/>
+      </w:rPr>
+    </w:lvl>
+    <w:lvl w:ilvl="1" w:tplc="04090019" w:tentative="1">
+      <w:start w:val="1"/>
+      <w:numFmt w:val="lowerLetter"/>
+      <w:lvlText w:val="%2)"/>
+      <w:lvlJc w:val="left"/>
+      <w:pPr>
+        <w:ind w:left="840" w:hanging="420"/>
+      </w:pPr>
+    </w:lvl>
+    <w:lvl w:ilvl="2" w:tplc="0409001B" w:tentative="1">
+      <w:start w:val="1"/>
+      <w:numFmt w:val="lowerRoman"/>
+      <w:lvlText w:val="%3."/>
+      <w:lvlJc w:val="right"/>
+      <w:pPr>
+        <w:ind w:left="1260" w:hanging="420"/>
+      </w:pPr>
+    </w:lvl>
+    <w:lvl w:ilvl="3" w:tplc="0409000F" w:tentative="1">
+      <w:start w:val="1"/>
+      <w:numFmt w:val="decimal"/>
+      <w:lvlText w:val="%4."/>
+      <w:lvlJc w:val="left"/>
+      <w:pPr>
+        <w:ind w:left="1680" w:hanging="420"/>
+      </w:pPr>
+    </w:lvl>
+    <w:lvl w:ilvl="4" w:tplc="04090019" w:tentative="1">
+      <w:start w:val="1"/>
+      <w:numFmt w:val="lowerLetter"/>
+      <w:lvlText w:val="%5)"/>
+      <w:lvlJc w:val="left"/>
+      <w:pPr>
+        <w:ind w:left="2100" w:hanging="420"/>
+      </w:pPr>
+    </w:lvl>
+    <w:lvl w:ilvl="5" w:tplc="0409001B" w:tentative="1">
+      <w:start w:val="1"/>
+      <w:numFmt w:val="lowerRoman"/>
+      <w:lvlText w:val="%6."/>
+      <w:lvlJc w:val="right"/>
+      <w:pPr>
+        <w:ind w:left="2520" w:hanging="420"/>
+      </w:pPr>
+    </w:lvl>
+    <w:lvl w:ilvl="6" w:tplc="0409000F" w:tentative="1">
+      <w:start w:val="1"/>
+      <w:numFmt w:val="decimal"/>
+      <w:lvlText w:val="%7."/>
+      <w:lvlJc w:val="left"/>
+      <w:pPr>
+        <w:ind w:left="2940" w:hanging="420"/>
+      </w:pPr>
+    </w:lvl>
+    <w:lvl w:ilvl="7" w:tplc="04090019" w:tentative="1">
+      <w:start w:val="1"/>
+      <w:numFmt w:val="lowerLetter"/>
+      <w:lvlText w:val="%8)"/>
+      <w:lvlJc w:val="left"/>
+      <w:pPr>
+        <w:ind w:left="3360" w:hanging="420"/>
+      </w:pPr>
+    </w:lvl>
+    <w:lvl w:ilvl="8" w:tplc="0409001B" w:tentative="1">
+      <w:start w:val="1"/>
+      <w:numFmt w:val="lowerRoman"/>
+      <w:lvlText w:val="%9."/>
+      <w:lvlJc w:val="right"/>
+      <w:pPr>
+        <w:ind w:left="3780" w:hanging="420"/>
+      </w:pPr>
+    </w:lvl>
+  </w:abstractNum>
+  <w:abstractNum w:abstractNumId="2">
+    <w:nsid w:val="13B11AC8"/>
+    <w:multiLevelType w:val="hybridMultilevel"/>
+    <w:tmpl w:val="D05C1A72"/>
+    <w:lvl w:ilvl="0" w:tplc="220ECEBE">
+      <w:start w:val="1"/>
+      <w:numFmt w:val="decimal"/>
+      <w:lvlText w:val="%1."/>
+      <w:lvlJc w:val="left"/>
+      <w:pPr>
+        <w:ind w:left="360" w:hanging="360"/>
+      </w:pPr>
+      <w:rPr>
+        <w:rFonts w:hint="default"/>
+      </w:rPr>
+    </w:lvl>
+    <w:lvl w:ilvl="1" w:tplc="04090019" w:tentative="1">
+      <w:start w:val="1"/>
+      <w:numFmt w:val="lowerLetter"/>
+      <w:lvlText w:val="%2)"/>
+      <w:lvlJc w:val="left"/>
+      <w:pPr>
+        <w:ind w:left="840" w:hanging="420"/>
+      </w:pPr>
+    </w:lvl>
+    <w:lvl w:ilvl="2" w:tplc="0409001B" w:tentative="1">
+      <w:start w:val="1"/>
+      <w:numFmt w:val="lowerRoman"/>
+      <w:lvlText w:val="%3."/>
+      <w:lvlJc w:val="right"/>
+      <w:pPr>
+        <w:ind w:left="1260" w:hanging="420"/>
+      </w:pPr>
+    </w:lvl>
+    <w:lvl w:ilvl="3" w:tplc="0409000F" w:tentative="1">
+      <w:start w:val="1"/>
+      <w:numFmt w:val="decimal"/>
+      <w:lvlText w:val="%4."/>
+      <w:lvlJc w:val="left"/>
+      <w:pPr>
+        <w:ind w:left="1680" w:hanging="420"/>
+      </w:pPr>
+    </w:lvl>
+    <w:lvl w:ilvl="4" w:tplc="04090019" w:tentative="1">
+      <w:start w:val="1"/>
+      <w:numFmt w:val="lowerLetter"/>
+      <w:lvlText w:val="%5)"/>
+      <w:lvlJc w:val="left"/>
+      <w:pPr>
+        <w:ind w:left="2100" w:hanging="420"/>
+      </w:pPr>
+    </w:lvl>
+    <w:lvl w:ilvl="5" w:tplc="0409001B" w:tentative="1">
+      <w:start w:val="1"/>
+      <w:numFmt w:val="lowerRoman"/>
+      <w:lvlText w:val="%6."/>
+      <w:lvlJc w:val="right"/>
+      <w:pPr>
+        <w:ind w:left="2520" w:hanging="420"/>
+      </w:pPr>
+    </w:lvl>
+    <w:lvl w:ilvl="6" w:tplc="0409000F" w:tentative="1">
+      <w:start w:val="1"/>
+      <w:numFmt w:val="decimal"/>
+      <w:lvlText w:val="%7."/>
+      <w:lvlJc w:val="left"/>
+      <w:pPr>
+        <w:ind w:left="2940" w:hanging="420"/>
+      </w:pPr>
+    </w:lvl>
+    <w:lvl w:ilvl="7" w:tplc="04090019" w:tentative="1">
+      <w:start w:val="1"/>
+      <w:numFmt w:val="lowerLetter"/>
+      <w:lvlText w:val="%8)"/>
+      <w:lvlJc w:val="left"/>
+      <w:pPr>
+        <w:ind w:left="3360" w:hanging="420"/>
+      </w:pPr>
+    </w:lvl>
+    <w:lvl w:ilvl="8" w:tplc="0409001B" w:tentative="1">
+      <w:start w:val="1"/>
+      <w:numFmt w:val="lowerRoman"/>
+      <w:lvlText w:val="%9."/>
+      <w:lvlJc w:val="right"/>
+      <w:pPr>
+        <w:ind w:left="3780" w:hanging="420"/>
+      </w:pPr>
+    </w:lvl>
+  </w:abstractNum>
+  <w:abstractNum w:abstractNumId="3">
     <w:nsid w:val="1AB66554"/>
     <w:multiLevelType w:val="singleLevel"/>
     <w:tmpl w:val="14382B24"/>
@@ -14991,7 +16391,7 @@
       </w:rPr>
     </w:lvl>
   </w:abstractNum>
-  <w:abstractNum w:abstractNumId="1">
+  <w:abstractNum w:abstractNumId="4">
     <w:nsid w:val="1CC268AC"/>
     <w:multiLevelType w:val="hybridMultilevel"/>
     <w:tmpl w:val="C8669D44"/>
@@ -15080,7 +16480,7 @@
       </w:pPr>
     </w:lvl>
   </w:abstractNum>
-  <w:abstractNum w:abstractNumId="2">
+  <w:abstractNum w:abstractNumId="5">
     <w:nsid w:val="1D783EFD"/>
     <w:multiLevelType w:val="hybridMultilevel"/>
     <w:tmpl w:val="50E6F914"/>
@@ -15166,7 +16566,185 @@
       </w:pPr>
     </w:lvl>
   </w:abstractNum>
-  <w:abstractNum w:abstractNumId="3">
+  <w:abstractNum w:abstractNumId="6">
+    <w:nsid w:val="23EC5C36"/>
+    <w:multiLevelType w:val="hybridMultilevel"/>
+    <w:tmpl w:val="3338448C"/>
+    <w:lvl w:ilvl="0" w:tplc="CAA6CD50">
+      <w:start w:val="1"/>
+      <w:numFmt w:val="decimal"/>
+      <w:lvlText w:val="%1."/>
+      <w:lvlJc w:val="left"/>
+      <w:pPr>
+        <w:ind w:left="360" w:hanging="360"/>
+      </w:pPr>
+      <w:rPr>
+        <w:rFonts w:hint="default"/>
+      </w:rPr>
+    </w:lvl>
+    <w:lvl w:ilvl="1" w:tplc="04090019" w:tentative="1">
+      <w:start w:val="1"/>
+      <w:numFmt w:val="lowerLetter"/>
+      <w:lvlText w:val="%2)"/>
+      <w:lvlJc w:val="left"/>
+      <w:pPr>
+        <w:ind w:left="840" w:hanging="420"/>
+      </w:pPr>
+    </w:lvl>
+    <w:lvl w:ilvl="2" w:tplc="0409001B" w:tentative="1">
+      <w:start w:val="1"/>
+      <w:numFmt w:val="lowerRoman"/>
+      <w:lvlText w:val="%3."/>
+      <w:lvlJc w:val="right"/>
+      <w:pPr>
+        <w:ind w:left="1260" w:hanging="420"/>
+      </w:pPr>
+    </w:lvl>
+    <w:lvl w:ilvl="3" w:tplc="0409000F" w:tentative="1">
+      <w:start w:val="1"/>
+      <w:numFmt w:val="decimal"/>
+      <w:lvlText w:val="%4."/>
+      <w:lvlJc w:val="left"/>
+      <w:pPr>
+        <w:ind w:left="1680" w:hanging="420"/>
+      </w:pPr>
+    </w:lvl>
+    <w:lvl w:ilvl="4" w:tplc="04090019" w:tentative="1">
+      <w:start w:val="1"/>
+      <w:numFmt w:val="lowerLetter"/>
+      <w:lvlText w:val="%5)"/>
+      <w:lvlJc w:val="left"/>
+      <w:pPr>
+        <w:ind w:left="2100" w:hanging="420"/>
+      </w:pPr>
+    </w:lvl>
+    <w:lvl w:ilvl="5" w:tplc="0409001B" w:tentative="1">
+      <w:start w:val="1"/>
+      <w:numFmt w:val="lowerRoman"/>
+      <w:lvlText w:val="%6."/>
+      <w:lvlJc w:val="right"/>
+      <w:pPr>
+        <w:ind w:left="2520" w:hanging="420"/>
+      </w:pPr>
+    </w:lvl>
+    <w:lvl w:ilvl="6" w:tplc="0409000F" w:tentative="1">
+      <w:start w:val="1"/>
+      <w:numFmt w:val="decimal"/>
+      <w:lvlText w:val="%7."/>
+      <w:lvlJc w:val="left"/>
+      <w:pPr>
+        <w:ind w:left="2940" w:hanging="420"/>
+      </w:pPr>
+    </w:lvl>
+    <w:lvl w:ilvl="7" w:tplc="04090019" w:tentative="1">
+      <w:start w:val="1"/>
+      <w:numFmt w:val="lowerLetter"/>
+      <w:lvlText w:val="%8)"/>
+      <w:lvlJc w:val="left"/>
+      <w:pPr>
+        <w:ind w:left="3360" w:hanging="420"/>
+      </w:pPr>
+    </w:lvl>
+    <w:lvl w:ilvl="8" w:tplc="0409001B" w:tentative="1">
+      <w:start w:val="1"/>
+      <w:numFmt w:val="lowerRoman"/>
+      <w:lvlText w:val="%9."/>
+      <w:lvlJc w:val="right"/>
+      <w:pPr>
+        <w:ind w:left="3780" w:hanging="420"/>
+      </w:pPr>
+    </w:lvl>
+  </w:abstractNum>
+  <w:abstractNum w:abstractNumId="7">
+    <w:nsid w:val="2F017386"/>
+    <w:multiLevelType w:val="hybridMultilevel"/>
+    <w:tmpl w:val="DA767B1A"/>
+    <w:lvl w:ilvl="0" w:tplc="EA6009A8">
+      <w:start w:val="1"/>
+      <w:numFmt w:val="decimal"/>
+      <w:lvlText w:val="%1."/>
+      <w:lvlJc w:val="left"/>
+      <w:pPr>
+        <w:ind w:left="360" w:hanging="360"/>
+      </w:pPr>
+      <w:rPr>
+        <w:rFonts w:hint="default"/>
+      </w:rPr>
+    </w:lvl>
+    <w:lvl w:ilvl="1" w:tplc="04090019" w:tentative="1">
+      <w:start w:val="1"/>
+      <w:numFmt w:val="lowerLetter"/>
+      <w:lvlText w:val="%2)"/>
+      <w:lvlJc w:val="left"/>
+      <w:pPr>
+        <w:ind w:left="840" w:hanging="420"/>
+      </w:pPr>
+    </w:lvl>
+    <w:lvl w:ilvl="2" w:tplc="0409001B" w:tentative="1">
+      <w:start w:val="1"/>
+      <w:numFmt w:val="lowerRoman"/>
+      <w:lvlText w:val="%3."/>
+      <w:lvlJc w:val="right"/>
+      <w:pPr>
+        <w:ind w:left="1260" w:hanging="420"/>
+      </w:pPr>
+    </w:lvl>
+    <w:lvl w:ilvl="3" w:tplc="0409000F" w:tentative="1">
+      <w:start w:val="1"/>
+      <w:numFmt w:val="decimal"/>
+      <w:lvlText w:val="%4."/>
+      <w:lvlJc w:val="left"/>
+      <w:pPr>
+        <w:ind w:left="1680" w:hanging="420"/>
+      </w:pPr>
+    </w:lvl>
+    <w:lvl w:ilvl="4" w:tplc="04090019" w:tentative="1">
+      <w:start w:val="1"/>
+      <w:numFmt w:val="lowerLetter"/>
+      <w:lvlText w:val="%5)"/>
+      <w:lvlJc w:val="left"/>
+      <w:pPr>
+        <w:ind w:left="2100" w:hanging="420"/>
+      </w:pPr>
+    </w:lvl>
+    <w:lvl w:ilvl="5" w:tplc="0409001B" w:tentative="1">
+      <w:start w:val="1"/>
+      <w:numFmt w:val="lowerRoman"/>
+      <w:lvlText w:val="%6."/>
+      <w:lvlJc w:val="right"/>
+      <w:pPr>
+        <w:ind w:left="2520" w:hanging="420"/>
+      </w:pPr>
+    </w:lvl>
+    <w:lvl w:ilvl="6" w:tplc="0409000F" w:tentative="1">
+      <w:start w:val="1"/>
+      <w:numFmt w:val="decimal"/>
+      <w:lvlText w:val="%7."/>
+      <w:lvlJc w:val="left"/>
+      <w:pPr>
+        <w:ind w:left="2940" w:hanging="420"/>
+      </w:pPr>
+    </w:lvl>
+    <w:lvl w:ilvl="7" w:tplc="04090019" w:tentative="1">
+      <w:start w:val="1"/>
+      <w:numFmt w:val="lowerLetter"/>
+      <w:lvlText w:val="%8)"/>
+      <w:lvlJc w:val="left"/>
+      <w:pPr>
+        <w:ind w:left="3360" w:hanging="420"/>
+      </w:pPr>
+    </w:lvl>
+    <w:lvl w:ilvl="8" w:tplc="0409001B" w:tentative="1">
+      <w:start w:val="1"/>
+      <w:numFmt w:val="lowerRoman"/>
+      <w:lvlText w:val="%9."/>
+      <w:lvlJc w:val="right"/>
+      <w:pPr>
+        <w:ind w:left="3780" w:hanging="420"/>
+      </w:pPr>
+    </w:lvl>
+  </w:abstractNum>
+  <w:abstractNum w:abstractNumId="8">
     <w:nsid w:val="42FE570A"/>
     <w:multiLevelType w:val="multilevel"/>
     <w:tmpl w:val="11FEBED6"/>
@@ -15334,7 +16912,7 @@
       </w:rPr>
     </w:lvl>
   </w:abstractNum>
-  <w:abstractNum w:abstractNumId="4">
+  <w:abstractNum w:abstractNumId="9">
     <w:nsid w:val="43B257E5"/>
     <w:multiLevelType w:val="hybridMultilevel"/>
     <w:tmpl w:val="A61AE476"/>
@@ -15423,7 +17001,7 @@
       </w:pPr>
     </w:lvl>
   </w:abstractNum>
-  <w:abstractNum w:abstractNumId="5">
+  <w:abstractNum w:abstractNumId="10">
     <w:nsid w:val="4AEC1025"/>
     <w:multiLevelType w:val="hybridMultilevel"/>
     <w:tmpl w:val="86B41DFE"/>
@@ -15536,7 +17114,7 @@
       </w:rPr>
     </w:lvl>
   </w:abstractNum>
-  <w:abstractNum w:abstractNumId="6">
+  <w:abstractNum w:abstractNumId="11">
     <w:nsid w:val="4E81634D"/>
     <w:multiLevelType w:val="hybridMultilevel"/>
     <w:tmpl w:val="2E9C9D6C"/>
@@ -15649,7 +17227,7 @@
       </w:rPr>
     </w:lvl>
   </w:abstractNum>
-  <w:abstractNum w:abstractNumId="7">
+  <w:abstractNum w:abstractNumId="12">
     <w:nsid w:val="4F4F3F7C"/>
     <w:multiLevelType w:val="hybridMultilevel"/>
     <w:tmpl w:val="A61AE476"/>
@@ -15738,7 +17316,7 @@
       </w:pPr>
     </w:lvl>
   </w:abstractNum>
-  <w:abstractNum w:abstractNumId="8">
+  <w:abstractNum w:abstractNumId="13">
     <w:nsid w:val="51B70ECB"/>
     <w:multiLevelType w:val="hybridMultilevel"/>
     <w:tmpl w:val="2FCE36D4"/>
@@ -15827,7 +17405,7 @@
       </w:pPr>
     </w:lvl>
   </w:abstractNum>
-  <w:abstractNum w:abstractNumId="9">
+  <w:abstractNum w:abstractNumId="14">
     <w:nsid w:val="552A6B83"/>
     <w:multiLevelType w:val="hybridMultilevel"/>
     <w:tmpl w:val="BEAEA8DC"/>
@@ -15916,7 +17494,7 @@
       </w:pPr>
     </w:lvl>
   </w:abstractNum>
-  <w:abstractNum w:abstractNumId="10">
+  <w:abstractNum w:abstractNumId="15">
     <w:nsid w:val="5E1C29FD"/>
     <w:multiLevelType w:val="hybridMultilevel"/>
     <w:tmpl w:val="106AF3D2"/>
@@ -16005,7 +17583,7 @@
       </w:pPr>
     </w:lvl>
   </w:abstractNum>
-  <w:abstractNum w:abstractNumId="11">
+  <w:abstractNum w:abstractNumId="16">
     <w:nsid w:val="5E1E75F0"/>
     <w:multiLevelType w:val="hybridMultilevel"/>
     <w:tmpl w:val="92B811FA"/>
@@ -16094,7 +17672,7 @@
       </w:pPr>
     </w:lvl>
   </w:abstractNum>
-  <w:abstractNum w:abstractNumId="12">
+  <w:abstractNum w:abstractNumId="17">
     <w:nsid w:val="5E203262"/>
     <w:multiLevelType w:val="hybridMultilevel"/>
     <w:tmpl w:val="106AF3D2"/>
@@ -16183,7 +17761,7 @@
       </w:pPr>
     </w:lvl>
   </w:abstractNum>
-  <w:abstractNum w:abstractNumId="13">
+  <w:abstractNum w:abstractNumId="18">
     <w:nsid w:val="61DE5B40"/>
     <w:multiLevelType w:val="hybridMultilevel"/>
     <w:tmpl w:val="69A4202E"/>
@@ -16296,7 +17874,7 @@
       </w:rPr>
     </w:lvl>
   </w:abstractNum>
-  <w:abstractNum w:abstractNumId="14">
+  <w:abstractNum w:abstractNumId="19">
     <w:nsid w:val="63546429"/>
     <w:multiLevelType w:val="multilevel"/>
     <w:tmpl w:val="FE4653A2"/>
@@ -16439,7 +18017,7 @@
       </w:rPr>
     </w:lvl>
   </w:abstractNum>
-  <w:abstractNum w:abstractNumId="15">
+  <w:abstractNum w:abstractNumId="20">
     <w:nsid w:val="63697E7E"/>
     <w:multiLevelType w:val="hybridMultilevel"/>
     <w:tmpl w:val="B4CC6A78"/>
@@ -16525,7 +18103,7 @@
       </w:pPr>
     </w:lvl>
   </w:abstractNum>
-  <w:abstractNum w:abstractNumId="16">
+  <w:abstractNum w:abstractNumId="21">
     <w:nsid w:val="664D53BA"/>
     <w:multiLevelType w:val="hybridMultilevel"/>
     <w:tmpl w:val="A934A250"/>
@@ -16638,7 +18216,7 @@
       </w:rPr>
     </w:lvl>
   </w:abstractNum>
-  <w:abstractNum w:abstractNumId="17">
+  <w:abstractNum w:abstractNumId="22">
     <w:nsid w:val="66C9069A"/>
     <w:multiLevelType w:val="hybridMultilevel"/>
     <w:tmpl w:val="5BFA1FE8"/>
@@ -16727,7 +18305,96 @@
       </w:pPr>
     </w:lvl>
   </w:abstractNum>
-  <w:abstractNum w:abstractNumId="18">
+  <w:abstractNum w:abstractNumId="23">
+    <w:nsid w:val="67660A05"/>
+    <w:multiLevelType w:val="hybridMultilevel"/>
+    <w:tmpl w:val="8B188D0A"/>
+    <w:lvl w:ilvl="0" w:tplc="EB62BFAA">
+      <w:start w:val="1"/>
+      <w:numFmt w:val="decimal"/>
+      <w:lvlText w:val="%1."/>
+      <w:lvlJc w:val="left"/>
+      <w:pPr>
+        <w:ind w:left="360" w:hanging="360"/>
+      </w:pPr>
+      <w:rPr>
+        <w:rFonts w:hint="default"/>
+      </w:rPr>
+    </w:lvl>
+    <w:lvl w:ilvl="1" w:tplc="04090019" w:tentative="1">
+      <w:start w:val="1"/>
+      <w:numFmt w:val="lowerLetter"/>
+      <w:lvlText w:val="%2)"/>
+      <w:lvlJc w:val="left"/>
+      <w:pPr>
+        <w:ind w:left="840" w:hanging="420"/>
+      </w:pPr>
+    </w:lvl>
+    <w:lvl w:ilvl="2" w:tplc="0409001B" w:tentative="1">
+      <w:start w:val="1"/>
+      <w:numFmt w:val="lowerRoman"/>
+      <w:lvlText w:val="%3."/>
+      <w:lvlJc w:val="right"/>
+      <w:pPr>
+        <w:ind w:left="1260" w:hanging="420"/>
+      </w:pPr>
+    </w:lvl>
+    <w:lvl w:ilvl="3" w:tplc="0409000F" w:tentative="1">
+      <w:start w:val="1"/>
+      <w:numFmt w:val="decimal"/>
+      <w:lvlText w:val="%4."/>
+      <w:lvlJc w:val="left"/>
+      <w:pPr>
+        <w:ind w:left="1680" w:hanging="420"/>
+      </w:pPr>
+    </w:lvl>
+    <w:lvl w:ilvl="4" w:tplc="04090019" w:tentative="1">
+      <w:start w:val="1"/>
+      <w:numFmt w:val="lowerLetter"/>
+      <w:lvlText w:val="%5)"/>
+      <w:lvlJc w:val="left"/>
+      <w:pPr>
+        <w:ind w:left="2100" w:hanging="420"/>
+      </w:pPr>
+    </w:lvl>
+    <w:lvl w:ilvl="5" w:tplc="0409001B" w:tentative="1">
+      <w:start w:val="1"/>
+      <w:numFmt w:val="lowerRoman"/>
+      <w:lvlText w:val="%6."/>
+      <w:lvlJc w:val="right"/>
+      <w:pPr>
+        <w:ind w:left="2520" w:hanging="420"/>
+      </w:pPr>
+    </w:lvl>
+    <w:lvl w:ilvl="6" w:tplc="0409000F" w:tentative="1">
+      <w:start w:val="1"/>
+      <w:numFmt w:val="decimal"/>
+      <w:lvlText w:val="%7."/>
+      <w:lvlJc w:val="left"/>
+      <w:pPr>
+        <w:ind w:left="2940" w:hanging="420"/>
+      </w:pPr>
+    </w:lvl>
+    <w:lvl w:ilvl="7" w:tplc="04090019" w:tentative="1">
+      <w:start w:val="1"/>
+      <w:numFmt w:val="lowerLetter"/>
+      <w:lvlText w:val="%8)"/>
+      <w:lvlJc w:val="left"/>
+      <w:pPr>
+        <w:ind w:left="3360" w:hanging="420"/>
+      </w:pPr>
+    </w:lvl>
+    <w:lvl w:ilvl="8" w:tplc="0409001B" w:tentative="1">
+      <w:start w:val="1"/>
+      <w:numFmt w:val="lowerRoman"/>
+      <w:lvlText w:val="%9."/>
+      <w:lvlJc w:val="right"/>
+      <w:pPr>
+        <w:ind w:left="3780" w:hanging="420"/>
+      </w:pPr>
+    </w:lvl>
+  </w:abstractNum>
+  <w:abstractNum w:abstractNumId="24">
     <w:nsid w:val="6A3E1B82"/>
     <w:multiLevelType w:val="hybridMultilevel"/>
     <w:tmpl w:val="5950BF94"/>
@@ -16816,7 +18483,7 @@
       </w:pPr>
     </w:lvl>
   </w:abstractNum>
-  <w:abstractNum w:abstractNumId="19">
+  <w:abstractNum w:abstractNumId="25">
     <w:nsid w:val="6A8A036E"/>
     <w:multiLevelType w:val="hybridMultilevel"/>
     <w:tmpl w:val="970AE692"/>
@@ -16905,7 +18572,7 @@
       </w:pPr>
     </w:lvl>
   </w:abstractNum>
-  <w:abstractNum w:abstractNumId="20">
+  <w:abstractNum w:abstractNumId="26">
     <w:nsid w:val="70763C4E"/>
     <w:multiLevelType w:val="hybridMultilevel"/>
     <w:tmpl w:val="57EC9066"/>
@@ -16994,7 +18661,7 @@
       </w:pPr>
     </w:lvl>
   </w:abstractNum>
-  <w:abstractNum w:abstractNumId="21">
+  <w:abstractNum w:abstractNumId="27">
     <w:nsid w:val="730B2FF6"/>
     <w:multiLevelType w:val="hybridMultilevel"/>
     <w:tmpl w:val="106AF3D2"/>
@@ -17083,7 +18750,7 @@
       </w:pPr>
     </w:lvl>
   </w:abstractNum>
-  <w:abstractNum w:abstractNumId="22">
+  <w:abstractNum w:abstractNumId="28">
     <w:nsid w:val="73282224"/>
     <w:multiLevelType w:val="hybridMultilevel"/>
     <w:tmpl w:val="E1FAF60A"/>
@@ -17172,7 +18839,7 @@
       </w:pPr>
     </w:lvl>
   </w:abstractNum>
-  <w:abstractNum w:abstractNumId="23">
+  <w:abstractNum w:abstractNumId="29">
     <w:nsid w:val="73EA1832"/>
     <w:multiLevelType w:val="hybridMultilevel"/>
     <w:tmpl w:val="C8669D44"/>
@@ -17261,7 +18928,7 @@
       </w:pPr>
     </w:lvl>
   </w:abstractNum>
-  <w:abstractNum w:abstractNumId="24">
+  <w:abstractNum w:abstractNumId="30">
     <w:nsid w:val="76E73FC2"/>
     <w:multiLevelType w:val="hybridMultilevel"/>
     <w:tmpl w:val="681A4D94"/>
@@ -17350,7 +19017,7 @@
       </w:pPr>
     </w:lvl>
   </w:abstractNum>
-  <w:abstractNum w:abstractNumId="25">
+  <w:abstractNum w:abstractNumId="31">
     <w:nsid w:val="7ACB17F2"/>
     <w:multiLevelType w:val="hybridMultilevel"/>
     <w:tmpl w:val="220A597A"/>
@@ -17439,7 +19106,7 @@
       </w:pPr>
     </w:lvl>
   </w:abstractNum>
-  <w:abstractNum w:abstractNumId="26">
+  <w:abstractNum w:abstractNumId="32">
     <w:nsid w:val="7AE20FD1"/>
     <w:multiLevelType w:val="hybridMultilevel"/>
     <w:tmpl w:val="017AE296"/>
@@ -17553,10 +19220,10 @@
     </w:lvl>
   </w:abstractNum>
   <w:num w:numId="1">
-    <w:abstractNumId w:val="14"/>
+    <w:abstractNumId w:val="19"/>
   </w:num>
   <w:num w:numId="2">
-    <w:abstractNumId w:val="3"/>
+    <w:abstractNumId w:val="8"/>
     <w:lvlOverride w:ilvl="0">
       <w:startOverride w:val="1"/>
     </w:lvlOverride>
@@ -17586,79 +19253,97 @@
     </w:lvlOverride>
   </w:num>
   <w:num w:numId="3">
+    <w:abstractNumId w:val="3"/>
+  </w:num>
+  <w:num w:numId="4">
+    <w:abstractNumId w:val="12"/>
+  </w:num>
+  <w:num w:numId="5">
+    <w:abstractNumId w:val="9"/>
+  </w:num>
+  <w:num w:numId="6">
+    <w:abstractNumId w:val="22"/>
+  </w:num>
+  <w:num w:numId="7">
+    <w:abstractNumId w:val="13"/>
+  </w:num>
+  <w:num w:numId="8">
+    <w:abstractNumId w:val="30"/>
+  </w:num>
+  <w:num w:numId="9">
+    <w:abstractNumId w:val="27"/>
+  </w:num>
+  <w:num w:numId="10">
+    <w:abstractNumId w:val="15"/>
+  </w:num>
+  <w:num w:numId="11">
+    <w:abstractNumId w:val="17"/>
+  </w:num>
+  <w:num w:numId="12">
+    <w:abstractNumId w:val="18"/>
+  </w:num>
+  <w:num w:numId="13">
+    <w:abstractNumId w:val="31"/>
+  </w:num>
+  <w:num w:numId="14">
+    <w:abstractNumId w:val="24"/>
+  </w:num>
+  <w:num w:numId="15">
+    <w:abstractNumId w:val="28"/>
+  </w:num>
+  <w:num w:numId="16">
+    <w:abstractNumId w:val="11"/>
+  </w:num>
+  <w:num w:numId="17">
+    <w:abstractNumId w:val="4"/>
+  </w:num>
+  <w:num w:numId="18">
+    <w:abstractNumId w:val="29"/>
+  </w:num>
+  <w:num w:numId="19">
+    <w:abstractNumId w:val="14"/>
+  </w:num>
+  <w:num w:numId="20">
+    <w:abstractNumId w:val="20"/>
+  </w:num>
+  <w:num w:numId="21">
+    <w:abstractNumId w:val="26"/>
+  </w:num>
+  <w:num w:numId="22">
+    <w:abstractNumId w:val="32"/>
+  </w:num>
+  <w:num w:numId="23">
+    <w:abstractNumId w:val="21"/>
+  </w:num>
+  <w:num w:numId="24">
+    <w:abstractNumId w:val="25"/>
+  </w:num>
+  <w:num w:numId="25">
+    <w:abstractNumId w:val="10"/>
+  </w:num>
+  <w:num w:numId="26">
+    <w:abstractNumId w:val="5"/>
+  </w:num>
+  <w:num w:numId="27">
+    <w:abstractNumId w:val="16"/>
+  </w:num>
+  <w:num w:numId="28">
+    <w:abstractNumId w:val="6"/>
+  </w:num>
+  <w:num w:numId="29">
+    <w:abstractNumId w:val="23"/>
+  </w:num>
+  <w:num w:numId="30">
+    <w:abstractNumId w:val="1"/>
+  </w:num>
+  <w:num w:numId="31">
+    <w:abstractNumId w:val="2"/>
+  </w:num>
+  <w:num w:numId="32">
     <w:abstractNumId w:val="0"/>
   </w:num>
-  <w:num w:numId="4">
+  <w:num w:numId="33">
     <w:abstractNumId w:val="7"/>
-  </w:num>
-  <w:num w:numId="5">
-    <w:abstractNumId w:val="4"/>
-  </w:num>
-  <w:num w:numId="6">
-    <w:abstractNumId w:val="17"/>
-  </w:num>
-  <w:num w:numId="7">
-    <w:abstractNumId w:val="8"/>
-  </w:num>
-  <w:num w:numId="8">
-    <w:abstractNumId w:val="24"/>
-  </w:num>
-  <w:num w:numId="9">
-    <w:abstractNumId w:val="21"/>
-  </w:num>
-  <w:num w:numId="10">
-    <w:abstractNumId w:val="10"/>
-  </w:num>
-  <w:num w:numId="11">
-    <w:abstractNumId w:val="12"/>
-  </w:num>
-  <w:num w:numId="12">
-    <w:abstractNumId w:val="13"/>
-  </w:num>
-  <w:num w:numId="13">
-    <w:abstractNumId w:val="25"/>
-  </w:num>
-  <w:num w:numId="14">
-    <w:abstractNumId w:val="18"/>
-  </w:num>
-  <w:num w:numId="15">
-    <w:abstractNumId w:val="22"/>
-  </w:num>
-  <w:num w:numId="16">
-    <w:abstractNumId w:val="6"/>
-  </w:num>
-  <w:num w:numId="17">
-    <w:abstractNumId w:val="1"/>
-  </w:num>
-  <w:num w:numId="18">
-    <w:abstractNumId w:val="23"/>
-  </w:num>
-  <w:num w:numId="19">
-    <w:abstractNumId w:val="9"/>
-  </w:num>
-  <w:num w:numId="20">
-    <w:abstractNumId w:val="15"/>
-  </w:num>
-  <w:num w:numId="21">
-    <w:abstractNumId w:val="20"/>
-  </w:num>
-  <w:num w:numId="22">
-    <w:abstractNumId w:val="26"/>
-  </w:num>
-  <w:num w:numId="23">
-    <w:abstractNumId w:val="16"/>
-  </w:num>
-  <w:num w:numId="24">
-    <w:abstractNumId w:val="19"/>
-  </w:num>
-  <w:num w:numId="25">
-    <w:abstractNumId w:val="5"/>
-  </w:num>
-  <w:num w:numId="26">
-    <w:abstractNumId w:val="2"/>
-  </w:num>
-  <w:num w:numId="27">
-    <w:abstractNumId w:val="11"/>
   </w:num>
   <w:numIdMacAtCleanup w:val="7"/>
 </w:numbering>
@@ -19523,6 +21208,21 @@
 </file>
 
 <file path=customXml/item1.xml><?xml version="1.0" encoding="utf-8"?>
+<p:properties xmlns:p="http://schemas.microsoft.com/office/2006/metadata/properties" xmlns:xsi="http://www.w3.org/2001/XMLSchema-instance">
+  <documentManagement/>
+</p:properties>
+</file>
+
+<file path=customXml/item2.xml><?xml version="1.0" encoding="utf-8"?>
+<?mso-contentType ?>
+<FormTemplates xmlns="http://schemas.microsoft.com/sharepoint/v3/contenttype/forms">
+  <Display>DocumentLibraryForm</Display>
+  <Edit>DocumentLibraryForm</Edit>
+  <New>DocumentLibraryForm</New>
+</FormTemplates>
+</file>
+
+<file path=customXml/item3.xml><?xml version="1.0" encoding="utf-8"?>
 <ct:contentTypeSchema xmlns:ct="http://schemas.microsoft.com/office/2006/metadata/contentType" xmlns:ma="http://schemas.microsoft.com/office/2006/metadata/properties/metaAttributes" ct:_="" ma:_="" ma:contentTypeName="Document" ma:contentTypeID="0x010100C9D738FE56F9DD4F818CEE0622FC80C0" ma:contentTypeVersion="0" ma:contentTypeDescription="Create a new document." ma:contentTypeScope="" ma:versionID="c733d375e9f13075cc482d188b8bae2c">
   <xsd:schema xmlns:xsd="http://www.w3.org/2001/XMLSchema" xmlns:p="http://schemas.microsoft.com/office/2006/metadata/properties" targetNamespace="http://schemas.microsoft.com/office/2006/metadata/properties" ma:root="true" ma:fieldsID="4aeb20c0e3442673af7ee10786458764">
     <xsd:element name="properties">
@@ -19571,26 +21271,27 @@
 </ct:contentTypeSchema>
 </file>
 
-<file path=customXml/item2.xml><?xml version="1.0" encoding="utf-8"?>
-<?mso-contentType ?>
-<FormTemplates xmlns="http://schemas.microsoft.com/sharepoint/v3/contenttype/forms">
-  <Display>DocumentLibraryForm</Display>
-  <Edit>DocumentLibraryForm</Edit>
-  <New>DocumentLibraryForm</New>
-</FormTemplates>
-</file>
-
-<file path=customXml/item3.xml><?xml version="1.0" encoding="utf-8"?>
-<p:properties xmlns:p="http://schemas.microsoft.com/office/2006/metadata/properties" xmlns:xsi="http://www.w3.org/2001/XMLSchema-instance">
-  <documentManagement/>
-</p:properties>
-</file>
-
 <file path=customXml/item4.xml><?xml version="1.0" encoding="utf-8"?>
 <b:Sources xmlns:b="http://schemas.openxmlformats.org/officeDocument/2006/bibliography" xmlns="http://schemas.openxmlformats.org/officeDocument/2006/bibliography" SelectedStyle="\APA.XSL" StyleName="APA"/>
 </file>
 
 <file path=customXml/itemProps1.xml><?xml version="1.0" encoding="utf-8"?>
+<ds:datastoreItem xmlns:ds="http://schemas.openxmlformats.org/officeDocument/2006/customXml" ds:itemID="{283A67FA-FB68-40D1-A1FD-BD4AEE599422}">
+  <ds:schemaRefs>
+    <ds:schemaRef ds:uri="http://schemas.microsoft.com/office/2006/metadata/properties"/>
+  </ds:schemaRefs>
+</ds:datastoreItem>
+</file>
+
+<file path=customXml/itemProps2.xml><?xml version="1.0" encoding="utf-8"?>
+<ds:datastoreItem xmlns:ds="http://schemas.openxmlformats.org/officeDocument/2006/customXml" ds:itemID="{9C2CE626-7193-49AD-BC45-D7AF4DFA65A4}">
+  <ds:schemaRefs>
+    <ds:schemaRef ds:uri="http://schemas.microsoft.com/sharepoint/v3/contenttype/forms"/>
+  </ds:schemaRefs>
+</ds:datastoreItem>
+</file>
+
+<file path=customXml/itemProps3.xml><?xml version="1.0" encoding="utf-8"?>
 <ds:datastoreItem xmlns:ds="http://schemas.openxmlformats.org/officeDocument/2006/customXml" ds:itemID="{94CFB702-9C76-4C98-BCB1-FF31686087A1}">
   <ds:schemaRefs>
     <ds:schemaRef ds:uri="http://schemas.microsoft.com/office/2006/metadata/contentType"/>
@@ -19605,22 +21306,6 @@
 </ds:datastoreItem>
 </file>
 
-<file path=customXml/itemProps2.xml><?xml version="1.0" encoding="utf-8"?>
-<ds:datastoreItem xmlns:ds="http://schemas.openxmlformats.org/officeDocument/2006/customXml" ds:itemID="{9C2CE626-7193-49AD-BC45-D7AF4DFA65A4}">
-  <ds:schemaRefs>
-    <ds:schemaRef ds:uri="http://schemas.microsoft.com/sharepoint/v3/contenttype/forms"/>
-  </ds:schemaRefs>
-</ds:datastoreItem>
-</file>
-
-<file path=customXml/itemProps3.xml><?xml version="1.0" encoding="utf-8"?>
-<ds:datastoreItem xmlns:ds="http://schemas.openxmlformats.org/officeDocument/2006/customXml" ds:itemID="{283A67FA-FB68-40D1-A1FD-BD4AEE599422}">
-  <ds:schemaRefs>
-    <ds:schemaRef ds:uri="http://schemas.microsoft.com/office/2006/metadata/properties"/>
-  </ds:schemaRefs>
-</ds:datastoreItem>
-</file>
-
 <file path=customXml/itemProps4.xml><?xml version="1.0" encoding="utf-8"?>
 <ds:datastoreItem xmlns:ds="http://schemas.openxmlformats.org/officeDocument/2006/customXml" ds:itemID="{E6FFBB88-2D8B-49B9-A9A9-DA4D88C69B8C}">
   <ds:schemaRefs>

--- a/internal_doc/05.测试设计/story/数据持久化/Story_数据持久化_测试分析设计.docx
+++ b/internal_doc/05.测试设计/story/数据持久化/Story_数据持久化_测试分析设计.docx
@@ -15,7 +15,6 @@
         <w:pStyle w:val="Title"/>
         <w:rPr>
           <w:rFonts w:ascii="Arial" w:hAnsi="Arial" w:cs="Arial"/>
-          <w:i/>
         </w:rPr>
       </w:pPr>
       <w:bookmarkStart w:id="0" w:name="_Toc421275922"/>
@@ -41,15 +40,6 @@
         <w:t>描述</w:t>
       </w:r>
       <w:bookmarkEnd w:id="0"/>
-    </w:p>
-    <w:p>
-      <w:pPr>
-        <w:pStyle w:val="af"/>
-        <w:spacing w:before="312"/>
-        <w:rPr>
-          <w:rFonts w:ascii="Arial" w:hAnsi="Arial" w:cs="Arial"/>
-        </w:rPr>
-      </w:pPr>
     </w:p>
     <w:p>
       <w:pPr>
@@ -5065,11 +5055,27 @@
             <w:tcW w:w="4052" w:type="dxa"/>
           </w:tcPr>
           <w:p>
-            <w:r>
-              <w:rPr>
-                <w:rFonts w:hint="eastAsia"/>
-              </w:rPr>
-              <w:t>create collection</w:t>
+            <w:commentRangeStart w:id="5"/>
+            <w:r>
+              <w:rPr>
+                <w:rFonts w:hint="eastAsia"/>
+              </w:rPr>
+              <w:t>create</w:t>
+            </w:r>
+            <w:commentRangeEnd w:id="5"/>
+            <w:r>
+              <w:rPr>
+                <w:rStyle w:val="CommentReference"/>
+                <w:rFonts w:asciiTheme="minorHAnsi" w:eastAsiaTheme="minorEastAsia" w:hAnsiTheme="minorHAnsi" w:cstheme="minorBidi"/>
+                <w:kern w:val="2"/>
+              </w:rPr>
+              <w:commentReference w:id="5"/>
+            </w:r>
+            <w:r>
+              <w:rPr>
+                <w:rFonts w:hint="eastAsia"/>
+              </w:rPr>
+              <w:t xml:space="preserve"> collection</w:t>
             </w:r>
           </w:p>
         </w:tc>
@@ -5143,11 +5149,27 @@
             <w:tcW w:w="4052" w:type="dxa"/>
           </w:tcPr>
           <w:p>
-            <w:r>
-              <w:rPr>
-                <w:rFonts w:hint="eastAsia"/>
-              </w:rPr>
-              <w:t>alter collection</w:t>
+            <w:commentRangeStart w:id="6"/>
+            <w:r>
+              <w:rPr>
+                <w:rFonts w:hint="eastAsia"/>
+              </w:rPr>
+              <w:t>alter</w:t>
+            </w:r>
+            <w:commentRangeEnd w:id="6"/>
+            <w:r>
+              <w:rPr>
+                <w:rStyle w:val="CommentReference"/>
+                <w:rFonts w:asciiTheme="minorHAnsi" w:eastAsiaTheme="minorEastAsia" w:hAnsiTheme="minorHAnsi" w:cstheme="minorBidi"/>
+                <w:kern w:val="2"/>
+              </w:rPr>
+              <w:commentReference w:id="6"/>
+            </w:r>
+            <w:r>
+              <w:rPr>
+                <w:rFonts w:hint="eastAsia"/>
+              </w:rPr>
+              <w:t xml:space="preserve"> collection</w:t>
             </w:r>
           </w:p>
         </w:tc>
@@ -5192,7 +5214,7 @@
         <w:ind w:left="420" w:firstLineChars="0" w:firstLine="0"/>
         <w:jc w:val="both"/>
       </w:pPr>
-      <w:bookmarkStart w:id="5" w:name="_Toc421275927"/>
+      <w:bookmarkStart w:id="7" w:name="_Toc421275927"/>
     </w:p>
     <w:p>
       <w:pPr>
@@ -5572,7 +5594,7 @@
       </w:tr>
     </w:tbl>
     <w:p/>
-    <w:bookmarkEnd w:id="5"/>
+    <w:bookmarkEnd w:id="7"/>
     <w:p>
       <w:pPr>
         <w:pStyle w:val="Heading2"/>
@@ -5607,14 +5629,14 @@
       <w:pPr>
         <w:pStyle w:val="Heading1"/>
       </w:pPr>
-      <w:bookmarkStart w:id="6" w:name="_Toc421275929"/>
+      <w:bookmarkStart w:id="8" w:name="_Toc421275929"/>
       <w:r>
         <w:rPr>
           <w:rFonts w:cs="Arial"/>
         </w:rPr>
         <w:t>简单设计</w:t>
       </w:r>
-      <w:bookmarkEnd w:id="6"/>
+      <w:bookmarkEnd w:id="8"/>
     </w:p>
     <w:p>
       <w:pPr>
@@ -5623,14 +5645,14 @@
           <w:rFonts w:cs="Arial"/>
         </w:rPr>
       </w:pPr>
-      <w:bookmarkStart w:id="7" w:name="_Toc421275930"/>
+      <w:bookmarkStart w:id="9" w:name="_Toc421275930"/>
       <w:r>
         <w:rPr>
           <w:rFonts w:cs="Arial"/>
         </w:rPr>
         <w:t>场景</w:t>
       </w:r>
-      <w:bookmarkEnd w:id="7"/>
+      <w:bookmarkEnd w:id="9"/>
     </w:p>
     <w:p>
       <w:pPr>
@@ -5769,7 +5791,7 @@
           <w:rFonts w:cs="Arial"/>
         </w:rPr>
       </w:pPr>
-      <w:bookmarkStart w:id="8" w:name="_Toc421275931"/>
+      <w:bookmarkStart w:id="10" w:name="_Toc421275931"/>
       <w:r>
         <w:rPr>
           <w:rFonts w:cs="Arial"/>
@@ -5782,10 +5804,10 @@
         </w:rPr>
         <w:t>或流程</w:t>
       </w:r>
-      <w:bookmarkEnd w:id="8"/>
+      <w:bookmarkEnd w:id="10"/>
     </w:p>
     <w:p>
-      <w:bookmarkStart w:id="9" w:name="_Toc421275932"/>
+      <w:bookmarkStart w:id="11" w:name="_Toc421275932"/>
       <w:r>
         <w:rPr>
           <w:rFonts w:hint="eastAsia"/>
@@ -6169,7 +6191,7 @@
         </w:rPr>
         <w:t>界面参数</w:t>
       </w:r>
-      <w:bookmarkEnd w:id="9"/>
+      <w:bookmarkEnd w:id="11"/>
     </w:p>
     <w:p>
       <w:pPr>
@@ -6197,7 +6219,7 @@
           <w:rFonts w:cs="Arial"/>
         </w:rPr>
       </w:pPr>
-      <w:bookmarkStart w:id="10" w:name="_Toc421275934"/>
+      <w:bookmarkStart w:id="12" w:name="_Toc421275934"/>
       <w:r>
         <w:rPr>
           <w:rFonts w:cs="Arial"/>
@@ -6211,7 +6233,7 @@
         </w:rPr>
         <w:t>设计</w:t>
       </w:r>
-      <w:bookmarkEnd w:id="10"/>
+      <w:bookmarkEnd w:id="12"/>
     </w:p>
     <w:p>
       <w:pPr>
@@ -6220,28 +6242,28 @@
           <w:rFonts w:cs="Arial"/>
         </w:rPr>
       </w:pPr>
-      <w:bookmarkStart w:id="11" w:name="_Toc421275935"/>
+      <w:bookmarkStart w:id="13" w:name="_Toc421275935"/>
       <w:r>
         <w:rPr>
           <w:rFonts w:cs="Arial"/>
         </w:rPr>
         <w:t>测试规格</w:t>
       </w:r>
-      <w:bookmarkEnd w:id="11"/>
+      <w:bookmarkEnd w:id="13"/>
     </w:p>
     <w:p>
       <w:pPr>
         <w:pStyle w:val="Heading3"/>
       </w:pPr>
-      <w:bookmarkStart w:id="12" w:name="_Toc421275936"/>
+      <w:bookmarkStart w:id="14" w:name="_Toc421275936"/>
       <w:r>
         <w:rPr>
           <w:rFonts w:ascii="Arial" w:cs="Arial"/>
         </w:rPr>
         <w:t>场景分析</w:t>
       </w:r>
-      <w:bookmarkStart w:id="13" w:name="_Toc421275937"/>
-      <w:bookmarkEnd w:id="12"/>
+      <w:bookmarkStart w:id="15" w:name="_Toc421275937"/>
+      <w:bookmarkEnd w:id="14"/>
       <w:r>
         <w:rPr>
           <w:rFonts w:hint="eastAsia"/>
@@ -6495,7 +6517,7 @@
         </w:rPr>
         <w:t>（要求包含正常功能和异常情况）</w:t>
       </w:r>
-      <w:bookmarkEnd w:id="13"/>
+      <w:bookmarkEnd w:id="15"/>
     </w:p>
     <w:p>
       <w:pPr>
@@ -12517,11 +12539,22 @@
       <w:pPr>
         <w:pStyle w:val="Heading3"/>
       </w:pPr>
+      <w:commentRangeStart w:id="16"/>
       <w:r>
         <w:rPr>
           <w:rFonts w:hint="eastAsia"/>
         </w:rPr>
         <w:t>可靠性分析和设计</w:t>
+      </w:r>
+      <w:commentRangeEnd w:id="16"/>
+      <w:r>
+        <w:rPr>
+          <w:rStyle w:val="CommentReference"/>
+          <w:rFonts w:asciiTheme="minorHAnsi" w:eastAsiaTheme="minorEastAsia" w:hAnsiTheme="minorHAnsi" w:cstheme="minorBidi"/>
+          <w:bCs w:val="0"/>
+          <w:snapToGrid/>
+        </w:rPr>
+        <w:commentReference w:id="16"/>
       </w:r>
     </w:p>
     <w:p>
@@ -12604,7 +12637,7 @@
                     </pic:cNvPicPr>
                   </pic:nvPicPr>
                   <pic:blipFill>
-                    <a:blip r:embed="rId11"/>
+                    <a:blip r:embed="rId12"/>
                     <a:srcRect/>
                     <a:stretch>
                       <a:fillRect/>
@@ -12634,6 +12667,11 @@
       </w:r>
     </w:p>
     <w:p>
+      <w:pPr>
+        <w:rPr>
+          <w:rFonts w:hint="eastAsia"/>
+        </w:rPr>
+      </w:pPr>
       <w:r>
         <w:rPr>
           <w:rFonts w:hint="eastAsia"/>
@@ -12658,7 +12696,7 @@
                     </pic:cNvPicPr>
                   </pic:nvPicPr>
                   <pic:blipFill>
-                    <a:blip r:embed="rId12"/>
+                    <a:blip r:embed="rId13"/>
                     <a:srcRect/>
                     <a:stretch>
                       <a:fillRect/>
@@ -12689,52 +12727,243 @@
     </w:p>
     <w:p>
       <w:pPr>
-        <w:pStyle w:val="Heading3"/>
-        <w:rPr>
-          <w:rFonts w:ascii="Arial" w:hAnsi="Arial" w:cs="Arial"/>
-        </w:rPr>
-      </w:pPr>
-      <w:bookmarkStart w:id="14" w:name="_Toc421275938"/>
-      <w:r>
-        <w:rPr>
-          <w:rFonts w:ascii="Arial" w:hAnsi="Arial" w:cs="Arial"/>
-        </w:rPr>
-        <w:t>性能</w:t>
-      </w:r>
-      <w:r>
-        <w:rPr>
-          <w:rFonts w:ascii="Arial" w:hAnsi="Arial" w:cs="Arial"/>
-        </w:rPr>
-        <w:t>分析和设计</w:t>
-      </w:r>
-      <w:bookmarkEnd w:id="14"/>
+        <w:rPr>
+          <w:rFonts w:hint="eastAsia"/>
+        </w:rPr>
+      </w:pPr>
+      <w:r>
+        <w:rPr>
+          <w:rFonts w:hint="eastAsia"/>
+        </w:rPr>
+        <w:t xml:space="preserve">   </w:t>
+      </w:r>
+      <w:r>
+        <w:rPr>
+          <w:rFonts w:hint="eastAsia"/>
+        </w:rPr>
+        <w:t>新增测试点：</w:t>
+      </w:r>
+    </w:p>
+    <w:tbl>
+      <w:tblPr>
+        <w:tblStyle w:val="TableGrid"/>
+        <w:tblW w:w="0" w:type="auto"/>
+        <w:tblInd w:w="420" w:type="dxa"/>
+        <w:tblLook w:val="04A0"/>
+      </w:tblPr>
+      <w:tblGrid>
+        <w:gridCol w:w="4261"/>
+        <w:gridCol w:w="3224"/>
+      </w:tblGrid>
+      <w:tr>
+        <w:tc>
+          <w:tcPr>
+            <w:tcW w:w="4261" w:type="dxa"/>
+          </w:tcPr>
+          <w:p>
+            <w:pPr>
+              <w:rPr>
+                <w:rFonts w:hint="eastAsia"/>
+              </w:rPr>
+            </w:pPr>
+            <w:r>
+              <w:rPr>
+                <w:rFonts w:hint="eastAsia"/>
+              </w:rPr>
+              <w:t>cs</w:t>
+            </w:r>
+            <w:r>
+              <w:rPr>
+                <w:rFonts w:hint="eastAsia"/>
+              </w:rPr>
+              <w:t>数据文件不存在节点异常</w:t>
+            </w:r>
+          </w:p>
+        </w:tc>
+        <w:tc>
+          <w:tcPr>
+            <w:tcW w:w="3224" w:type="dxa"/>
+          </w:tcPr>
+          <w:p>
+            <w:pPr>
+              <w:rPr>
+                <w:rFonts w:hint="eastAsia"/>
+              </w:rPr>
+            </w:pPr>
+            <w:r>
+              <w:rPr>
+                <w:rFonts w:hint="eastAsia"/>
+              </w:rPr>
+              <w:t>模拟方法？</w:t>
+            </w:r>
+          </w:p>
+        </w:tc>
+      </w:tr>
+      <w:tr>
+        <w:tc>
+          <w:tcPr>
+            <w:tcW w:w="4261" w:type="dxa"/>
+          </w:tcPr>
+          <w:p>
+            <w:pPr>
+              <w:rPr>
+                <w:rFonts w:hint="eastAsia"/>
+              </w:rPr>
+            </w:pPr>
+            <w:r>
+              <w:rPr>
+                <w:rFonts w:hint="eastAsia"/>
+              </w:rPr>
+              <w:t>没有状态文件或者状态文件不存在</w:t>
+            </w:r>
+          </w:p>
+        </w:tc>
+        <w:tc>
+          <w:tcPr>
+            <w:tcW w:w="3224" w:type="dxa"/>
+          </w:tcPr>
+          <w:p>
+            <w:pPr>
+              <w:rPr>
+                <w:rFonts w:hint="eastAsia"/>
+              </w:rPr>
+            </w:pPr>
+            <w:r>
+              <w:rPr>
+                <w:rFonts w:hint="eastAsia"/>
+              </w:rPr>
+              <w:t>如果没有状态文件或者状态文件不存在会触发全量同步（如多次连续</w:t>
+            </w:r>
+            <w:r>
+              <w:rPr>
+                <w:rFonts w:hint="eastAsia"/>
+              </w:rPr>
+              <w:t>kill -9</w:t>
+            </w:r>
+            <w:r>
+              <w:rPr>
+                <w:rFonts w:hint="eastAsia"/>
+              </w:rPr>
+              <w:t>节点）</w:t>
+            </w:r>
+          </w:p>
+        </w:tc>
+      </w:tr>
+    </w:tbl>
+    <w:p>
+      <w:pPr>
+        <w:rPr>
+          <w:rFonts w:hint="eastAsia"/>
+        </w:rPr>
+      </w:pPr>
+      <w:r>
+        <w:rPr>
+          <w:rFonts w:hint="eastAsia"/>
+        </w:rPr>
+        <w:t xml:space="preserve">   </w:t>
+      </w:r>
     </w:p>
     <w:p>
       <w:pPr>
-        <w:rPr>
-          <w:i/>
-        </w:rPr>
-      </w:pPr>
-      <w:r>
-        <w:rPr>
-          <w:rFonts w:hint="eastAsia"/>
-          <w:i/>
-        </w:rPr>
-        <w:t>无</w:t>
-      </w:r>
+        <w:pStyle w:val="Heading3"/>
+        <w:rPr>
+          <w:rFonts w:ascii="Arial" w:hAnsi="Arial" w:cs="Arial"/>
+        </w:rPr>
+      </w:pPr>
+      <w:bookmarkStart w:id="17" w:name="_Toc421275938"/>
+      <w:r>
+        <w:rPr>
+          <w:rFonts w:ascii="Arial" w:hAnsi="Arial" w:cs="Arial"/>
+        </w:rPr>
+        <w:t>性能</w:t>
+      </w:r>
+      <w:r>
+        <w:rPr>
+          <w:rFonts w:ascii="Arial" w:hAnsi="Arial" w:cs="Arial"/>
+        </w:rPr>
+        <w:t>分析和设计</w:t>
+      </w:r>
+      <w:bookmarkEnd w:id="17"/>
     </w:p>
     <w:p>
       <w:pPr>
+        <w:ind w:leftChars="100" w:left="210"/>
+        <w:rPr>
+          <w:rFonts w:hint="eastAsia"/>
+        </w:rPr>
+      </w:pPr>
+      <w:r>
+        <w:rPr>
+          <w:rFonts w:hint="eastAsia"/>
+        </w:rPr>
+        <w:t>全部禁掉刷盘机制</w:t>
+      </w:r>
+    </w:p>
+    <w:p>
+      <w:pPr>
+        <w:ind w:leftChars="100" w:left="210"/>
+        <w:rPr>
+          <w:rFonts w:hint="eastAsia"/>
+        </w:rPr>
+      </w:pPr>
+      <w:r>
+        <w:rPr>
+          <w:rFonts w:hint="eastAsia"/>
+        </w:rPr>
+        <w:t>开启深度刷盘</w:t>
+      </w:r>
+    </w:p>
+    <w:p>
+      <w:pPr>
+        <w:ind w:leftChars="100" w:left="210"/>
+        <w:rPr>
+          <w:rFonts w:hint="eastAsia"/>
+        </w:rPr>
+      </w:pPr>
+      <w:r>
+        <w:rPr>
+          <w:rFonts w:hint="eastAsia"/>
+        </w:rPr>
+        <w:t>不开启深度刷盘</w:t>
+      </w:r>
+    </w:p>
+    <w:p>
+      <w:pPr>
+        <w:ind w:leftChars="100" w:left="210"/>
+        <w:rPr>
+          <w:rFonts w:hint="eastAsia"/>
+        </w:rPr>
+      </w:pPr>
+      <w:r>
+        <w:rPr>
+          <w:rFonts w:hint="eastAsia"/>
+        </w:rPr>
+        <w:t>按不同周期进行自动刷盘</w:t>
+      </w:r>
+    </w:p>
+    <w:p>
+      <w:pPr>
+        <w:ind w:leftChars="100" w:left="210"/>
+      </w:pPr>
+      <w:r>
+        <w:rPr>
+          <w:rFonts w:hint="eastAsia"/>
+        </w:rPr>
+        <w:t>按不同记录数进行自动刷盘</w:t>
+      </w:r>
+    </w:p>
+    <w:p>
+      <w:pPr>
         <w:pStyle w:val="Heading3"/>
       </w:pPr>
-      <w:bookmarkStart w:id="15" w:name="_Toc421275939"/>
+      <w:bookmarkStart w:id="18" w:name="_Toc421275939"/>
       <w:r>
         <w:rPr>
           <w:rFonts w:ascii="Arial" w:hAnsi="Arial" w:cs="Arial"/>
         </w:rPr>
         <w:t>兼容性分析和设计</w:t>
       </w:r>
-      <w:bookmarkEnd w:id="15"/>
+      <w:bookmarkEnd w:id="18"/>
     </w:p>
     <w:p>
       <w:pPr>
@@ -12826,6 +13055,7 @@
               <w:rPr>
                 <w:rFonts w:hint="eastAsia"/>
               </w:rPr>
+              <w:lastRenderedPageBreak/>
               <w:t>增加</w:t>
             </w:r>
             <w:r>
@@ -12853,6 +13083,7 @@
               <w:rPr>
                 <w:rFonts w:hint="eastAsia"/>
               </w:rPr>
+              <w:lastRenderedPageBreak/>
               <w:t>Meta Block</w:t>
             </w:r>
           </w:p>
@@ -12966,6 +13197,11 @@
     </w:p>
     <w:p/>
     <w:p>
+      <w:pPr>
+        <w:rPr>
+          <w:rFonts w:hint="eastAsia"/>
+        </w:rPr>
+      </w:pPr>
       <w:r>
         <w:rPr>
           <w:rFonts w:hint="eastAsia"/>
@@ -12975,14 +13211,71 @@
     </w:p>
     <w:p>
       <w:pPr>
+        <w:rPr>
+          <w:rFonts w:hint="eastAsia"/>
+        </w:rPr>
+      </w:pPr>
+      <w:r>
+        <w:rPr>
+          <w:rFonts w:hint="eastAsia"/>
+        </w:rPr>
+        <w:t>测试策略：</w:t>
+      </w:r>
+    </w:p>
+    <w:p>
+      <w:pPr>
+        <w:rPr>
+          <w:rFonts w:hint="eastAsia"/>
+        </w:rPr>
+      </w:pPr>
+      <w:r>
+        <w:rPr>
+          <w:rFonts w:hint="eastAsia"/>
+        </w:rPr>
+        <w:t>不开启深度刷盘，用</w:t>
+      </w:r>
+      <w:r>
+        <w:rPr>
+          <w:rFonts w:hint="eastAsia"/>
+        </w:rPr>
+        <w:t>runtest</w:t>
+      </w:r>
+      <w:r>
+        <w:rPr>
+          <w:rFonts w:hint="eastAsia"/>
+        </w:rPr>
+        <w:t>跑原有用例</w:t>
+      </w:r>
+    </w:p>
+    <w:p>
+      <w:r>
+        <w:rPr>
+          <w:rFonts w:hint="eastAsia"/>
+        </w:rPr>
+        <w:t>开启深度刷盘，用</w:t>
+      </w:r>
+      <w:r>
+        <w:rPr>
+          <w:rFonts w:hint="eastAsia"/>
+        </w:rPr>
+        <w:t>runtest</w:t>
+      </w:r>
+      <w:r>
+        <w:rPr>
+          <w:rFonts w:hint="eastAsia"/>
+        </w:rPr>
+        <w:t>跑原有用例</w:t>
+      </w:r>
+    </w:p>
+    <w:p>
+      <w:pPr>
         <w:pStyle w:val="Heading3"/>
       </w:pPr>
-      <w:bookmarkStart w:id="16" w:name="_Toc421275942"/>
-      <w:r>
-        <w:lastRenderedPageBreak/>
+      <w:bookmarkStart w:id="19" w:name="_Toc421275942"/>
+      <w:r>
         <w:t>自动化分析和设计</w:t>
       </w:r>
-      <w:bookmarkEnd w:id="16"/>
+      <w:bookmarkEnd w:id="19"/>
     </w:p>
     <w:p>
       <w:pPr>
@@ -13487,14 +13780,14 @@
           <w:rFonts w:cs="Arial"/>
         </w:rPr>
       </w:pPr>
-      <w:bookmarkStart w:id="17" w:name="_Toc421275943"/>
+      <w:bookmarkStart w:id="20" w:name="_Toc421275943"/>
       <w:r>
         <w:rPr>
           <w:rFonts w:cs="Arial"/>
         </w:rPr>
         <w:t>详细测试方法</w:t>
       </w:r>
-      <w:bookmarkEnd w:id="17"/>
+      <w:bookmarkEnd w:id="20"/>
     </w:p>
     <w:p>
       <w:pPr>
@@ -13503,14 +13796,14 @@
           <w:rFonts w:ascii="Arial" w:hAnsi="Arial" w:cs="Arial"/>
         </w:rPr>
       </w:pPr>
-      <w:bookmarkStart w:id="18" w:name="_Toc421275944"/>
+      <w:bookmarkStart w:id="21" w:name="_Toc421275944"/>
       <w:r>
         <w:rPr>
           <w:rFonts w:ascii="Arial" w:hAnsi="Arial" w:cs="Arial"/>
         </w:rPr>
         <w:t>详细设计</w:t>
       </w:r>
-      <w:bookmarkEnd w:id="18"/>
+      <w:bookmarkEnd w:id="21"/>
     </w:p>
     <w:p>
       <w:pPr>
@@ -13670,6 +13963,7 @@
                 <w:noProof/>
                 <w:color w:val="auto"/>
               </w:rPr>
+              <w:lastRenderedPageBreak/>
               <w:t>测试项</w:t>
             </w:r>
           </w:p>
@@ -14217,14 +14511,14 @@
           <w:rFonts w:ascii="Arial" w:hAnsi="Arial" w:cs="Arial"/>
         </w:rPr>
       </w:pPr>
-      <w:bookmarkStart w:id="19" w:name="_Toc421275945"/>
+      <w:bookmarkStart w:id="22" w:name="_Toc421275945"/>
       <w:r>
         <w:rPr>
           <w:rFonts w:ascii="Arial" w:hAnsi="Arial" w:cs="Arial"/>
         </w:rPr>
         <w:t>验收测试用例</w:t>
       </w:r>
-      <w:bookmarkEnd w:id="19"/>
+      <w:bookmarkEnd w:id="22"/>
     </w:p>
     <w:tbl>
       <w:tblPr>
@@ -14401,7 +14695,6 @@
               <w:rPr>
                 <w:rFonts w:hint="eastAsia"/>
               </w:rPr>
-              <w:lastRenderedPageBreak/>
               <w:t>创建集合空间</w:t>
             </w:r>
             <w:r>
@@ -14514,7 +14807,6 @@
               <w:rPr>
                 <w:rFonts w:hint="eastAsia"/>
               </w:rPr>
-              <w:lastRenderedPageBreak/>
               <w:t>数据正确</w:t>
             </w:r>
           </w:p>
@@ -14533,7 +14825,6 @@
               <w:rPr>
                 <w:rFonts w:hint="eastAsia"/>
               </w:rPr>
-              <w:lastRenderedPageBreak/>
               <w:t>Story.ACID.010.us.002</w:t>
             </w:r>
           </w:p>
@@ -14859,7 +15150,14 @@
               <w:rPr>
                 <w:rFonts w:hint="eastAsia"/>
               </w:rPr>
-              <w:t>秒强杀所有节点</w:t>
+              <w:t>秒强杀所有节</w:t>
+            </w:r>
+            <w:r>
+              <w:rPr>
+                <w:rFonts w:hint="eastAsia"/>
+              </w:rPr>
+              <w:lastRenderedPageBreak/>
+              <w:t>点</w:t>
             </w:r>
           </w:p>
           <w:p>
@@ -14896,6 +15194,7 @@
               <w:rPr>
                 <w:rFonts w:hint="eastAsia"/>
               </w:rPr>
+              <w:lastRenderedPageBreak/>
               <w:t>数据正确</w:t>
             </w:r>
           </w:p>
@@ -14914,6 +15213,7 @@
               <w:rPr>
                 <w:rFonts w:hint="eastAsia"/>
               </w:rPr>
+              <w:lastRenderedPageBreak/>
               <w:t>Story.ACID.010.us.004</w:t>
             </w:r>
           </w:p>
@@ -15142,7 +15442,6 @@
               <w:rPr>
                 <w:rFonts w:hint="eastAsia"/>
               </w:rPr>
-              <w:lastRenderedPageBreak/>
               <w:t>在集合</w:t>
             </w:r>
             <w:r>
@@ -15249,7 +15548,6 @@
               <w:rPr>
                 <w:rFonts w:hint="eastAsia"/>
               </w:rPr>
-              <w:lastRenderedPageBreak/>
               <w:t>踢除集合</w:t>
             </w:r>
             <w:r>
@@ -15280,7 +15578,6 @@
               <w:rPr>
                 <w:rFonts w:hint="eastAsia"/>
               </w:rPr>
-              <w:lastRenderedPageBreak/>
               <w:t>Story.ACID.010.us.006</w:t>
             </w:r>
           </w:p>
@@ -15575,6 +15872,7 @@
               <w:rPr>
                 <w:rFonts w:hint="eastAsia"/>
               </w:rPr>
+              <w:lastRenderedPageBreak/>
               <w:t>Story.ACID.010.us.007</w:t>
             </w:r>
           </w:p>
@@ -15813,12 +16111,12 @@
       </w:pPr>
     </w:p>
     <w:sectPr>
-      <w:headerReference w:type="even" r:id="rId13"/>
-      <w:headerReference w:type="default" r:id="rId14"/>
-      <w:footerReference w:type="even" r:id="rId15"/>
-      <w:footerReference w:type="default" r:id="rId16"/>
-      <w:headerReference w:type="first" r:id="rId17"/>
-      <w:footerReference w:type="first" r:id="rId18"/>
+      <w:headerReference w:type="even" r:id="rId14"/>
+      <w:headerReference w:type="default" r:id="rId15"/>
+      <w:footerReference w:type="even" r:id="rId16"/>
+      <w:footerReference w:type="default" r:id="rId17"/>
+      <w:headerReference w:type="first" r:id="rId18"/>
+      <w:footerReference w:type="first" r:id="rId19"/>
       <w:pgSz w:w="11906" w:h="16838"/>
       <w:pgMar w:top="1312" w:right="1800" w:bottom="1440" w:left="1800" w:header="779" w:footer="992" w:gutter="0"/>
       <w:cols w:space="425"/>
@@ -15826,6 +16124,182 @@
     </w:sectPr>
   </w:body>
 </w:document>
+</file>
+
+<file path=word/comments.xml><?xml version="1.0" encoding="utf-8"?>
+<w:comments xmlns:ve="http://schemas.openxmlformats.org/markup-compatibility/2006" xmlns:o="urn:schemas-microsoft-com:office:office" xmlns:r="http://schemas.openxmlformats.org/officeDocument/2006/relationships" xmlns:m="http://schemas.openxmlformats.org/officeDocument/2006/math" xmlns:v="urn:schemas-microsoft-com:vml" xmlns:wp="http://schemas.openxmlformats.org/drawingml/2006/wordprocessingDrawing" xmlns:w10="urn:schemas-microsoft-com:office:word" xmlns:w="http://schemas.openxmlformats.org/wordprocessingml/2006/main" xmlns:wne="http://schemas.microsoft.com/office/word/2006/wordml">
+  <w:comment w:id="5" w:author="huangxiaoni" w:date="2016-08-12T13:56:00Z" w:initials="h">
+    <w:p>
+      <w:pPr>
+        <w:pStyle w:val="CommentText"/>
+      </w:pPr>
+      <w:r>
+        <w:rPr>
+          <w:rStyle w:val="CommentReference"/>
+        </w:rPr>
+        <w:annotationRef/>
+      </w:r>
+      <w:r>
+        <w:t>C</w:t>
+      </w:r>
+      <w:r>
+        <w:rPr>
+          <w:rFonts w:hint="eastAsia"/>
+        </w:rPr>
+        <w:t>heck point</w:t>
+      </w:r>
+      <w:r>
+        <w:rPr>
+          <w:rFonts w:hint="eastAsia"/>
+        </w:rPr>
+        <w:t>机制，本</w:t>
+      </w:r>
+      <w:r>
+        <w:rPr>
+          <w:rFonts w:hint="eastAsia"/>
+        </w:rPr>
+        <w:t>story</w:t>
+      </w:r>
+      <w:r>
+        <w:rPr>
+          <w:rFonts w:hint="eastAsia"/>
+        </w:rPr>
+        <w:t>不涉及</w:t>
+      </w:r>
+    </w:p>
+  </w:comment>
+  <w:comment w:id="6" w:author="huangxiaoni" w:date="2016-08-12T13:56:00Z" w:initials="h">
+    <w:p>
+      <w:pPr>
+        <w:pStyle w:val="CommentText"/>
+      </w:pPr>
+      <w:r>
+        <w:rPr>
+          <w:rStyle w:val="CommentReference"/>
+        </w:rPr>
+        <w:annotationRef/>
+      </w:r>
+      <w:r>
+        <w:t>C</w:t>
+      </w:r>
+      <w:r>
+        <w:rPr>
+          <w:rFonts w:hint="eastAsia"/>
+        </w:rPr>
+        <w:t>heck point</w:t>
+      </w:r>
+      <w:r>
+        <w:rPr>
+          <w:rFonts w:hint="eastAsia"/>
+        </w:rPr>
+        <w:t>机制</w:t>
+      </w:r>
+    </w:p>
+  </w:comment>
+  <w:comment w:id="16" w:author="huangxiaoni" w:date="2016-08-12T13:42:00Z" w:initials="h">
+    <w:p>
+      <w:pPr>
+        <w:pStyle w:val="CommentText"/>
+        <w:rPr>
+          <w:rFonts w:hint="eastAsia"/>
+        </w:rPr>
+      </w:pPr>
+      <w:r>
+        <w:rPr>
+          <w:rStyle w:val="CommentReference"/>
+        </w:rPr>
+        <w:annotationRef/>
+      </w:r>
+      <w:r>
+        <w:rPr>
+          <w:rFonts w:hint="eastAsia"/>
+        </w:rPr>
+        <w:t>插入数据后删除</w:t>
+      </w:r>
+      <w:r>
+        <w:rPr>
+          <w:rFonts w:hint="eastAsia"/>
+        </w:rPr>
+        <w:t>CS</w:t>
+      </w:r>
+      <w:r>
+        <w:rPr>
+          <w:rFonts w:hint="eastAsia"/>
+        </w:rPr>
+        <w:t>，节点异常</w:t>
+      </w:r>
+    </w:p>
+    <w:p>
+      <w:pPr>
+        <w:pStyle w:val="CommentText"/>
+        <w:rPr>
+          <w:rFonts w:hint="eastAsia"/>
+        </w:rPr>
+      </w:pPr>
+      <w:r>
+        <w:rPr>
+          <w:rFonts w:hint="eastAsia"/>
+        </w:rPr>
+        <w:t>-</w:t>
+      </w:r>
+      <w:r>
+        <w:rPr>
+          <w:rFonts w:hint="eastAsia"/>
+        </w:rPr>
+        <w:t>-</w:t>
+      </w:r>
+      <w:r>
+        <w:rPr>
+          <w:rFonts w:hint="eastAsia"/>
+        </w:rPr>
+        <w:t>构造</w:t>
+      </w:r>
+      <w:r>
+        <w:rPr>
+          <w:rFonts w:hint="eastAsia"/>
+        </w:rPr>
+        <w:t>cs</w:t>
+      </w:r>
+      <w:r>
+        <w:rPr>
+          <w:rFonts w:hint="eastAsia"/>
+        </w:rPr>
+        <w:t>数据文件不存在节点异常的情况</w:t>
+      </w:r>
+    </w:p>
+    <w:p>
+      <w:pPr>
+        <w:pStyle w:val="CommentText"/>
+        <w:rPr>
+          <w:rFonts w:hint="eastAsia"/>
+        </w:rPr>
+      </w:pPr>
+    </w:p>
+    <w:p>
+      <w:pPr>
+        <w:pStyle w:val="CommentText"/>
+      </w:pPr>
+      <w:r>
+        <w:rPr>
+          <w:rFonts w:hint="eastAsia"/>
+        </w:rPr>
+        <w:t>如果没有状态文件或者状态文件不存在会触发全量同步（如多次连续</w:t>
+      </w:r>
+      <w:r>
+        <w:rPr>
+          <w:rFonts w:hint="eastAsia"/>
+        </w:rPr>
+        <w:t>kill -9</w:t>
+      </w:r>
+      <w:r>
+        <w:rPr>
+          <w:rFonts w:hint="eastAsia"/>
+        </w:rPr>
+        <w:t>节点）</w:t>
+      </w:r>
+    </w:p>
+  </w:comment>
+</w:comments>
 </file>
 
 <file path=word/endnotes.xml><?xml version="1.0" encoding="utf-8"?>
@@ -21208,21 +21682,6 @@
 </file>
 
 <file path=customXml/item1.xml><?xml version="1.0" encoding="utf-8"?>
-<p:properties xmlns:p="http://schemas.microsoft.com/office/2006/metadata/properties" xmlns:xsi="http://www.w3.org/2001/XMLSchema-instance">
-  <documentManagement/>
-</p:properties>
-</file>
-
-<file path=customXml/item2.xml><?xml version="1.0" encoding="utf-8"?>
-<?mso-contentType ?>
-<FormTemplates xmlns="http://schemas.microsoft.com/sharepoint/v3/contenttype/forms">
-  <Display>DocumentLibraryForm</Display>
-  <Edit>DocumentLibraryForm</Edit>
-  <New>DocumentLibraryForm</New>
-</FormTemplates>
-</file>
-
-<file path=customXml/item3.xml><?xml version="1.0" encoding="utf-8"?>
 <ct:contentTypeSchema xmlns:ct="http://schemas.microsoft.com/office/2006/metadata/contentType" xmlns:ma="http://schemas.microsoft.com/office/2006/metadata/properties/metaAttributes" ct:_="" ma:_="" ma:contentTypeName="Document" ma:contentTypeID="0x010100C9D738FE56F9DD4F818CEE0622FC80C0" ma:contentTypeVersion="0" ma:contentTypeDescription="Create a new document." ma:contentTypeScope="" ma:versionID="c733d375e9f13075cc482d188b8bae2c">
   <xsd:schema xmlns:xsd="http://www.w3.org/2001/XMLSchema" xmlns:p="http://schemas.microsoft.com/office/2006/metadata/properties" targetNamespace="http://schemas.microsoft.com/office/2006/metadata/properties" ma:root="true" ma:fieldsID="4aeb20c0e3442673af7ee10786458764">
     <xsd:element name="properties">
@@ -21271,27 +21730,26 @@
 </ct:contentTypeSchema>
 </file>
 
+<file path=customXml/item2.xml><?xml version="1.0" encoding="utf-8"?>
+<?mso-contentType ?>
+<FormTemplates xmlns="http://schemas.microsoft.com/sharepoint/v3/contenttype/forms">
+  <Display>DocumentLibraryForm</Display>
+  <Edit>DocumentLibraryForm</Edit>
+  <New>DocumentLibraryForm</New>
+</FormTemplates>
+</file>
+
+<file path=customXml/item3.xml><?xml version="1.0" encoding="utf-8"?>
+<p:properties xmlns:p="http://schemas.microsoft.com/office/2006/metadata/properties" xmlns:xsi="http://www.w3.org/2001/XMLSchema-instance">
+  <documentManagement/>
+</p:properties>
+</file>
+
 <file path=customXml/item4.xml><?xml version="1.0" encoding="utf-8"?>
 <b:Sources xmlns:b="http://schemas.openxmlformats.org/officeDocument/2006/bibliography" xmlns="http://schemas.openxmlformats.org/officeDocument/2006/bibliography" SelectedStyle="\APA.XSL" StyleName="APA"/>
 </file>
 
 <file path=customXml/itemProps1.xml><?xml version="1.0" encoding="utf-8"?>
-<ds:datastoreItem xmlns:ds="http://schemas.openxmlformats.org/officeDocument/2006/customXml" ds:itemID="{283A67FA-FB68-40D1-A1FD-BD4AEE599422}">
-  <ds:schemaRefs>
-    <ds:schemaRef ds:uri="http://schemas.microsoft.com/office/2006/metadata/properties"/>
-  </ds:schemaRefs>
-</ds:datastoreItem>
-</file>
-
-<file path=customXml/itemProps2.xml><?xml version="1.0" encoding="utf-8"?>
-<ds:datastoreItem xmlns:ds="http://schemas.openxmlformats.org/officeDocument/2006/customXml" ds:itemID="{9C2CE626-7193-49AD-BC45-D7AF4DFA65A4}">
-  <ds:schemaRefs>
-    <ds:schemaRef ds:uri="http://schemas.microsoft.com/sharepoint/v3/contenttype/forms"/>
-  </ds:schemaRefs>
-</ds:datastoreItem>
-</file>
-
-<file path=customXml/itemProps3.xml><?xml version="1.0" encoding="utf-8"?>
 <ds:datastoreItem xmlns:ds="http://schemas.openxmlformats.org/officeDocument/2006/customXml" ds:itemID="{94CFB702-9C76-4C98-BCB1-FF31686087A1}">
   <ds:schemaRefs>
     <ds:schemaRef ds:uri="http://schemas.microsoft.com/office/2006/metadata/contentType"/>
@@ -21306,6 +21764,22 @@
 </ds:datastoreItem>
 </file>
 
+<file path=customXml/itemProps2.xml><?xml version="1.0" encoding="utf-8"?>
+<ds:datastoreItem xmlns:ds="http://schemas.openxmlformats.org/officeDocument/2006/customXml" ds:itemID="{9C2CE626-7193-49AD-BC45-D7AF4DFA65A4}">
+  <ds:schemaRefs>
+    <ds:schemaRef ds:uri="http://schemas.microsoft.com/sharepoint/v3/contenttype/forms"/>
+  </ds:schemaRefs>
+</ds:datastoreItem>
+</file>
+
+<file path=customXml/itemProps3.xml><?xml version="1.0" encoding="utf-8"?>
+<ds:datastoreItem xmlns:ds="http://schemas.openxmlformats.org/officeDocument/2006/customXml" ds:itemID="{283A67FA-FB68-40D1-A1FD-BD4AEE599422}">
+  <ds:schemaRefs>
+    <ds:schemaRef ds:uri="http://schemas.microsoft.com/office/2006/metadata/properties"/>
+  </ds:schemaRefs>
+</ds:datastoreItem>
+</file>
+
 <file path=customXml/itemProps4.xml><?xml version="1.0" encoding="utf-8"?>
 <ds:datastoreItem xmlns:ds="http://schemas.openxmlformats.org/officeDocument/2006/customXml" ds:itemID="{E6FFBB88-2D8B-49B9-A9A9-DA4D88C69B8C}">
   <ds:schemaRefs>

--- a/internal_doc/05.测试设计/story/数据持久化/Story_数据持久化_测试分析设计.docx
+++ b/internal_doc/05.测试设计/story/数据持久化/Story_数据持久化_测试分析设计.docx
@@ -9425,7 +9425,7 @@
           </w:tcPr>
           <w:p>
             <w:r>
-              <w:t>HostName</w:t>
+              <w:t>svcname</w:t>
             </w:r>
           </w:p>
         </w:tc>
@@ -9444,7 +9444,7 @@
               <w:t>指定</w:t>
             </w:r>
             <w:r>
-              <w:t>HostName</w:t>
+              <w:t>svcname</w:t>
             </w:r>
             <w:r>
               <w:rPr>
@@ -9501,7 +9501,7 @@
               <w:spacing w:line="276" w:lineRule="auto"/>
             </w:pPr>
             <w:r>
-              <w:t>HostName</w:t>
+              <w:t>Svcname</w:t>
             </w:r>
             <w:r>
               <w:rPr>
@@ -9528,11 +9528,10 @@
         <w:tc>
           <w:tcPr>
             <w:tcW w:w="1662" w:type="dxa"/>
-            <w:vMerge w:val="restart"/>
-          </w:tcPr>
-          <w:p>
-            <w:r>
-              <w:t>svcname</w:t>
+          </w:tcPr>
+          <w:p>
+            <w:r>
+              <w:t>NodeSelect</w:t>
             </w:r>
           </w:p>
         </w:tc>
@@ -9551,7 +9550,7 @@
               <w:t>指定</w:t>
             </w:r>
             <w:r>
-              <w:t>svcname</w:t>
+              <w:t>NodeSelect</w:t>
             </w:r>
             <w:r>
               <w:rPr>
@@ -9595,9 +9594,13 @@
         <w:tc>
           <w:tcPr>
             <w:tcW w:w="1662" w:type="dxa"/>
-            <w:vMerge/>
-          </w:tcPr>
-          <w:p/>
+            <w:vMerge w:val="restart"/>
+          </w:tcPr>
+          <w:p>
+            <w:r>
+              <w:t>HostName</w:t>
+            </w:r>
+          </w:p>
         </w:tc>
         <w:tc>
           <w:tcPr>
@@ -9608,14 +9611,25 @@
               <w:spacing w:line="276" w:lineRule="auto"/>
             </w:pPr>
             <w:r>
-              <w:t>Svcname</w:t>
-            </w:r>
-            <w:r>
-              <w:rPr>
-                <w:rFonts w:hint="eastAsia"/>
-              </w:rPr>
-              <w:t>不存在</w:t>
-            </w:r>
+              <w:rPr>
+                <w:rFonts w:hint="eastAsia"/>
+              </w:rPr>
+              <w:t>指定</w:t>
+            </w:r>
+            <w:r>
+              <w:t>HostName</w:t>
+            </w:r>
+            <w:r>
+              <w:rPr>
+                <w:rFonts w:hint="eastAsia"/>
+              </w:rPr>
+              <w:t>过滤</w:t>
+            </w:r>
+          </w:p>
+          <w:p>
+            <w:pPr>
+              <w:spacing w:line="276" w:lineRule="auto"/>
+            </w:pPr>
           </w:p>
         </w:tc>
         <w:tc>
@@ -9635,12 +9649,9 @@
         <w:tc>
           <w:tcPr>
             <w:tcW w:w="1662" w:type="dxa"/>
-          </w:tcPr>
-          <w:p>
-            <w:r>
-              <w:t>NodeSelect</w:t>
-            </w:r>
-          </w:p>
+            <w:vMerge/>
+          </w:tcPr>
+          <w:p/>
         </w:tc>
         <w:tc>
           <w:tcPr>
@@ -9654,18 +9665,41 @@
               <w:rPr>
                 <w:rFonts w:hint="eastAsia"/>
               </w:rPr>
-              <w:t>指定</w:t>
-            </w:r>
-            <w:r>
-              <w:t>NodeSelect</w:t>
-            </w:r>
-            <w:r>
-              <w:rPr>
-                <w:rFonts w:hint="eastAsia"/>
-              </w:rPr>
-              <w:t>过滤，覆盖：</w:t>
-            </w:r>
-          </w:p>
+              <w:t>配置节点多个字段过滤，且配置的主机名</w:t>
+            </w:r>
+            <w:r>
+              <w:rPr>
+                <w:rFonts w:hint="eastAsia"/>
+              </w:rPr>
+              <w:t>/</w:t>
+            </w:r>
+            <w:r>
+              <w:rPr>
+                <w:rFonts w:hint="eastAsia"/>
+              </w:rPr>
+              <w:t>端口</w:t>
+            </w:r>
+            <w:r>
+              <w:t>…</w:t>
+            </w:r>
+            <w:r>
+              <w:rPr>
+                <w:rFonts w:hint="eastAsia"/>
+              </w:rPr>
+              <w:t>.</w:t>
+            </w:r>
+            <w:r>
+              <w:rPr>
+                <w:rFonts w:hint="eastAsia"/>
+              </w:rPr>
+              <w:t>均存在</w:t>
+            </w:r>
+          </w:p>
+        </w:tc>
+        <w:tc>
+          <w:tcPr>
+            <w:tcW w:w="2483" w:type="dxa"/>
+          </w:tcPr>
           <w:p>
             <w:pPr>
               <w:spacing w:line="276" w:lineRule="auto"/>
@@ -9674,26 +9708,98 @@
               <w:rPr>
                 <w:rFonts w:hint="eastAsia"/>
               </w:rPr>
-              <w:t>1</w:t>
-            </w:r>
-            <w:r>
-              <w:rPr>
-                <w:rFonts w:hint="eastAsia"/>
-              </w:rPr>
-              <w:t>个、多个</w:t>
+              <w:t>与的关系</w:t>
+            </w:r>
+          </w:p>
+        </w:tc>
+      </w:tr>
+      <w:tr>
+        <w:tc>
+          <w:tcPr>
+            <w:tcW w:w="1662" w:type="dxa"/>
+            <w:vMerge/>
+          </w:tcPr>
+          <w:p/>
+        </w:tc>
+        <w:tc>
+          <w:tcPr>
+            <w:tcW w:w="3544" w:type="dxa"/>
+          </w:tcPr>
+          <w:p>
+            <w:pPr>
+              <w:spacing w:line="276" w:lineRule="auto"/>
+            </w:pPr>
+            <w:r>
+              <w:rPr>
+                <w:rFonts w:hint="eastAsia"/>
+              </w:rPr>
+              <w:t>配置节点多个字段过滤，部分值不存在</w:t>
             </w:r>
           </w:p>
         </w:tc>
         <w:tc>
           <w:tcPr>
             <w:tcW w:w="2483" w:type="dxa"/>
-            <w:vMerge/>
           </w:tcPr>
           <w:p>
             <w:pPr>
               <w:spacing w:line="276" w:lineRule="auto"/>
               <w:jc w:val="left"/>
             </w:pPr>
+            <w:r>
+              <w:rPr>
+                <w:rFonts w:hint="eastAsia"/>
+              </w:rPr>
+              <w:t>如：</w:t>
+            </w:r>
+            <w:r>
+              <w:rPr>
+                <w:rFonts w:hint="eastAsia"/>
+              </w:rPr>
+              <w:t>{NodeID:1001, svcname:'11810'}</w:t>
+            </w:r>
+            <w:r>
+              <w:rPr>
+                <w:rFonts w:hint="eastAsia"/>
+              </w:rPr>
+              <w:t>，如果节点</w:t>
+            </w:r>
+            <w:r>
+              <w:rPr>
+                <w:rFonts w:hint="eastAsia"/>
+              </w:rPr>
+              <w:t>1001</w:t>
+            </w:r>
+            <w:r>
+              <w:rPr>
+                <w:rFonts w:hint="eastAsia"/>
+              </w:rPr>
+              <w:t>的</w:t>
+            </w:r>
+            <w:r>
+              <w:rPr>
+                <w:rFonts w:hint="eastAsia"/>
+              </w:rPr>
+              <w:t>svcname</w:t>
+            </w:r>
+            <w:r>
+              <w:rPr>
+                <w:rFonts w:hint="eastAsia"/>
+              </w:rPr>
+              <w:t>不为</w:t>
+            </w:r>
+            <w:r>
+              <w:rPr>
+                <w:rFonts w:hint="eastAsia"/>
+              </w:rPr>
+              <w:t>11810</w:t>
+            </w:r>
+            <w:r>
+              <w:rPr>
+                <w:rFonts w:hint="eastAsia"/>
+              </w:rPr>
+              <w:t>，则节点为空</w:t>
+            </w:r>
           </w:p>
         </w:tc>
       </w:tr>
@@ -9705,7 +9811,7 @@
           </w:tcPr>
           <w:p>
             <w:r>
-              <w:t>HostName</w:t>
+              <w:t>Role</w:t>
             </w:r>
           </w:p>
         </w:tc>
@@ -9716,6 +9822,9 @@
           <w:p>
             <w:pPr>
               <w:spacing w:line="276" w:lineRule="auto"/>
+              <w:rPr>
+                <w:rFonts w:hint="eastAsia"/>
+              </w:rPr>
             </w:pPr>
             <w:r>
               <w:rPr>
@@ -9724,7 +9833,7 @@
               <w:t>指定</w:t>
             </w:r>
             <w:r>
-              <w:t>HostName</w:t>
+              <w:t>Role</w:t>
             </w:r>
             <w:r>
               <w:rPr>
@@ -9754,7 +9863,78 @@
         <w:tc>
           <w:tcPr>
             <w:tcW w:w="2483" w:type="dxa"/>
+          </w:tcPr>
+          <w:p/>
+        </w:tc>
+      </w:tr>
+      <w:tr>
+        <w:tc>
+          <w:tcPr>
+            <w:tcW w:w="1662" w:type="dxa"/>
             <w:vMerge/>
+          </w:tcPr>
+          <w:p/>
+        </w:tc>
+        <w:tc>
+          <w:tcPr>
+            <w:tcW w:w="3544" w:type="dxa"/>
+          </w:tcPr>
+          <w:p>
+            <w:pPr>
+              <w:spacing w:line="276" w:lineRule="auto"/>
+            </w:pPr>
+            <w:r>
+              <w:t>Role</w:t>
+            </w:r>
+            <w:r>
+              <w:rPr>
+                <w:rFonts w:hint="eastAsia"/>
+              </w:rPr>
+              <w:t>不存在</w:t>
+            </w:r>
+          </w:p>
+        </w:tc>
+        <w:tc>
+          <w:tcPr>
+            <w:tcW w:w="2483" w:type="dxa"/>
+          </w:tcPr>
+          <w:p/>
+        </w:tc>
+      </w:tr>
+      <w:tr>
+        <w:tc>
+          <w:tcPr>
+            <w:tcW w:w="1662" w:type="dxa"/>
+            <w:vMerge w:val="restart"/>
+          </w:tcPr>
+          <w:p>
+            <w:r>
+              <w:t>RawData</w:t>
+            </w:r>
+          </w:p>
+        </w:tc>
+        <w:tc>
+          <w:tcPr>
+            <w:tcW w:w="3544" w:type="dxa"/>
+          </w:tcPr>
+          <w:p>
+            <w:pPr>
+              <w:spacing w:line="276" w:lineRule="auto"/>
+            </w:pPr>
+            <w:r>
+              <w:t>T</w:t>
+            </w:r>
+            <w:r>
+              <w:rPr>
+                <w:rFonts w:hint="eastAsia"/>
+              </w:rPr>
+              <w:t>rue</w:t>
+            </w:r>
+          </w:p>
+        </w:tc>
+        <w:tc>
+          <w:tcPr>
+            <w:tcW w:w="2483" w:type="dxa"/>
           </w:tcPr>
           <w:p>
             <w:pPr>
@@ -9769,205 +9949,6 @@
           <w:tcPr>
             <w:tcW w:w="1662" w:type="dxa"/>
             <w:vMerge/>
-          </w:tcPr>
-          <w:p/>
-        </w:tc>
-        <w:tc>
-          <w:tcPr>
-            <w:tcW w:w="3544" w:type="dxa"/>
-          </w:tcPr>
-          <w:p>
-            <w:pPr>
-              <w:spacing w:line="276" w:lineRule="auto"/>
-            </w:pPr>
-            <w:r>
-              <w:rPr>
-                <w:rFonts w:hint="eastAsia"/>
-              </w:rPr>
-              <w:t>配置节点多个字段过滤，且配置的主机名</w:t>
-            </w:r>
-            <w:r>
-              <w:rPr>
-                <w:rFonts w:hint="eastAsia"/>
-              </w:rPr>
-              <w:t>/</w:t>
-            </w:r>
-            <w:r>
-              <w:rPr>
-                <w:rFonts w:hint="eastAsia"/>
-              </w:rPr>
-              <w:t>端口</w:t>
-            </w:r>
-            <w:r>
-              <w:t>…</w:t>
-            </w:r>
-            <w:r>
-              <w:rPr>
-                <w:rFonts w:hint="eastAsia"/>
-              </w:rPr>
-              <w:t>.</w:t>
-            </w:r>
-            <w:r>
-              <w:rPr>
-                <w:rFonts w:hint="eastAsia"/>
-              </w:rPr>
-              <w:t>均存在</w:t>
-            </w:r>
-          </w:p>
-        </w:tc>
-        <w:tc>
-          <w:tcPr>
-            <w:tcW w:w="2483" w:type="dxa"/>
-          </w:tcPr>
-          <w:p>
-            <w:pPr>
-              <w:spacing w:line="276" w:lineRule="auto"/>
-            </w:pPr>
-            <w:r>
-              <w:rPr>
-                <w:rFonts w:hint="eastAsia"/>
-              </w:rPr>
-              <w:t>与的关系</w:t>
-            </w:r>
-          </w:p>
-        </w:tc>
-      </w:tr>
-      <w:tr>
-        <w:tc>
-          <w:tcPr>
-            <w:tcW w:w="1662" w:type="dxa"/>
-            <w:vMerge/>
-          </w:tcPr>
-          <w:p/>
-        </w:tc>
-        <w:tc>
-          <w:tcPr>
-            <w:tcW w:w="3544" w:type="dxa"/>
-          </w:tcPr>
-          <w:p>
-            <w:pPr>
-              <w:spacing w:line="276" w:lineRule="auto"/>
-            </w:pPr>
-            <w:r>
-              <w:rPr>
-                <w:rFonts w:hint="eastAsia"/>
-              </w:rPr>
-              <w:t>配置节点多个字段过滤，部分值不存在</w:t>
-            </w:r>
-          </w:p>
-        </w:tc>
-        <w:tc>
-          <w:tcPr>
-            <w:tcW w:w="2483" w:type="dxa"/>
-          </w:tcPr>
-          <w:p>
-            <w:pPr>
-              <w:spacing w:line="276" w:lineRule="auto"/>
-              <w:jc w:val="left"/>
-            </w:pPr>
-            <w:r>
-              <w:rPr>
-                <w:rFonts w:hint="eastAsia"/>
-              </w:rPr>
-              <w:t>如：</w:t>
-            </w:r>
-            <w:r>
-              <w:rPr>
-                <w:rFonts w:hint="eastAsia"/>
-              </w:rPr>
-              <w:t>{NodeID:1001, svcname:'11810'}</w:t>
-            </w:r>
-            <w:r>
-              <w:rPr>
-                <w:rFonts w:hint="eastAsia"/>
-              </w:rPr>
-              <w:t>，如果节点</w:t>
-            </w:r>
-            <w:r>
-              <w:rPr>
-                <w:rFonts w:hint="eastAsia"/>
-              </w:rPr>
-              <w:t>1001</w:t>
-            </w:r>
-            <w:r>
-              <w:rPr>
-                <w:rFonts w:hint="eastAsia"/>
-              </w:rPr>
-              <w:t>的</w:t>
-            </w:r>
-            <w:r>
-              <w:rPr>
-                <w:rFonts w:hint="eastAsia"/>
-              </w:rPr>
-              <w:t>svcname</w:t>
-            </w:r>
-            <w:r>
-              <w:rPr>
-                <w:rFonts w:hint="eastAsia"/>
-              </w:rPr>
-              <w:t>不为</w:t>
-            </w:r>
-            <w:r>
-              <w:rPr>
-                <w:rFonts w:hint="eastAsia"/>
-              </w:rPr>
-              <w:t>11810</w:t>
-            </w:r>
-            <w:r>
-              <w:rPr>
-                <w:rFonts w:hint="eastAsia"/>
-              </w:rPr>
-              <w:t>，则节点为空</w:t>
-            </w:r>
-          </w:p>
-        </w:tc>
-      </w:tr>
-      <w:tr>
-        <w:tc>
-          <w:tcPr>
-            <w:tcW w:w="1662" w:type="dxa"/>
-          </w:tcPr>
-          <w:p>
-            <w:r>
-              <w:t>RawData</w:t>
-            </w:r>
-          </w:p>
-        </w:tc>
-        <w:tc>
-          <w:tcPr>
-            <w:tcW w:w="3544" w:type="dxa"/>
-          </w:tcPr>
-          <w:p>
-            <w:pPr>
-              <w:spacing w:line="276" w:lineRule="auto"/>
-            </w:pPr>
-            <w:r>
-              <w:t>T</w:t>
-            </w:r>
-            <w:r>
-              <w:rPr>
-                <w:rFonts w:hint="eastAsia"/>
-              </w:rPr>
-              <w:t>rue</w:t>
-            </w:r>
-          </w:p>
-        </w:tc>
-        <w:tc>
-          <w:tcPr>
-            <w:tcW w:w="2483" w:type="dxa"/>
-          </w:tcPr>
-          <w:p>
-            <w:pPr>
-              <w:spacing w:line="276" w:lineRule="auto"/>
-              <w:jc w:val="left"/>
-            </w:pPr>
-          </w:p>
-        </w:tc>
-      </w:tr>
-      <w:tr>
-        <w:tc>
-          <w:tcPr>
-            <w:tcW w:w="1662" w:type="dxa"/>
           </w:tcPr>
           <w:p/>
         </w:tc>
@@ -10327,7 +10308,14 @@
               <w:rPr>
                 <w:rFonts w:hint="eastAsia"/>
               </w:rPr>
-              <w:t>超过一个同步周期未进行写操作</w:t>
+              <w:t>超过一个同步周期未进行</w:t>
+            </w:r>
+            <w:r>
+              <w:rPr>
+                <w:rFonts w:hint="eastAsia"/>
+              </w:rPr>
+              <w:lastRenderedPageBreak/>
+              <w:t>写操作</w:t>
             </w:r>
           </w:p>
         </w:tc>
@@ -10343,6 +10331,7 @@
               <w:rPr>
                 <w:rFonts w:hint="eastAsia"/>
               </w:rPr>
+              <w:lastRenderedPageBreak/>
               <w:t>syncinterval</w:t>
             </w:r>
             <w:r>
@@ -10361,7 +10350,14 @@
               <w:rPr>
                 <w:rFonts w:hint="eastAsia"/>
               </w:rPr>
-              <w:t>，单位毫秒，取值范围</w:t>
+              <w:t>，</w:t>
+            </w:r>
+            <w:r>
+              <w:rPr>
+                <w:rFonts w:hint="eastAsia"/>
+              </w:rPr>
+              <w:lastRenderedPageBreak/>
+              <w:t>单位毫秒，取值范围</w:t>
             </w:r>
             <w:r>
               <w:rPr>
@@ -11462,7 +11458,14 @@
               <w:rPr>
                 <w:rFonts w:cs="Times New Roman" w:hint="eastAsia"/>
               </w:rPr>
-              <w:t>，压力测试下触发多线程并发数据同步</w:t>
+              <w:t>，压力测试下触发多线程</w:t>
+            </w:r>
+            <w:r>
+              <w:rPr>
+                <w:rFonts w:cs="Times New Roman" w:hint="eastAsia"/>
+              </w:rPr>
+              <w:lastRenderedPageBreak/>
+              <w:t>并发数据同步</w:t>
             </w:r>
           </w:p>
         </w:tc>
@@ -11479,6 +11482,7 @@
               <w:rPr>
                 <w:rFonts w:hint="eastAsia"/>
               </w:rPr>
+              <w:lastRenderedPageBreak/>
               <w:t>默认值为</w:t>
             </w:r>
             <w:r>
@@ -11519,14 +11523,7 @@
               <w:rPr>
                 <w:rFonts w:hint="eastAsia"/>
               </w:rPr>
-              <w:t>根据内部算法自动触发多线程并发，可在</w:t>
-            </w:r>
-            <w:r>
-              <w:rPr>
-                <w:rFonts w:hint="eastAsia"/>
-              </w:rPr>
-              <w:lastRenderedPageBreak/>
-              <w:t>并发做数据操作频繁触发数据同步时通过</w:t>
+              <w:t>根据内部算法自动触发多线程并发，可在并发做数据操作频繁触发数据同步时通过</w:t>
             </w:r>
             <w:r>
               <w:rPr>
@@ -11562,6 +11559,7 @@
               <w:rPr>
                 <w:rFonts w:cs="Times New Roman" w:hint="eastAsia"/>
               </w:rPr>
+              <w:lastRenderedPageBreak/>
               <w:t>配置线程最大数为</w:t>
             </w:r>
             <w:r>
@@ -11574,14 +11572,7 @@
               <w:rPr>
                 <w:rFonts w:cs="Times New Roman" w:hint="eastAsia"/>
               </w:rPr>
-              <w:t>，压力测试下触发多线</w:t>
-            </w:r>
-            <w:r>
-              <w:rPr>
-                <w:rFonts w:cs="Times New Roman" w:hint="eastAsia"/>
-              </w:rPr>
-              <w:lastRenderedPageBreak/>
-              <w:t>程并发数据同步</w:t>
+              <w:t>，压力测试下触发多线程并发数据同步</w:t>
             </w:r>
           </w:p>
         </w:tc>
@@ -11618,7 +11609,6 @@
           <w:sz w:val="20"/>
           <w:szCs w:val="20"/>
         </w:rPr>
-        <w:lastRenderedPageBreak/>
         <w:t xml:space="preserve"> </w:t>
       </w:r>
       <w:r>
@@ -12667,11 +12657,6 @@
       </w:r>
     </w:p>
     <w:p>
-      <w:pPr>
-        <w:rPr>
-          <w:rFonts w:hint="eastAsia"/>
-        </w:rPr>
-      </w:pPr>
       <w:r>
         <w:rPr>
           <w:rFonts w:hint="eastAsia"/>
@@ -12726,11 +12711,6 @@
       </w:r>
     </w:p>
     <w:p>
-      <w:pPr>
-        <w:rPr>
-          <w:rFonts w:hint="eastAsia"/>
-        </w:rPr>
-      </w:pPr>
       <w:r>
         <w:rPr>
           <w:rFonts w:hint="eastAsia"/>
@@ -12761,11 +12741,6 @@
             <w:tcW w:w="4261" w:type="dxa"/>
           </w:tcPr>
           <w:p>
-            <w:pPr>
-              <w:rPr>
-                <w:rFonts w:hint="eastAsia"/>
-              </w:rPr>
-            </w:pPr>
             <w:r>
               <w:rPr>
                 <w:rFonts w:hint="eastAsia"/>
@@ -12785,11 +12760,6 @@
             <w:tcW w:w="3224" w:type="dxa"/>
           </w:tcPr>
           <w:p>
-            <w:pPr>
-              <w:rPr>
-                <w:rFonts w:hint="eastAsia"/>
-              </w:rPr>
-            </w:pPr>
             <w:r>
               <w:rPr>
                 <w:rFonts w:hint="eastAsia"/>
@@ -12805,11 +12775,6 @@
             <w:tcW w:w="4261" w:type="dxa"/>
           </w:tcPr>
           <w:p>
-            <w:pPr>
-              <w:rPr>
-                <w:rFonts w:hint="eastAsia"/>
-              </w:rPr>
-            </w:pPr>
             <w:r>
               <w:rPr>
                 <w:rFonts w:hint="eastAsia"/>
@@ -12823,11 +12788,6 @@
             <w:tcW w:w="3224" w:type="dxa"/>
           </w:tcPr>
           <w:p>
-            <w:pPr>
-              <w:rPr>
-                <w:rFonts w:hint="eastAsia"/>
-              </w:rPr>
-            </w:pPr>
             <w:r>
               <w:rPr>
                 <w:rFonts w:hint="eastAsia"/>
@@ -12851,11 +12811,6 @@
       </w:tr>
     </w:tbl>
     <w:p>
-      <w:pPr>
-        <w:rPr>
-          <w:rFonts w:hint="eastAsia"/>
-        </w:rPr>
-      </w:pPr>
       <w:r>
         <w:rPr>
           <w:rFonts w:hint="eastAsia"/>
@@ -12888,9 +12843,6 @@
     <w:p>
       <w:pPr>
         <w:ind w:leftChars="100" w:left="210"/>
-        <w:rPr>
-          <w:rFonts w:hint="eastAsia"/>
-        </w:rPr>
       </w:pPr>
       <w:r>
         <w:rPr>
@@ -12902,9 +12854,6 @@
     <w:p>
       <w:pPr>
         <w:ind w:leftChars="100" w:left="210"/>
-        <w:rPr>
-          <w:rFonts w:hint="eastAsia"/>
-        </w:rPr>
       </w:pPr>
       <w:r>
         <w:rPr>
@@ -12916,9 +12865,6 @@
     <w:p>
       <w:pPr>
         <w:ind w:leftChars="100" w:left="210"/>
-        <w:rPr>
-          <w:rFonts w:hint="eastAsia"/>
-        </w:rPr>
       </w:pPr>
       <w:r>
         <w:rPr>
@@ -12930,9 +12876,6 @@
     <w:p>
       <w:pPr>
         <w:ind w:leftChars="100" w:left="210"/>
-        <w:rPr>
-          <w:rFonts w:hint="eastAsia"/>
-        </w:rPr>
       </w:pPr>
       <w:r>
         <w:rPr>
@@ -13197,11 +13140,6 @@
     </w:p>
     <w:p/>
     <w:p>
-      <w:pPr>
-        <w:rPr>
-          <w:rFonts w:hint="eastAsia"/>
-        </w:rPr>
-      </w:pPr>
       <w:r>
         <w:rPr>
           <w:rFonts w:hint="eastAsia"/>
@@ -13210,11 +13148,6 @@
       </w:r>
     </w:p>
     <w:p>
-      <w:pPr>
-        <w:rPr>
-          <w:rFonts w:hint="eastAsia"/>
-        </w:rPr>
-      </w:pPr>
       <w:r>
         <w:rPr>
           <w:rFonts w:hint="eastAsia"/>
@@ -13223,11 +13156,6 @@
       </w:r>
     </w:p>
     <w:p>
-      <w:pPr>
-        <w:rPr>
-          <w:rFonts w:hint="eastAsia"/>
-        </w:rPr>
-      </w:pPr>
       <w:r>
         <w:rPr>
           <w:rFonts w:hint="eastAsia"/>
@@ -16200,9 +16128,6 @@
     <w:p>
       <w:pPr>
         <w:pStyle w:val="CommentText"/>
-        <w:rPr>
-          <w:rFonts w:hint="eastAsia"/>
-        </w:rPr>
       </w:pPr>
       <w:r>
         <w:rPr>
@@ -16232,9 +16157,6 @@
     <w:p>
       <w:pPr>
         <w:pStyle w:val="CommentText"/>
-        <w:rPr>
-          <w:rFonts w:hint="eastAsia"/>
-        </w:rPr>
       </w:pPr>
       <w:r>
         <w:rPr>
@@ -16270,9 +16192,6 @@
     <w:p>
       <w:pPr>
         <w:pStyle w:val="CommentText"/>
-        <w:rPr>
-          <w:rFonts w:hint="eastAsia"/>
-        </w:rPr>
       </w:pPr>
     </w:p>
     <w:p>
@@ -16362,7 +16281,7 @@
               <w:rPr>
                 <w:noProof/>
               </w:rPr>
-              <w:t>2016-8-12</w:t>
+              <w:t>2016-8-15</w:t>
             </w:r>
           </w:fldSimple>
         </w:p>
@@ -21682,6 +21601,21 @@
 </file>
 
 <file path=customXml/item1.xml><?xml version="1.0" encoding="utf-8"?>
+<p:properties xmlns:p="http://schemas.microsoft.com/office/2006/metadata/properties" xmlns:xsi="http://www.w3.org/2001/XMLSchema-instance">
+  <documentManagement/>
+</p:properties>
+</file>
+
+<file path=customXml/item2.xml><?xml version="1.0" encoding="utf-8"?>
+<?mso-contentType ?>
+<FormTemplates xmlns="http://schemas.microsoft.com/sharepoint/v3/contenttype/forms">
+  <Display>DocumentLibraryForm</Display>
+  <Edit>DocumentLibraryForm</Edit>
+  <New>DocumentLibraryForm</New>
+</FormTemplates>
+</file>
+
+<file path=customXml/item3.xml><?xml version="1.0" encoding="utf-8"?>
 <ct:contentTypeSchema xmlns:ct="http://schemas.microsoft.com/office/2006/metadata/contentType" xmlns:ma="http://schemas.microsoft.com/office/2006/metadata/properties/metaAttributes" ct:_="" ma:_="" ma:contentTypeName="Document" ma:contentTypeID="0x010100C9D738FE56F9DD4F818CEE0622FC80C0" ma:contentTypeVersion="0" ma:contentTypeDescription="Create a new document." ma:contentTypeScope="" ma:versionID="c733d375e9f13075cc482d188b8bae2c">
   <xsd:schema xmlns:xsd="http://www.w3.org/2001/XMLSchema" xmlns:p="http://schemas.microsoft.com/office/2006/metadata/properties" targetNamespace="http://schemas.microsoft.com/office/2006/metadata/properties" ma:root="true" ma:fieldsID="4aeb20c0e3442673af7ee10786458764">
     <xsd:element name="properties">
@@ -21730,26 +21664,27 @@
 </ct:contentTypeSchema>
 </file>
 
-<file path=customXml/item2.xml><?xml version="1.0" encoding="utf-8"?>
-<?mso-contentType ?>
-<FormTemplates xmlns="http://schemas.microsoft.com/sharepoint/v3/contenttype/forms">
-  <Display>DocumentLibraryForm</Display>
-  <Edit>DocumentLibraryForm</Edit>
-  <New>DocumentLibraryForm</New>
-</FormTemplates>
-</file>
-
-<file path=customXml/item3.xml><?xml version="1.0" encoding="utf-8"?>
-<p:properties xmlns:p="http://schemas.microsoft.com/office/2006/metadata/properties" xmlns:xsi="http://www.w3.org/2001/XMLSchema-instance">
-  <documentManagement/>
-</p:properties>
-</file>
-
 <file path=customXml/item4.xml><?xml version="1.0" encoding="utf-8"?>
 <b:Sources xmlns:b="http://schemas.openxmlformats.org/officeDocument/2006/bibliography" xmlns="http://schemas.openxmlformats.org/officeDocument/2006/bibliography" SelectedStyle="\APA.XSL" StyleName="APA"/>
 </file>
 
 <file path=customXml/itemProps1.xml><?xml version="1.0" encoding="utf-8"?>
+<ds:datastoreItem xmlns:ds="http://schemas.openxmlformats.org/officeDocument/2006/customXml" ds:itemID="{283A67FA-FB68-40D1-A1FD-BD4AEE599422}">
+  <ds:schemaRefs>
+    <ds:schemaRef ds:uri="http://schemas.microsoft.com/office/2006/metadata/properties"/>
+  </ds:schemaRefs>
+</ds:datastoreItem>
+</file>
+
+<file path=customXml/itemProps2.xml><?xml version="1.0" encoding="utf-8"?>
+<ds:datastoreItem xmlns:ds="http://schemas.openxmlformats.org/officeDocument/2006/customXml" ds:itemID="{9C2CE626-7193-49AD-BC45-D7AF4DFA65A4}">
+  <ds:schemaRefs>
+    <ds:schemaRef ds:uri="http://schemas.microsoft.com/sharepoint/v3/contenttype/forms"/>
+  </ds:schemaRefs>
+</ds:datastoreItem>
+</file>
+
+<file path=customXml/itemProps3.xml><?xml version="1.0" encoding="utf-8"?>
 <ds:datastoreItem xmlns:ds="http://schemas.openxmlformats.org/officeDocument/2006/customXml" ds:itemID="{94CFB702-9C76-4C98-BCB1-FF31686087A1}">
   <ds:schemaRefs>
     <ds:schemaRef ds:uri="http://schemas.microsoft.com/office/2006/metadata/contentType"/>
@@ -21764,22 +21699,6 @@
 </ds:datastoreItem>
 </file>
 
-<file path=customXml/itemProps2.xml><?xml version="1.0" encoding="utf-8"?>
-<ds:datastoreItem xmlns:ds="http://schemas.openxmlformats.org/officeDocument/2006/customXml" ds:itemID="{9C2CE626-7193-49AD-BC45-D7AF4DFA65A4}">
-  <ds:schemaRefs>
-    <ds:schemaRef ds:uri="http://schemas.microsoft.com/sharepoint/v3/contenttype/forms"/>
-  </ds:schemaRefs>
-</ds:datastoreItem>
-</file>
-
-<file path=customXml/itemProps3.xml><?xml version="1.0" encoding="utf-8"?>
-<ds:datastoreItem xmlns:ds="http://schemas.openxmlformats.org/officeDocument/2006/customXml" ds:itemID="{283A67FA-FB68-40D1-A1FD-BD4AEE599422}">
-  <ds:schemaRefs>
-    <ds:schemaRef ds:uri="http://schemas.microsoft.com/office/2006/metadata/properties"/>
-  </ds:schemaRefs>
-</ds:datastoreItem>
-</file>
-
 <file path=customXml/itemProps4.xml><?xml version="1.0" encoding="utf-8"?>
 <ds:datastoreItem xmlns:ds="http://schemas.openxmlformats.org/officeDocument/2006/customXml" ds:itemID="{E6FFBB88-2D8B-49B9-A9A9-DA4D88C69B8C}">
   <ds:schemaRefs>

--- a/internal_doc/05.测试设计/story/数据持久化/Story_数据持久化_测试分析设计.docx
+++ b/internal_doc/05.测试设计/story/数据持久化/Story_数据持久化_测试分析设计.docx
@@ -9822,9 +9822,6 @@
           <w:p>
             <w:pPr>
               <w:spacing w:line="276" w:lineRule="auto"/>
-              <w:rPr>
-                <w:rFonts w:hint="eastAsia"/>
-              </w:rPr>
             </w:pPr>
             <w:r>
               <w:rPr>
@@ -13858,8 +13855,8 @@
         <w:tblLook w:val="01E0"/>
       </w:tblPr>
       <w:tblGrid>
-        <w:gridCol w:w="1373"/>
-        <w:gridCol w:w="3985"/>
+        <w:gridCol w:w="1956"/>
+        <w:gridCol w:w="3402"/>
         <w:gridCol w:w="1792"/>
         <w:gridCol w:w="952"/>
       </w:tblGrid>
@@ -13869,7 +13866,7 @@
         </w:trPr>
         <w:tc>
           <w:tcPr>
-            <w:tcW w:w="1373" w:type="dxa"/>
+            <w:tcW w:w="1956" w:type="dxa"/>
             <w:shd w:val="clear" w:color="auto" w:fill="B3B3B3"/>
           </w:tcPr>
           <w:p>
@@ -13898,7 +13895,7 @@
         </w:tc>
         <w:tc>
           <w:tcPr>
-            <w:tcW w:w="3985" w:type="dxa"/>
+            <w:tcW w:w="3402" w:type="dxa"/>
             <w:shd w:val="clear" w:color="auto" w:fill="B3B3B3"/>
           </w:tcPr>
           <w:p>
@@ -13984,8 +13981,35 @@
       <w:tr>
         <w:tc>
           <w:tcPr>
-            <w:tcW w:w="1373" w:type="dxa"/>
+            <w:tcW w:w="1956" w:type="dxa"/>
             <w:shd w:val="clear" w:color="auto" w:fill="auto"/>
+          </w:tcPr>
+          <w:p>
+            <w:pPr>
+              <w:pStyle w:val="aa"/>
+              <w:spacing w:before="312"/>
+              <w:ind w:firstLine="0"/>
+              <w:rPr>
+                <w:rFonts w:cs="Times New Roman"/>
+                <w:i w:val="0"/>
+                <w:noProof/>
+                <w:color w:val="auto"/>
+              </w:rPr>
+            </w:pPr>
+            <w:r>
+              <w:rPr>
+                <w:rFonts w:cs="Times New Roman" w:hint="eastAsia"/>
+                <w:i w:val="0"/>
+                <w:noProof/>
+                <w:color w:val="auto"/>
+              </w:rPr>
+              <w:t>查询条件下压测试</w:t>
+            </w:r>
+          </w:p>
+        </w:tc>
+        <w:tc>
+          <w:tcPr>
+            <w:tcW w:w="3402" w:type="dxa"/>
           </w:tcPr>
           <w:p>
             <w:pPr>
@@ -14003,7 +14027,7 @@
         </w:tc>
         <w:tc>
           <w:tcPr>
-            <w:tcW w:w="3985" w:type="dxa"/>
+            <w:tcW w:w="1792" w:type="dxa"/>
           </w:tcPr>
           <w:p>
             <w:pPr>
@@ -14021,7 +14045,7 @@
         </w:tc>
         <w:tc>
           <w:tcPr>
-            <w:tcW w:w="1792" w:type="dxa"/>
+            <w:tcW w:w="952" w:type="dxa"/>
           </w:tcPr>
           <w:p>
             <w:pPr>
@@ -14032,14 +14056,17 @@
                 <w:rFonts w:cs="Times New Roman"/>
                 <w:i w:val="0"/>
                 <w:noProof/>
-                <w:color w:val="auto"/>
-              </w:rPr>
-            </w:pPr>
-          </w:p>
-        </w:tc>
-        <w:tc>
-          <w:tcPr>
-            <w:tcW w:w="952" w:type="dxa"/>
+                <w:color w:val="FF0000"/>
+              </w:rPr>
+            </w:pPr>
+          </w:p>
+        </w:tc>
+      </w:tr>
+      <w:tr>
+        <w:tc>
+          <w:tcPr>
+            <w:tcW w:w="1956" w:type="dxa"/>
+            <w:shd w:val="clear" w:color="auto" w:fill="auto"/>
           </w:tcPr>
           <w:p>
             <w:pPr>
@@ -14050,17 +14077,14 @@
                 <w:rFonts w:cs="Times New Roman"/>
                 <w:i w:val="0"/>
                 <w:noProof/>
-                <w:color w:val="FF0000"/>
-              </w:rPr>
-            </w:pPr>
-          </w:p>
-        </w:tc>
-      </w:tr>
-      <w:tr>
-        <w:tc>
-          <w:tcPr>
-            <w:tcW w:w="1373" w:type="dxa"/>
-            <w:shd w:val="clear" w:color="auto" w:fill="auto"/>
+                <w:color w:val="auto"/>
+              </w:rPr>
+            </w:pPr>
+          </w:p>
+        </w:tc>
+        <w:tc>
+          <w:tcPr>
+            <w:tcW w:w="3402" w:type="dxa"/>
           </w:tcPr>
           <w:p>
             <w:pPr>
@@ -14078,7 +14102,7 @@
         </w:tc>
         <w:tc>
           <w:tcPr>
-            <w:tcW w:w="3985" w:type="dxa"/>
+            <w:tcW w:w="1792" w:type="dxa"/>
           </w:tcPr>
           <w:p>
             <w:pPr>
@@ -14096,7 +14120,7 @@
         </w:tc>
         <w:tc>
           <w:tcPr>
-            <w:tcW w:w="1792" w:type="dxa"/>
+            <w:tcW w:w="952" w:type="dxa"/>
           </w:tcPr>
           <w:p>
             <w:pPr>
@@ -14107,14 +14131,17 @@
                 <w:rFonts w:cs="Times New Roman"/>
                 <w:i w:val="0"/>
                 <w:noProof/>
-                <w:color w:val="auto"/>
-              </w:rPr>
-            </w:pPr>
-          </w:p>
-        </w:tc>
-        <w:tc>
-          <w:tcPr>
-            <w:tcW w:w="952" w:type="dxa"/>
+                <w:color w:val="FF0000"/>
+              </w:rPr>
+            </w:pPr>
+          </w:p>
+        </w:tc>
+      </w:tr>
+      <w:tr>
+        <w:tc>
+          <w:tcPr>
+            <w:tcW w:w="1956" w:type="dxa"/>
+            <w:shd w:val="clear" w:color="auto" w:fill="auto"/>
           </w:tcPr>
           <w:p>
             <w:pPr>
@@ -14125,17 +14152,14 @@
                 <w:rFonts w:cs="Times New Roman"/>
                 <w:i w:val="0"/>
                 <w:noProof/>
-                <w:color w:val="FF0000"/>
-              </w:rPr>
-            </w:pPr>
-          </w:p>
-        </w:tc>
-      </w:tr>
-      <w:tr>
-        <w:tc>
-          <w:tcPr>
-            <w:tcW w:w="1373" w:type="dxa"/>
-            <w:shd w:val="clear" w:color="auto" w:fill="auto"/>
+                <w:color w:val="auto"/>
+              </w:rPr>
+            </w:pPr>
+          </w:p>
+        </w:tc>
+        <w:tc>
+          <w:tcPr>
+            <w:tcW w:w="3402" w:type="dxa"/>
           </w:tcPr>
           <w:p>
             <w:pPr>
@@ -14153,7 +14177,7 @@
         </w:tc>
         <w:tc>
           <w:tcPr>
-            <w:tcW w:w="3985" w:type="dxa"/>
+            <w:tcW w:w="1792" w:type="dxa"/>
           </w:tcPr>
           <w:p>
             <w:pPr>
@@ -14171,7 +14195,7 @@
         </w:tc>
         <w:tc>
           <w:tcPr>
-            <w:tcW w:w="1792" w:type="dxa"/>
+            <w:tcW w:w="952" w:type="dxa"/>
           </w:tcPr>
           <w:p>
             <w:pPr>
@@ -14182,14 +14206,17 @@
                 <w:rFonts w:cs="Times New Roman"/>
                 <w:i w:val="0"/>
                 <w:noProof/>
-                <w:color w:val="auto"/>
-              </w:rPr>
-            </w:pPr>
-          </w:p>
-        </w:tc>
-        <w:tc>
-          <w:tcPr>
-            <w:tcW w:w="952" w:type="dxa"/>
+                <w:color w:val="FF0000"/>
+              </w:rPr>
+            </w:pPr>
+          </w:p>
+        </w:tc>
+      </w:tr>
+      <w:tr>
+        <w:tc>
+          <w:tcPr>
+            <w:tcW w:w="1956" w:type="dxa"/>
+            <w:shd w:val="clear" w:color="auto" w:fill="auto"/>
           </w:tcPr>
           <w:p>
             <w:pPr>
@@ -14200,17 +14227,14 @@
                 <w:rFonts w:cs="Times New Roman"/>
                 <w:i w:val="0"/>
                 <w:noProof/>
-                <w:color w:val="FF0000"/>
-              </w:rPr>
-            </w:pPr>
-          </w:p>
-        </w:tc>
-      </w:tr>
-      <w:tr>
-        <w:tc>
-          <w:tcPr>
-            <w:tcW w:w="1373" w:type="dxa"/>
-            <w:shd w:val="clear" w:color="auto" w:fill="auto"/>
+                <w:color w:val="auto"/>
+              </w:rPr>
+            </w:pPr>
+          </w:p>
+        </w:tc>
+        <w:tc>
+          <w:tcPr>
+            <w:tcW w:w="3402" w:type="dxa"/>
           </w:tcPr>
           <w:p>
             <w:pPr>
@@ -14228,7 +14252,7 @@
         </w:tc>
         <w:tc>
           <w:tcPr>
-            <w:tcW w:w="3985" w:type="dxa"/>
+            <w:tcW w:w="1792" w:type="dxa"/>
           </w:tcPr>
           <w:p>
             <w:pPr>
@@ -14246,7 +14270,7 @@
         </w:tc>
         <w:tc>
           <w:tcPr>
-            <w:tcW w:w="1792" w:type="dxa"/>
+            <w:tcW w:w="952" w:type="dxa"/>
           </w:tcPr>
           <w:p>
             <w:pPr>
@@ -14257,14 +14281,17 @@
                 <w:rFonts w:cs="Times New Roman"/>
                 <w:i w:val="0"/>
                 <w:noProof/>
-                <w:color w:val="auto"/>
-              </w:rPr>
-            </w:pPr>
-          </w:p>
-        </w:tc>
-        <w:tc>
-          <w:tcPr>
-            <w:tcW w:w="952" w:type="dxa"/>
+                <w:color w:val="FF0000"/>
+              </w:rPr>
+            </w:pPr>
+          </w:p>
+        </w:tc>
+      </w:tr>
+      <w:tr>
+        <w:tc>
+          <w:tcPr>
+            <w:tcW w:w="1956" w:type="dxa"/>
+            <w:shd w:val="clear" w:color="auto" w:fill="auto"/>
           </w:tcPr>
           <w:p>
             <w:pPr>
@@ -14275,17 +14302,14 @@
                 <w:rFonts w:cs="Times New Roman"/>
                 <w:i w:val="0"/>
                 <w:noProof/>
-                <w:color w:val="FF0000"/>
-              </w:rPr>
-            </w:pPr>
-          </w:p>
-        </w:tc>
-      </w:tr>
-      <w:tr>
-        <w:tc>
-          <w:tcPr>
-            <w:tcW w:w="1373" w:type="dxa"/>
-            <w:shd w:val="clear" w:color="auto" w:fill="auto"/>
+                <w:color w:val="auto"/>
+              </w:rPr>
+            </w:pPr>
+          </w:p>
+        </w:tc>
+        <w:tc>
+          <w:tcPr>
+            <w:tcW w:w="3402" w:type="dxa"/>
           </w:tcPr>
           <w:p>
             <w:pPr>
@@ -14303,7 +14327,7 @@
         </w:tc>
         <w:tc>
           <w:tcPr>
-            <w:tcW w:w="3985" w:type="dxa"/>
+            <w:tcW w:w="1792" w:type="dxa"/>
           </w:tcPr>
           <w:p>
             <w:pPr>
@@ -14321,7 +14345,7 @@
         </w:tc>
         <w:tc>
           <w:tcPr>
-            <w:tcW w:w="1792" w:type="dxa"/>
+            <w:tcW w:w="952" w:type="dxa"/>
           </w:tcPr>
           <w:p>
             <w:pPr>
@@ -14332,14 +14356,17 @@
                 <w:rFonts w:cs="Times New Roman"/>
                 <w:i w:val="0"/>
                 <w:noProof/>
-                <w:color w:val="auto"/>
-              </w:rPr>
-            </w:pPr>
-          </w:p>
-        </w:tc>
-        <w:tc>
-          <w:tcPr>
-            <w:tcW w:w="952" w:type="dxa"/>
+                <w:color w:val="FF0000"/>
+              </w:rPr>
+            </w:pPr>
+          </w:p>
+        </w:tc>
+      </w:tr>
+      <w:tr>
+        <w:tc>
+          <w:tcPr>
+            <w:tcW w:w="1956" w:type="dxa"/>
+            <w:shd w:val="clear" w:color="auto" w:fill="auto"/>
           </w:tcPr>
           <w:p>
             <w:pPr>
@@ -14350,27 +14377,6 @@
                 <w:rFonts w:cs="Times New Roman"/>
                 <w:i w:val="0"/>
                 <w:noProof/>
-                <w:color w:val="FF0000"/>
-              </w:rPr>
-            </w:pPr>
-          </w:p>
-        </w:tc>
-      </w:tr>
-      <w:tr>
-        <w:tc>
-          <w:tcPr>
-            <w:tcW w:w="1373" w:type="dxa"/>
-            <w:shd w:val="clear" w:color="auto" w:fill="auto"/>
-          </w:tcPr>
-          <w:p>
-            <w:pPr>
-              <w:pStyle w:val="aa"/>
-              <w:spacing w:line="240" w:lineRule="auto"/>
-              <w:ind w:firstLine="0"/>
-              <w:rPr>
-                <w:rFonts w:cs="Times New Roman"/>
-                <w:i w:val="0"/>
-                <w:noProof/>
                 <w:color w:val="auto"/>
               </w:rPr>
             </w:pPr>
@@ -14378,7 +14384,7 @@
         </w:tc>
         <w:tc>
           <w:tcPr>
-            <w:tcW w:w="3985" w:type="dxa"/>
+            <w:tcW w:w="3402" w:type="dxa"/>
           </w:tcPr>
           <w:p>
             <w:pPr>
@@ -15066,6 +15072,7 @@
               <w:rPr>
                 <w:rFonts w:hint="eastAsia"/>
               </w:rPr>
+              <w:lastRenderedPageBreak/>
               <w:t>等待</w:t>
             </w:r>
             <w:r>
@@ -15078,14 +15085,7 @@
               <w:rPr>
                 <w:rFonts w:hint="eastAsia"/>
               </w:rPr>
-              <w:t>秒强杀所有节</w:t>
-            </w:r>
-            <w:r>
-              <w:rPr>
-                <w:rFonts w:hint="eastAsia"/>
-              </w:rPr>
-              <w:lastRenderedPageBreak/>
-              <w:t>点</w:t>
+              <w:t>秒强杀所有节点</w:t>
             </w:r>
           </w:p>
           <w:p>
@@ -15754,7 +15754,14 @@
               <w:rPr>
                 <w:rFonts w:hint="eastAsia"/>
               </w:rPr>
-              <w:t>的所有集合，数据并且有效</w:t>
+              <w:t>的所有集合，</w:t>
+            </w:r>
+            <w:r>
+              <w:rPr>
+                <w:rFonts w:hint="eastAsia"/>
+              </w:rPr>
+              <w:lastRenderedPageBreak/>
+              <w:t>数据并且有效</w:t>
             </w:r>
           </w:p>
         </w:tc>
@@ -15770,6 +15777,7 @@
               <w:rPr>
                 <w:rFonts w:hint="eastAsia"/>
               </w:rPr>
+              <w:lastRenderedPageBreak/>
               <w:t>踢除集合空间</w:t>
             </w:r>
             <w:r>
@@ -16281,7 +16289,7 @@
               <w:rPr>
                 <w:noProof/>
               </w:rPr>
-              <w:t>2016-8-15</w:t>
+              <w:t>2016-11-30</w:t>
             </w:r>
           </w:fldSimple>
         </w:p>
@@ -21601,21 +21609,6 @@
 </file>
 
 <file path=customXml/item1.xml><?xml version="1.0" encoding="utf-8"?>
-<p:properties xmlns:p="http://schemas.microsoft.com/office/2006/metadata/properties" xmlns:xsi="http://www.w3.org/2001/XMLSchema-instance">
-  <documentManagement/>
-</p:properties>
-</file>
-
-<file path=customXml/item2.xml><?xml version="1.0" encoding="utf-8"?>
-<?mso-contentType ?>
-<FormTemplates xmlns="http://schemas.microsoft.com/sharepoint/v3/contenttype/forms">
-  <Display>DocumentLibraryForm</Display>
-  <Edit>DocumentLibraryForm</Edit>
-  <New>DocumentLibraryForm</New>
-</FormTemplates>
-</file>
-
-<file path=customXml/item3.xml><?xml version="1.0" encoding="utf-8"?>
 <ct:contentTypeSchema xmlns:ct="http://schemas.microsoft.com/office/2006/metadata/contentType" xmlns:ma="http://schemas.microsoft.com/office/2006/metadata/properties/metaAttributes" ct:_="" ma:_="" ma:contentTypeName="Document" ma:contentTypeID="0x010100C9D738FE56F9DD4F818CEE0622FC80C0" ma:contentTypeVersion="0" ma:contentTypeDescription="Create a new document." ma:contentTypeScope="" ma:versionID="c733d375e9f13075cc482d188b8bae2c">
   <xsd:schema xmlns:xsd="http://www.w3.org/2001/XMLSchema" xmlns:p="http://schemas.microsoft.com/office/2006/metadata/properties" targetNamespace="http://schemas.microsoft.com/office/2006/metadata/properties" ma:root="true" ma:fieldsID="4aeb20c0e3442673af7ee10786458764">
     <xsd:element name="properties">
@@ -21664,27 +21657,26 @@
 </ct:contentTypeSchema>
 </file>
 
+<file path=customXml/item2.xml><?xml version="1.0" encoding="utf-8"?>
+<?mso-contentType ?>
+<FormTemplates xmlns="http://schemas.microsoft.com/sharepoint/v3/contenttype/forms">
+  <Display>DocumentLibraryForm</Display>
+  <Edit>DocumentLibraryForm</Edit>
+  <New>DocumentLibraryForm</New>
+</FormTemplates>
+</file>
+
+<file path=customXml/item3.xml><?xml version="1.0" encoding="utf-8"?>
+<p:properties xmlns:p="http://schemas.microsoft.com/office/2006/metadata/properties" xmlns:xsi="http://www.w3.org/2001/XMLSchema-instance">
+  <documentManagement/>
+</p:properties>
+</file>
+
 <file path=customXml/item4.xml><?xml version="1.0" encoding="utf-8"?>
 <b:Sources xmlns:b="http://schemas.openxmlformats.org/officeDocument/2006/bibliography" xmlns="http://schemas.openxmlformats.org/officeDocument/2006/bibliography" SelectedStyle="\APA.XSL" StyleName="APA"/>
 </file>
 
 <file path=customXml/itemProps1.xml><?xml version="1.0" encoding="utf-8"?>
-<ds:datastoreItem xmlns:ds="http://schemas.openxmlformats.org/officeDocument/2006/customXml" ds:itemID="{283A67FA-FB68-40D1-A1FD-BD4AEE599422}">
-  <ds:schemaRefs>
-    <ds:schemaRef ds:uri="http://schemas.microsoft.com/office/2006/metadata/properties"/>
-  </ds:schemaRefs>
-</ds:datastoreItem>
-</file>
-
-<file path=customXml/itemProps2.xml><?xml version="1.0" encoding="utf-8"?>
-<ds:datastoreItem xmlns:ds="http://schemas.openxmlformats.org/officeDocument/2006/customXml" ds:itemID="{9C2CE626-7193-49AD-BC45-D7AF4DFA65A4}">
-  <ds:schemaRefs>
-    <ds:schemaRef ds:uri="http://schemas.microsoft.com/sharepoint/v3/contenttype/forms"/>
-  </ds:schemaRefs>
-</ds:datastoreItem>
-</file>
-
-<file path=customXml/itemProps3.xml><?xml version="1.0" encoding="utf-8"?>
 <ds:datastoreItem xmlns:ds="http://schemas.openxmlformats.org/officeDocument/2006/customXml" ds:itemID="{94CFB702-9C76-4C98-BCB1-FF31686087A1}">
   <ds:schemaRefs>
     <ds:schemaRef ds:uri="http://schemas.microsoft.com/office/2006/metadata/contentType"/>
@@ -21699,6 +21691,22 @@
 </ds:datastoreItem>
 </file>
 
+<file path=customXml/itemProps2.xml><?xml version="1.0" encoding="utf-8"?>
+<ds:datastoreItem xmlns:ds="http://schemas.openxmlformats.org/officeDocument/2006/customXml" ds:itemID="{9C2CE626-7193-49AD-BC45-D7AF4DFA65A4}">
+  <ds:schemaRefs>
+    <ds:schemaRef ds:uri="http://schemas.microsoft.com/sharepoint/v3/contenttype/forms"/>
+  </ds:schemaRefs>
+</ds:datastoreItem>
+</file>
+
+<file path=customXml/itemProps3.xml><?xml version="1.0" encoding="utf-8"?>
+<ds:datastoreItem xmlns:ds="http://schemas.openxmlformats.org/officeDocument/2006/customXml" ds:itemID="{283A67FA-FB68-40D1-A1FD-BD4AEE599422}">
+  <ds:schemaRefs>
+    <ds:schemaRef ds:uri="http://schemas.microsoft.com/office/2006/metadata/properties"/>
+  </ds:schemaRefs>
+</ds:datastoreItem>
+</file>
+
 <file path=customXml/itemProps4.xml><?xml version="1.0" encoding="utf-8"?>
 <ds:datastoreItem xmlns:ds="http://schemas.openxmlformats.org/officeDocument/2006/customXml" ds:itemID="{E6FFBB88-2D8B-49B9-A9A9-DA4D88C69B8C}">
   <ds:schemaRefs>

--- a/internal_doc/05.测试设计/story/数据持久化/Story_数据持久化_测试分析设计.docx
+++ b/internal_doc/05.测试设计/story/数据持久化/Story_数据持久化_测试分析设计.docx
@@ -767,6 +767,12 @@
                 <w:rFonts w:cs="Arial"/>
               </w:rPr>
             </w:pPr>
+            <w:r>
+              <w:rPr>
+                <w:rFonts w:cs="Arial" w:hint="eastAsia"/>
+              </w:rPr>
+              <w:t>2017-5-3</w:t>
+            </w:r>
           </w:p>
         </w:tc>
         <w:tc>
@@ -786,6 +792,12 @@
                 <w:rFonts w:cs="Arial"/>
               </w:rPr>
             </w:pPr>
+            <w:r>
+              <w:rPr>
+                <w:rFonts w:cs="Arial" w:hint="eastAsia"/>
+              </w:rPr>
+              <w:t>1.1</w:t>
+            </w:r>
           </w:p>
         </w:tc>
         <w:tc>
@@ -805,6 +817,12 @@
                 <w:rFonts w:cs="Arial"/>
               </w:rPr>
             </w:pPr>
+            <w:r>
+              <w:rPr>
+                <w:rFonts w:cs="Arial" w:hint="eastAsia"/>
+              </w:rPr>
+              <w:t>更新性能测试分析和设计</w:t>
+            </w:r>
           </w:p>
         </w:tc>
         <w:tc>
@@ -824,6 +842,13 @@
                 <w:rFonts w:cs="Arial"/>
               </w:rPr>
             </w:pPr>
+            <w:r>
+              <w:rPr>
+                <w:rFonts w:cs="Arial" w:hint="eastAsia"/>
+                <w:i/>
+              </w:rPr>
+              <w:t>黄晓妮</w:t>
+            </w:r>
           </w:p>
         </w:tc>
       </w:tr>
@@ -12847,6 +12872,24 @@
         </w:rPr>
         <w:t>全部禁掉刷盘机制</w:t>
       </w:r>
+      <w:r>
+        <w:rPr>
+          <w:rFonts w:hint="eastAsia"/>
+        </w:rPr>
+        <w:t>（周期、记录数等全部设为</w:t>
+      </w:r>
+      <w:r>
+        <w:rPr>
+          <w:rFonts w:hint="eastAsia"/>
+        </w:rPr>
+        <w:t>0</w:t>
+      </w:r>
+      <w:r>
+        <w:rPr>
+          <w:rFonts w:hint="eastAsia"/>
+        </w:rPr>
+        <w:t>）</w:t>
+      </w:r>
     </w:p>
     <w:p>
       <w:pPr>
@@ -12858,6 +12901,42 @@
         </w:rPr>
         <w:t>开启深度刷盘</w:t>
       </w:r>
+      <w:r>
+        <w:rPr>
+          <w:rFonts w:hint="eastAsia"/>
+        </w:rPr>
+        <w:t xml:space="preserve">    </w:t>
+      </w:r>
+      <w:r>
+        <w:rPr>
+          <w:rFonts w:hint="eastAsia"/>
+        </w:rPr>
+        <w:t>（默认值</w:t>
+      </w:r>
+      <w:r>
+        <w:rPr>
+          <w:rFonts w:hint="eastAsia"/>
+        </w:rPr>
+        <w:t>，分记录、</w:t>
+      </w:r>
+      <w:r>
+        <w:rPr>
+          <w:rFonts w:hint="eastAsia"/>
+        </w:rPr>
+        <w:t>lob</w:t>
+      </w:r>
+      <w:r>
+        <w:rPr>
+          <w:rFonts w:hint="eastAsia"/>
+        </w:rPr>
+        <w:t>、超内存、不超内存</w:t>
+      </w:r>
+      <w:r>
+        <w:rPr>
+          <w:rFonts w:hint="eastAsia"/>
+        </w:rPr>
+        <w:t>）</w:t>
+      </w:r>
     </w:p>
     <w:p>
       <w:pPr>
@@ -12869,17 +12948,53 @@
         </w:rPr>
         <w:t>不开启深度刷盘</w:t>
       </w:r>
+      <w:r>
+        <w:rPr>
+          <w:rFonts w:hint="eastAsia"/>
+        </w:rPr>
+        <w:t xml:space="preserve"> </w:t>
+      </w:r>
+      <w:r>
+        <w:rPr>
+          <w:rFonts w:hint="eastAsia"/>
+        </w:rPr>
+        <w:t xml:space="preserve"> </w:t>
+      </w:r>
+      <w:r>
+        <w:rPr>
+          <w:rFonts w:hint="eastAsia"/>
+        </w:rPr>
+        <w:t>（全部用默认值</w:t>
+      </w:r>
+      <w:r>
+        <w:rPr>
+          <w:rFonts w:hint="eastAsia"/>
+        </w:rPr>
+        <w:t>，分记录、</w:t>
+      </w:r>
+      <w:r>
+        <w:rPr>
+          <w:rFonts w:hint="eastAsia"/>
+        </w:rPr>
+        <w:t>lob</w:t>
+      </w:r>
+      <w:r>
+        <w:rPr>
+          <w:rFonts w:hint="eastAsia"/>
+        </w:rPr>
+        <w:t>、超内存、不超内存</w:t>
+      </w:r>
+      <w:r>
+        <w:rPr>
+          <w:rFonts w:hint="eastAsia"/>
+        </w:rPr>
+        <w:t>）</w:t>
+      </w:r>
     </w:p>
     <w:p>
       <w:pPr>
         <w:ind w:leftChars="100" w:left="210"/>
       </w:pPr>
-      <w:r>
-        <w:rPr>
-          <w:rFonts w:hint="eastAsia"/>
-        </w:rPr>
-        <w:t>按不同周期进行自动刷盘</w:t>
-      </w:r>
     </w:p>
     <w:p>
       <w:pPr>
@@ -12889,7 +13004,82 @@
         <w:rPr>
           <w:rFonts w:hint="eastAsia"/>
         </w:rPr>
+        <w:t>按不同周期进行自动刷盘</w:t>
+      </w:r>
+      <w:r>
+        <w:rPr>
+          <w:rFonts w:hint="eastAsia"/>
+        </w:rPr>
+        <w:t xml:space="preserve">  ---</w:t>
+      </w:r>
+      <w:r>
+        <w:rPr>
+          <w:rFonts w:hint="eastAsia"/>
+        </w:rPr>
+        <w:t>（</w:t>
+      </w:r>
+      <w:r>
+        <w:rPr>
+          <w:rFonts w:hint="eastAsia"/>
+          <w:i/>
+          <w:strike/>
+        </w:rPr>
+        <w:t>最大值</w:t>
+      </w:r>
+      <w:r>
+        <w:rPr>
+          <w:rFonts w:hint="eastAsia"/>
+          <w:i/>
+          <w:strike/>
+        </w:rPr>
+        <w:t>，</w:t>
+      </w:r>
+      <w:r>
+        <w:rPr>
+          <w:rFonts w:hint="eastAsia"/>
+        </w:rPr>
+        <w:t>只测试默认值</w:t>
+      </w:r>
+      <w:r>
+        <w:rPr>
+          <w:rFonts w:hint="eastAsia"/>
+        </w:rPr>
+        <w:t>）</w:t>
+      </w:r>
+    </w:p>
+    <w:p>
+      <w:pPr>
+        <w:ind w:leftChars="100" w:left="210"/>
+      </w:pPr>
+      <w:r>
+        <w:rPr>
+          <w:rFonts w:hint="eastAsia"/>
+        </w:rPr>
         <w:t>按不同记录数进行自动刷盘</w:t>
+      </w:r>
+      <w:r>
+        <w:rPr>
+          <w:rFonts w:hint="eastAsia"/>
+        </w:rPr>
+        <w:t xml:space="preserve">   ---</w:t>
+      </w:r>
+      <w:r>
+        <w:rPr>
+          <w:rFonts w:hint="eastAsia"/>
+        </w:rPr>
+        <w:t>（</w:t>
+      </w:r>
+      <w:r>
+        <w:rPr>
+          <w:rFonts w:hint="eastAsia"/>
+        </w:rPr>
+        <w:t>只测试默认值</w:t>
+      </w:r>
+      <w:r>
+        <w:rPr>
+          <w:rFonts w:hint="eastAsia"/>
+        </w:rPr>
+        <w:t>）</w:t>
       </w:r>
     </w:p>
     <w:p>
@@ -12981,6 +13171,7 @@
               <w:rPr>
                 <w:rFonts w:hint="eastAsia"/>
               </w:rPr>
+              <w:lastRenderedPageBreak/>
               <w:t>增加</w:t>
             </w:r>
             <w:r>
@@ -12995,7 +13186,6 @@
               <w:rPr>
                 <w:rFonts w:hint="eastAsia"/>
               </w:rPr>
-              <w:lastRenderedPageBreak/>
               <w:t>增加</w:t>
             </w:r>
             <w:r>
@@ -16289,7 +16479,7 @@
               <w:rPr>
                 <w:noProof/>
               </w:rPr>
-              <w:t>2016-11-30</w:t>
+              <w:t>2017-5-3</w:t>
             </w:r>
           </w:fldSimple>
         </w:p>
